--- a/EMB/EMB_Fryba_04.docx
+++ b/EMB/EMB_Fryba_04.docx
@@ -5,17 +5,29 @@
     <w:p>
       <w:pPr>
         <w:pStyle w:val="Title"/>
+        <w:rPr>
+          <w:rFonts w:asciiTheme="minorHAnsi" w:hAnsiTheme="minorHAnsi"/>
+        </w:rPr>
       </w:pPr>
       <w:bookmarkStart w:id="0" w:name="_Ref208923559"/>
       <w:r>
+        <w:rPr>
+          <w:rFonts w:asciiTheme="minorHAnsi" w:hAnsiTheme="minorHAnsi"/>
+        </w:rPr>
         <w:t>Měření malých stejnosměrných napětí</w:t>
       </w:r>
     </w:p>
     <w:p>
       <w:pPr>
         <w:pStyle w:val="Heading1"/>
-      </w:pPr>
-      <w:r>
+        <w:rPr>
+          <w:rFonts w:asciiTheme="minorHAnsi" w:hAnsiTheme="minorHAnsi"/>
+        </w:rPr>
+      </w:pPr>
+      <w:r>
+        <w:rPr>
+          <w:rFonts w:asciiTheme="minorHAnsi" w:hAnsiTheme="minorHAnsi"/>
+        </w:rPr>
         <w:t>Zadání úkolu měření</w:t>
       </w:r>
       <w:bookmarkEnd w:id="0"/>
@@ -23,74 +35,123 @@
     <w:p>
       <w:pPr>
         <w:pStyle w:val="Heading2"/>
-      </w:pPr>
-      <w:r>
+        <w:rPr>
+          <w:rFonts w:asciiTheme="minorHAnsi" w:hAnsiTheme="minorHAnsi"/>
+        </w:rPr>
+      </w:pPr>
+      <w:r>
+        <w:rPr>
+          <w:rFonts w:asciiTheme="minorHAnsi" w:hAnsiTheme="minorHAnsi"/>
+        </w:rPr>
         <w:t>Změřte napětí termočlánku předloženým číslicovým voltmetrem pro jednu polohu přepínače termostatu.</w:t>
       </w:r>
     </w:p>
     <w:p>
       <w:pPr>
         <w:pStyle w:val="Heading2"/>
-      </w:pPr>
-      <w:r>
+        <w:rPr>
+          <w:rFonts w:asciiTheme="minorHAnsi" w:hAnsiTheme="minorHAnsi"/>
+        </w:rPr>
+      </w:pPr>
+      <w:r>
+        <w:rPr>
+          <w:rFonts w:asciiTheme="minorHAnsi" w:hAnsiTheme="minorHAnsi"/>
+        </w:rPr>
         <w:t>Zapojte invertující zesilovač napětí s běžným OZ (OP 07) a použijte jej pro zesílení napětí termočlánku. Napětí na výstupu zesilovače změřte stejným číslicovým voltmetrem pro stejnou polohu přepínače termostatu jako v bodě 4.1.1. Korigujte chybu metody způsobenou konečným vstupním odporem zesilovače.</w:t>
       </w:r>
     </w:p>
     <w:p>
       <w:pPr>
         <w:pStyle w:val="Heading2"/>
-      </w:pPr>
-      <w:r>
+        <w:rPr>
+          <w:rFonts w:asciiTheme="minorHAnsi" w:hAnsiTheme="minorHAnsi"/>
+        </w:rPr>
+      </w:pPr>
+      <w:r>
+        <w:rPr>
+          <w:rFonts w:asciiTheme="minorHAnsi" w:hAnsiTheme="minorHAnsi"/>
+        </w:rPr>
         <w:t>Proveďte totéž měření s OZ s malou vstupní napěťovou nesymetrií (ICL 7650)</w:t>
       </w:r>
     </w:p>
     <w:p>
       <w:pPr>
         <w:pStyle w:val="Heading2"/>
-      </w:pPr>
-      <w:r>
+        <w:rPr>
+          <w:rFonts w:asciiTheme="minorHAnsi" w:hAnsiTheme="minorHAnsi"/>
+        </w:rPr>
+      </w:pPr>
+      <w:r>
+        <w:rPr>
+          <w:rFonts w:asciiTheme="minorHAnsi" w:hAnsiTheme="minorHAnsi"/>
+        </w:rPr>
         <w:t>U obou zesilovačů ověřte, zda je skutečná vstupní napěťová nesymetrie použitých operačních zesilovačů menší než maximální (případně typická) hodnota udaná výrobcem.</w:t>
       </w:r>
     </w:p>
     <w:p>
       <w:pPr>
         <w:pStyle w:val="Heading2"/>
-      </w:pPr>
-      <w:r>
+        <w:rPr>
+          <w:rFonts w:asciiTheme="minorHAnsi" w:hAnsiTheme="minorHAnsi"/>
+        </w:rPr>
+      </w:pPr>
+      <w:r>
+        <w:rPr>
+          <w:rFonts w:asciiTheme="minorHAnsi" w:hAnsiTheme="minorHAnsi"/>
+        </w:rPr>
         <w:t xml:space="preserve">Určete rozšířenou nejistotu měření napětí termočlánku (koeficient rozšíření </w:t>
       </w:r>
       <w:r>
+        <w:rPr>
+          <w:rFonts w:asciiTheme="minorHAnsi" w:hAnsiTheme="minorHAnsi"/>
+        </w:rPr>
         <w:br/>
       </w:r>
       <w:proofErr w:type="spellStart"/>
       <w:r>
+        <w:rPr>
+          <w:rFonts w:asciiTheme="minorHAnsi" w:hAnsiTheme="minorHAnsi"/>
+        </w:rPr>
         <w:t>k</w:t>
       </w:r>
       <w:r>
         <w:rPr>
+          <w:rFonts w:asciiTheme="minorHAnsi" w:hAnsiTheme="minorHAnsi"/>
           <w:vertAlign w:val="subscript"/>
         </w:rPr>
         <w:t>r</w:t>
       </w:r>
       <w:proofErr w:type="spellEnd"/>
       <w:r>
-        <w:t xml:space="preserve"> </w:t>
-      </w:r>
-      <w:r>
-        <w:t>= 2) jak pro přímé měření číslicovým voltmetrem, tak pro měření napětí termočlánku po zesílení invertujícím zesilovačem napětí OP 07, viz bod 4.</w:t>
-      </w:r>
-      <w:r>
+        <w:rPr>
+          <w:rFonts w:asciiTheme="minorHAnsi" w:hAnsiTheme="minorHAnsi"/>
+        </w:rPr>
+        <w:t xml:space="preserve"> = 2) jak pro přímé měření číslicovým voltmetrem, tak pro měření napětí termočlánku po zesílení invertujícím zesilovačem napětí OP 07, viz bod 4.</w:t>
+      </w:r>
+      <w:r>
+        <w:rPr>
+          <w:rFonts w:asciiTheme="minorHAnsi" w:hAnsiTheme="minorHAnsi"/>
+        </w:rPr>
         <w:t>4</w:t>
       </w:r>
       <w:r>
+        <w:rPr>
+          <w:rFonts w:asciiTheme="minorHAnsi" w:hAnsiTheme="minorHAnsi"/>
+        </w:rPr>
         <w:t>.3 domácí přípravy. Při určení celkové nejistoty typu B měření zesíleného napětí termočlánku uvažujte i nejistotu způsobenou vstupní napěťovou nesymetrií operačního zesilovače. Nejistoty způsobené vstupními klidovými proudy zesilovače zanedbejte.</w:t>
       </w:r>
     </w:p>
     <w:p>
       <w:pPr>
         <w:pStyle w:val="Heading2"/>
-      </w:pPr>
-      <w:r>
+        <w:rPr>
+          <w:rFonts w:asciiTheme="minorHAnsi" w:hAnsiTheme="minorHAnsi"/>
+        </w:rPr>
+      </w:pPr>
+      <w:r>
+        <w:rPr>
+          <w:rFonts w:asciiTheme="minorHAnsi" w:hAnsiTheme="minorHAnsi"/>
+        </w:rPr>
         <w:t>Pro polohu přepínače termostatu použitou při měřeních dle bodů 4.1.1 určete teplotu teplého konce termočlánku (teplotu měřenou termočlánkem), je-li konstanta použitého termočlánku K = 54 µV/°C. Předpokládejte, že teplota srovnávacích (studených) konců termočlánku je 20 °C (teplota laboratoře).</w:t>
       </w:r>
     </w:p>
@@ -98,16 +159,28 @@
       <w:pPr>
         <w:spacing w:after="160"/>
         <w:jc w:val="left"/>
-      </w:pPr>
-      <w:r>
+        <w:rPr>
+          <w:rFonts w:asciiTheme="minorHAnsi" w:hAnsiTheme="minorHAnsi"/>
+        </w:rPr>
+      </w:pPr>
+      <w:r>
+        <w:rPr>
+          <w:rFonts w:asciiTheme="minorHAnsi" w:hAnsiTheme="minorHAnsi"/>
+        </w:rPr>
         <w:br w:type="page"/>
       </w:r>
     </w:p>
     <w:p>
       <w:pPr>
         <w:pStyle w:val="Heading1"/>
-      </w:pPr>
-      <w:r>
+        <w:rPr>
+          <w:rFonts w:asciiTheme="minorHAnsi" w:hAnsiTheme="minorHAnsi"/>
+        </w:rPr>
+      </w:pPr>
+      <w:r>
+        <w:rPr>
+          <w:rFonts w:asciiTheme="minorHAnsi" w:hAnsiTheme="minorHAnsi"/>
+        </w:rPr>
         <w:lastRenderedPageBreak/>
         <w:t>Schéma zapojení</w:t>
       </w:r>
@@ -115,9 +188,13 @@
     <w:p>
       <w:pPr>
         <w:keepNext/>
-      </w:pPr>
-      <w:r>
-        <w:rPr>
+        <w:rPr>
+          <w:rFonts w:asciiTheme="minorHAnsi" w:hAnsiTheme="minorHAnsi"/>
+        </w:rPr>
+      </w:pPr>
+      <w:r>
+        <w:rPr>
+          <w:rFonts w:asciiTheme="minorHAnsi" w:hAnsiTheme="minorHAnsi"/>
           <w:noProof/>
         </w:rPr>
         <w:drawing>
@@ -166,43 +243,110 @@
     <w:p>
       <w:pPr>
         <w:pStyle w:val="Caption"/>
-      </w:pPr>
-      <w:r>
+        <w:rPr>
+          <w:rFonts w:asciiTheme="minorHAnsi" w:hAnsiTheme="minorHAnsi"/>
+        </w:rPr>
+      </w:pPr>
+      <w:r>
+        <w:rPr>
+          <w:rFonts w:asciiTheme="minorHAnsi" w:hAnsiTheme="minorHAnsi"/>
+        </w:rPr>
         <w:t xml:space="preserve">Obrázek </w:t>
       </w:r>
-      <w:fldSimple w:instr=" STYLEREF 1 \s ">
-        <w:r>
-          <w:rPr>
-            <w:noProof/>
-          </w:rPr>
-          <w:t>4.2</w:t>
-        </w:r>
-      </w:fldSimple>
-      <w:r>
+      <w:r>
+        <w:rPr>
+          <w:rFonts w:asciiTheme="minorHAnsi" w:hAnsiTheme="minorHAnsi"/>
+        </w:rPr>
+        <w:fldChar w:fldCharType="begin"/>
+      </w:r>
+      <w:r>
+        <w:rPr>
+          <w:rFonts w:asciiTheme="minorHAnsi" w:hAnsiTheme="minorHAnsi"/>
+        </w:rPr>
+        <w:instrText xml:space="preserve"> STYLEREF 1 \s </w:instrText>
+      </w:r>
+      <w:r>
+        <w:rPr>
+          <w:rFonts w:asciiTheme="minorHAnsi" w:hAnsiTheme="minorHAnsi"/>
+        </w:rPr>
+        <w:fldChar w:fldCharType="separate"/>
+      </w:r>
+      <w:r>
+        <w:rPr>
+          <w:rFonts w:asciiTheme="minorHAnsi" w:hAnsiTheme="minorHAnsi"/>
+          <w:noProof/>
+        </w:rPr>
+        <w:t>4.2</w:t>
+      </w:r>
+      <w:r>
+        <w:rPr>
+          <w:rFonts w:asciiTheme="minorHAnsi" w:hAnsiTheme="minorHAnsi"/>
+          <w:noProof/>
+        </w:rPr>
+        <w:fldChar w:fldCharType="end"/>
+      </w:r>
+      <w:r>
+        <w:rPr>
+          <w:rFonts w:asciiTheme="minorHAnsi" w:hAnsiTheme="minorHAnsi"/>
+        </w:rPr>
         <w:t>.</w:t>
       </w:r>
-      <w:fldSimple w:instr=" SEQ Obrázek \* ARABIC \s 1 ">
-        <w:r>
-          <w:rPr>
-            <w:noProof/>
-          </w:rPr>
-          <w:t>1</w:t>
-        </w:r>
-      </w:fldSimple>
-      <w:r>
-        <w:t xml:space="preserve"> </w:t>
-      </w:r>
-      <w:r>
-        <w:t>Přímé měření napětí termočlánku číslicovým voltmetrem</w:t>
+      <w:r>
+        <w:rPr>
+          <w:rFonts w:asciiTheme="minorHAnsi" w:hAnsiTheme="minorHAnsi"/>
+        </w:rPr>
+        <w:fldChar w:fldCharType="begin"/>
+      </w:r>
+      <w:r>
+        <w:rPr>
+          <w:rFonts w:asciiTheme="minorHAnsi" w:hAnsiTheme="minorHAnsi"/>
+        </w:rPr>
+        <w:instrText xml:space="preserve"> SEQ Obrázek \* ARABIC \s 1 </w:instrText>
+      </w:r>
+      <w:r>
+        <w:rPr>
+          <w:rFonts w:asciiTheme="minorHAnsi" w:hAnsiTheme="minorHAnsi"/>
+        </w:rPr>
+        <w:fldChar w:fldCharType="separate"/>
+      </w:r>
+      <w:r>
+        <w:rPr>
+          <w:rFonts w:asciiTheme="minorHAnsi" w:hAnsiTheme="minorHAnsi"/>
+          <w:noProof/>
+        </w:rPr>
+        <w:t>1</w:t>
+      </w:r>
+      <w:r>
+        <w:rPr>
+          <w:rFonts w:asciiTheme="minorHAnsi" w:hAnsiTheme="minorHAnsi"/>
+          <w:noProof/>
+        </w:rPr>
+        <w:fldChar w:fldCharType="end"/>
+      </w:r>
+      <w:r>
+        <w:rPr>
+          <w:rFonts w:asciiTheme="minorHAnsi" w:hAnsiTheme="minorHAnsi"/>
+        </w:rPr>
+        <w:t xml:space="preserve"> Přímé měření napětí termočlánku číslicovým voltmetrem</w:t>
       </w:r>
     </w:p>
-    <w:p/>
     <w:p>
       <w:pPr>
+        <w:rPr>
+          <w:rFonts w:asciiTheme="minorHAnsi" w:hAnsiTheme="minorHAnsi"/>
+        </w:rPr>
+      </w:pPr>
+    </w:p>
+    <w:p>
+      <w:pPr>
         <w:keepNext/>
-      </w:pPr>
-      <w:r>
-        <w:rPr>
+        <w:rPr>
+          <w:rFonts w:asciiTheme="minorHAnsi" w:hAnsiTheme="minorHAnsi"/>
+        </w:rPr>
+      </w:pPr>
+      <w:r>
+        <w:rPr>
+          <w:rFonts w:asciiTheme="minorHAnsi" w:hAnsiTheme="minorHAnsi"/>
           <w:noProof/>
         </w:rPr>
         <w:drawing>
@@ -245,40 +389,110 @@
     <w:p>
       <w:pPr>
         <w:pStyle w:val="Caption"/>
-      </w:pPr>
-      <w:r>
+        <w:rPr>
+          <w:rFonts w:asciiTheme="minorHAnsi" w:hAnsiTheme="minorHAnsi"/>
+        </w:rPr>
+      </w:pPr>
+      <w:r>
+        <w:rPr>
+          <w:rFonts w:asciiTheme="minorHAnsi" w:hAnsiTheme="minorHAnsi"/>
+        </w:rPr>
         <w:t xml:space="preserve">Obrázek </w:t>
       </w:r>
-      <w:fldSimple w:instr=" STYLEREF 1 \s ">
-        <w:r>
-          <w:rPr>
-            <w:noProof/>
-          </w:rPr>
-          <w:t>4.2</w:t>
-        </w:r>
-      </w:fldSimple>
-      <w:r>
+      <w:r>
+        <w:rPr>
+          <w:rFonts w:asciiTheme="minorHAnsi" w:hAnsiTheme="minorHAnsi"/>
+        </w:rPr>
+        <w:fldChar w:fldCharType="begin"/>
+      </w:r>
+      <w:r>
+        <w:rPr>
+          <w:rFonts w:asciiTheme="minorHAnsi" w:hAnsiTheme="minorHAnsi"/>
+        </w:rPr>
+        <w:instrText xml:space="preserve"> STYLEREF 1 \s </w:instrText>
+      </w:r>
+      <w:r>
+        <w:rPr>
+          <w:rFonts w:asciiTheme="minorHAnsi" w:hAnsiTheme="minorHAnsi"/>
+        </w:rPr>
+        <w:fldChar w:fldCharType="separate"/>
+      </w:r>
+      <w:r>
+        <w:rPr>
+          <w:rFonts w:asciiTheme="minorHAnsi" w:hAnsiTheme="minorHAnsi"/>
+          <w:noProof/>
+        </w:rPr>
+        <w:t>4.2</w:t>
+      </w:r>
+      <w:r>
+        <w:rPr>
+          <w:rFonts w:asciiTheme="minorHAnsi" w:hAnsiTheme="minorHAnsi"/>
+          <w:noProof/>
+        </w:rPr>
+        <w:fldChar w:fldCharType="end"/>
+      </w:r>
+      <w:r>
+        <w:rPr>
+          <w:rFonts w:asciiTheme="minorHAnsi" w:hAnsiTheme="minorHAnsi"/>
+        </w:rPr>
         <w:t>.</w:t>
       </w:r>
-      <w:fldSimple w:instr=" SEQ Obrázek \* ARABIC \s 1 ">
-        <w:r>
-          <w:rPr>
-            <w:noProof/>
-          </w:rPr>
-          <w:t>2</w:t>
-        </w:r>
-      </w:fldSimple>
-      <w:r>
+      <w:r>
+        <w:rPr>
+          <w:rFonts w:asciiTheme="minorHAnsi" w:hAnsiTheme="minorHAnsi"/>
+        </w:rPr>
+        <w:fldChar w:fldCharType="begin"/>
+      </w:r>
+      <w:r>
+        <w:rPr>
+          <w:rFonts w:asciiTheme="minorHAnsi" w:hAnsiTheme="minorHAnsi"/>
+        </w:rPr>
+        <w:instrText xml:space="preserve"> SEQ Obrázek \* ARABIC \s 1 </w:instrText>
+      </w:r>
+      <w:r>
+        <w:rPr>
+          <w:rFonts w:asciiTheme="minorHAnsi" w:hAnsiTheme="minorHAnsi"/>
+        </w:rPr>
+        <w:fldChar w:fldCharType="separate"/>
+      </w:r>
+      <w:r>
+        <w:rPr>
+          <w:rFonts w:asciiTheme="minorHAnsi" w:hAnsiTheme="minorHAnsi"/>
+          <w:noProof/>
+        </w:rPr>
+        <w:t>2</w:t>
+      </w:r>
+      <w:r>
+        <w:rPr>
+          <w:rFonts w:asciiTheme="minorHAnsi" w:hAnsiTheme="minorHAnsi"/>
+          <w:noProof/>
+        </w:rPr>
+        <w:fldChar w:fldCharType="end"/>
+      </w:r>
+      <w:r>
+        <w:rPr>
+          <w:rFonts w:asciiTheme="minorHAnsi" w:hAnsiTheme="minorHAnsi"/>
+        </w:rPr>
         <w:t xml:space="preserve"> Invertující zesilovač pro zesílení napětí termočlánku</w:t>
       </w:r>
     </w:p>
-    <w:p/>
     <w:p>
       <w:pPr>
+        <w:rPr>
+          <w:rFonts w:asciiTheme="minorHAnsi" w:hAnsiTheme="minorHAnsi"/>
+        </w:rPr>
+      </w:pPr>
+    </w:p>
+    <w:p>
+      <w:pPr>
         <w:keepNext/>
-      </w:pPr>
-      <w:r>
-        <w:rPr>
+        <w:rPr>
+          <w:rFonts w:asciiTheme="minorHAnsi" w:hAnsiTheme="minorHAnsi"/>
+        </w:rPr>
+      </w:pPr>
+      <w:r>
+        <w:rPr>
+          <w:rFonts w:asciiTheme="minorHAnsi" w:hAnsiTheme="minorHAnsi"/>
           <w:noProof/>
         </w:rPr>
         <w:drawing>
@@ -321,34 +535,91 @@
     <w:p>
       <w:pPr>
         <w:pStyle w:val="Caption"/>
-      </w:pPr>
-      <w:r>
+        <w:rPr>
+          <w:rFonts w:asciiTheme="minorHAnsi" w:hAnsiTheme="minorHAnsi"/>
+        </w:rPr>
+      </w:pPr>
+      <w:r>
+        <w:rPr>
+          <w:rFonts w:asciiTheme="minorHAnsi" w:hAnsiTheme="minorHAnsi"/>
+        </w:rPr>
         <w:t xml:space="preserve">Obrázek </w:t>
       </w:r>
-      <w:fldSimple w:instr=" STYLEREF 1 \s ">
-        <w:r>
-          <w:rPr>
-            <w:noProof/>
-          </w:rPr>
-          <w:t>4.2</w:t>
-        </w:r>
-      </w:fldSimple>
-      <w:r>
+      <w:r>
+        <w:rPr>
+          <w:rFonts w:asciiTheme="minorHAnsi" w:hAnsiTheme="minorHAnsi"/>
+        </w:rPr>
+        <w:fldChar w:fldCharType="begin"/>
+      </w:r>
+      <w:r>
+        <w:rPr>
+          <w:rFonts w:asciiTheme="minorHAnsi" w:hAnsiTheme="minorHAnsi"/>
+        </w:rPr>
+        <w:instrText xml:space="preserve"> STYLEREF 1 \s </w:instrText>
+      </w:r>
+      <w:r>
+        <w:rPr>
+          <w:rFonts w:asciiTheme="minorHAnsi" w:hAnsiTheme="minorHAnsi"/>
+        </w:rPr>
+        <w:fldChar w:fldCharType="separate"/>
+      </w:r>
+      <w:r>
+        <w:rPr>
+          <w:rFonts w:asciiTheme="minorHAnsi" w:hAnsiTheme="minorHAnsi"/>
+          <w:noProof/>
+        </w:rPr>
+        <w:t>4.2</w:t>
+      </w:r>
+      <w:r>
+        <w:rPr>
+          <w:rFonts w:asciiTheme="minorHAnsi" w:hAnsiTheme="minorHAnsi"/>
+          <w:noProof/>
+        </w:rPr>
+        <w:fldChar w:fldCharType="end"/>
+      </w:r>
+      <w:r>
+        <w:rPr>
+          <w:rFonts w:asciiTheme="minorHAnsi" w:hAnsiTheme="minorHAnsi"/>
+        </w:rPr>
         <w:t>.</w:t>
       </w:r>
-      <w:fldSimple w:instr=" SEQ Obrázek \* ARABIC \s 1 ">
-        <w:r>
-          <w:rPr>
-            <w:noProof/>
-          </w:rPr>
-          <w:t>3</w:t>
-        </w:r>
-      </w:fldSimple>
-      <w:r>
-        <w:t xml:space="preserve"> </w:t>
-      </w:r>
-      <w:r>
-        <w:t>Neinvertující zesilovač se vstupním odporem 100 kΩ</w:t>
+      <w:r>
+        <w:rPr>
+          <w:rFonts w:asciiTheme="minorHAnsi" w:hAnsiTheme="minorHAnsi"/>
+        </w:rPr>
+        <w:fldChar w:fldCharType="begin"/>
+      </w:r>
+      <w:r>
+        <w:rPr>
+          <w:rFonts w:asciiTheme="minorHAnsi" w:hAnsiTheme="minorHAnsi"/>
+        </w:rPr>
+        <w:instrText xml:space="preserve"> SEQ Obrázek \* ARABIC \s 1 </w:instrText>
+      </w:r>
+      <w:r>
+        <w:rPr>
+          <w:rFonts w:asciiTheme="minorHAnsi" w:hAnsiTheme="minorHAnsi"/>
+        </w:rPr>
+        <w:fldChar w:fldCharType="separate"/>
+      </w:r>
+      <w:r>
+        <w:rPr>
+          <w:rFonts w:asciiTheme="minorHAnsi" w:hAnsiTheme="minorHAnsi"/>
+          <w:noProof/>
+        </w:rPr>
+        <w:t>3</w:t>
+      </w:r>
+      <w:r>
+        <w:rPr>
+          <w:rFonts w:asciiTheme="minorHAnsi" w:hAnsiTheme="minorHAnsi"/>
+          <w:noProof/>
+        </w:rPr>
+        <w:fldChar w:fldCharType="end"/>
+      </w:r>
+      <w:r>
+        <w:rPr>
+          <w:rFonts w:asciiTheme="minorHAnsi" w:hAnsiTheme="minorHAnsi"/>
+        </w:rPr>
+        <w:t xml:space="preserve"> Neinvertující zesilovač se vstupním odporem 100 kΩ</w:t>
       </w:r>
     </w:p>
     <w:p>
@@ -356,6 +627,7 @@
         <w:spacing w:after="160"/>
         <w:jc w:val="left"/>
         <w:rPr>
+          <w:rFonts w:asciiTheme="minorHAnsi" w:hAnsiTheme="minorHAnsi"/>
           <w:i/>
           <w:iCs/>
           <w:color w:val="0E2841" w:themeColor="text2"/>
@@ -364,14 +636,23 @@
         </w:rPr>
       </w:pPr>
       <w:r>
+        <w:rPr>
+          <w:rFonts w:asciiTheme="minorHAnsi" w:hAnsiTheme="minorHAnsi"/>
+        </w:rPr>
         <w:br w:type="page"/>
       </w:r>
     </w:p>
     <w:p>
       <w:pPr>
         <w:pStyle w:val="Heading1"/>
-      </w:pPr>
-      <w:r>
+        <w:rPr>
+          <w:rFonts w:asciiTheme="minorHAnsi" w:hAnsiTheme="minorHAnsi"/>
+        </w:rPr>
+      </w:pPr>
+      <w:r>
+        <w:rPr>
+          <w:rFonts w:asciiTheme="minorHAnsi" w:hAnsiTheme="minorHAnsi"/>
+        </w:rPr>
         <w:lastRenderedPageBreak/>
         <w:t>Seznam použitých přístrojů</w:t>
       </w:r>
@@ -383,44 +664,53 @@
           <w:ilvl w:val="0"/>
           <w:numId w:val="12"/>
         </w:numPr>
-      </w:pPr>
-      <w:r>
+        <w:rPr>
+          <w:rFonts w:asciiTheme="minorHAnsi" w:hAnsiTheme="minorHAnsi"/>
+        </w:rPr>
+      </w:pPr>
+      <w:r>
+        <w:rPr>
+          <w:rFonts w:asciiTheme="minorHAnsi" w:hAnsiTheme="minorHAnsi"/>
+        </w:rPr>
         <w:t>Termočlánek (</w:t>
       </w:r>
       <w:proofErr w:type="spellStart"/>
       <w:r>
+        <w:rPr>
+          <w:rFonts w:asciiTheme="minorHAnsi" w:hAnsiTheme="minorHAnsi"/>
+        </w:rPr>
         <w:t>Ri</w:t>
       </w:r>
       <w:proofErr w:type="spellEnd"/>
       <w:r>
+        <w:rPr>
+          <w:rFonts w:asciiTheme="minorHAnsi" w:hAnsiTheme="minorHAnsi"/>
+        </w:rPr>
         <w:t>=</w:t>
       </w:r>
       <w:r>
-        <w:t>2</w:t>
-      </w:r>
-      <w:r>
-        <w:rPr>
-          <w:rFonts w:ascii="Aptos Narrow" w:hAnsi="Aptos Narrow"/>
-        </w:rPr>
-        <w:t>Ω</w:t>
-      </w:r>
-      <w:r>
-        <w:rPr>
-          <w:rFonts w:ascii="Aptos Narrow" w:hAnsi="Aptos Narrow"/>
+        <w:rPr>
+          <w:rFonts w:asciiTheme="minorHAnsi" w:hAnsiTheme="minorHAnsi"/>
+        </w:rPr>
+        <w:t>2Ω</w:t>
+      </w:r>
+      <w:r>
+        <w:rPr>
+          <w:rFonts w:asciiTheme="minorHAnsi" w:hAnsiTheme="minorHAnsi"/>
         </w:rPr>
         <w:t xml:space="preserve">, </w:t>
       </w:r>
       <w:proofErr w:type="gramStart"/>
       <w:r>
         <w:rPr>
-          <w:rFonts w:ascii="Aptos Narrow" w:hAnsi="Aptos Narrow"/>
+          <w:rFonts w:asciiTheme="minorHAnsi" w:hAnsiTheme="minorHAnsi"/>
         </w:rPr>
         <w:t>1A</w:t>
       </w:r>
       <w:proofErr w:type="gramEnd"/>
       <w:r>
         <w:rPr>
-          <w:rFonts w:ascii="Aptos Narrow" w:hAnsi="Aptos Narrow"/>
+          <w:rFonts w:asciiTheme="minorHAnsi" w:hAnsiTheme="minorHAnsi"/>
         </w:rPr>
         <w:t>)</w:t>
       </w:r>
@@ -432,10 +722,13 @@
           <w:ilvl w:val="0"/>
           <w:numId w:val="12"/>
         </w:numPr>
-      </w:pPr>
-      <w:r>
-        <w:rPr>
-          <w:rFonts w:ascii="Aptos Narrow" w:hAnsi="Aptos Narrow"/>
+        <w:rPr>
+          <w:rFonts w:asciiTheme="minorHAnsi" w:hAnsiTheme="minorHAnsi"/>
+        </w:rPr>
+      </w:pPr>
+      <w:r>
+        <w:rPr>
+          <w:rFonts w:asciiTheme="minorHAnsi" w:hAnsiTheme="minorHAnsi"/>
         </w:rPr>
         <w:t>Přípravek s OZ OP07</w:t>
       </w:r>
@@ -447,10 +740,13 @@
           <w:ilvl w:val="0"/>
           <w:numId w:val="12"/>
         </w:numPr>
-      </w:pPr>
-      <w:r>
-        <w:rPr>
-          <w:rFonts w:ascii="Aptos Narrow" w:hAnsi="Aptos Narrow"/>
+        <w:rPr>
+          <w:rFonts w:asciiTheme="minorHAnsi" w:hAnsiTheme="minorHAnsi"/>
+        </w:rPr>
+      </w:pPr>
+      <w:r>
+        <w:rPr>
+          <w:rFonts w:asciiTheme="minorHAnsi" w:hAnsiTheme="minorHAnsi"/>
         </w:rPr>
         <w:t>Přípravek s OZ ICL7650</w:t>
       </w:r>
@@ -462,24 +758,27 @@
           <w:ilvl w:val="0"/>
           <w:numId w:val="12"/>
         </w:numPr>
-      </w:pPr>
-      <w:r>
-        <w:rPr>
-          <w:rFonts w:ascii="Aptos Narrow" w:hAnsi="Aptos Narrow"/>
+        <w:rPr>
+          <w:rFonts w:asciiTheme="minorHAnsi" w:hAnsiTheme="minorHAnsi"/>
+        </w:rPr>
+      </w:pPr>
+      <w:r>
+        <w:rPr>
+          <w:rFonts w:asciiTheme="minorHAnsi" w:hAnsiTheme="minorHAnsi"/>
         </w:rPr>
         <w:t xml:space="preserve">Digitální multimetr </w:t>
       </w:r>
       <w:proofErr w:type="spellStart"/>
       <w:r>
         <w:rPr>
-          <w:rFonts w:ascii="Aptos Narrow" w:hAnsi="Aptos Narrow"/>
+          <w:rFonts w:asciiTheme="minorHAnsi" w:hAnsiTheme="minorHAnsi"/>
         </w:rPr>
         <w:t>Keysight</w:t>
       </w:r>
       <w:proofErr w:type="spellEnd"/>
       <w:r>
         <w:rPr>
-          <w:rFonts w:ascii="Aptos Narrow" w:hAnsi="Aptos Narrow"/>
+          <w:rFonts w:asciiTheme="minorHAnsi" w:hAnsiTheme="minorHAnsi"/>
         </w:rPr>
         <w:t xml:space="preserve"> U1241C</w:t>
       </w:r>
@@ -491,24 +790,27 @@
           <w:ilvl w:val="0"/>
           <w:numId w:val="12"/>
         </w:numPr>
-      </w:pPr>
-      <w:r>
-        <w:rPr>
-          <w:rFonts w:ascii="Aptos Narrow" w:hAnsi="Aptos Narrow"/>
+        <w:rPr>
+          <w:rFonts w:asciiTheme="minorHAnsi" w:hAnsiTheme="minorHAnsi"/>
+        </w:rPr>
+      </w:pPr>
+      <w:r>
+        <w:rPr>
+          <w:rFonts w:asciiTheme="minorHAnsi" w:hAnsiTheme="minorHAnsi"/>
         </w:rPr>
         <w:t xml:space="preserve">Přípravek s rezistory (tolerance </w:t>
       </w:r>
       <w:proofErr w:type="gramStart"/>
       <w:r>
         <w:rPr>
-          <w:rFonts w:ascii="Aptos Narrow" w:hAnsi="Aptos Narrow"/>
+          <w:rFonts w:asciiTheme="minorHAnsi" w:hAnsiTheme="minorHAnsi"/>
         </w:rPr>
         <w:t>0,1%</w:t>
       </w:r>
       <w:proofErr w:type="gramEnd"/>
       <w:r>
         <w:rPr>
-          <w:rFonts w:ascii="Aptos Narrow" w:hAnsi="Aptos Narrow"/>
+          <w:rFonts w:asciiTheme="minorHAnsi" w:hAnsiTheme="minorHAnsi"/>
         </w:rPr>
         <w:t>)</w:t>
       </w:r>
@@ -520,22 +822,25 @@
           <w:ilvl w:val="0"/>
           <w:numId w:val="12"/>
         </w:numPr>
-      </w:pPr>
-      <w:r>
-        <w:rPr>
-          <w:rFonts w:ascii="Aptos Narrow" w:hAnsi="Aptos Narrow"/>
+        <w:rPr>
+          <w:rFonts w:asciiTheme="minorHAnsi" w:hAnsiTheme="minorHAnsi"/>
+        </w:rPr>
+      </w:pPr>
+      <w:r>
+        <w:rPr>
+          <w:rFonts w:asciiTheme="minorHAnsi" w:hAnsiTheme="minorHAnsi"/>
         </w:rPr>
         <w:t>Stabilizovaný z</w:t>
       </w:r>
       <w:r>
         <w:rPr>
-          <w:rFonts w:ascii="Aptos Narrow" w:hAnsi="Aptos Narrow"/>
+          <w:rFonts w:asciiTheme="minorHAnsi" w:hAnsiTheme="minorHAnsi"/>
         </w:rPr>
         <w:t xml:space="preserve">droj </w:t>
       </w:r>
       <w:r>
         <w:rPr>
-          <w:rFonts w:ascii="Aptos Narrow" w:hAnsi="Aptos Narrow"/>
+          <w:rFonts w:asciiTheme="minorHAnsi" w:hAnsiTheme="minorHAnsi"/>
         </w:rPr>
         <w:t>Tesla BK 125 (</w:t>
       </w:r>
@@ -549,7 +854,7 @@
       </m:oMath>
       <w:r>
         <w:rPr>
-          <w:rFonts w:ascii="Aptos Narrow" w:eastAsiaTheme="minorEastAsia" w:hAnsi="Aptos Narrow"/>
+          <w:rFonts w:asciiTheme="minorHAnsi" w:eastAsiaTheme="minorEastAsia" w:hAnsiTheme="minorHAnsi"/>
         </w:rPr>
         <w:t>)</w:t>
       </w:r>
@@ -561,38 +866,41 @@
           <w:ilvl w:val="0"/>
           <w:numId w:val="12"/>
         </w:numPr>
-      </w:pPr>
-      <w:r>
-        <w:rPr>
-          <w:rFonts w:ascii="Aptos Narrow" w:eastAsiaTheme="minorEastAsia" w:hAnsi="Aptos Narrow"/>
+        <w:rPr>
+          <w:rFonts w:asciiTheme="minorHAnsi" w:hAnsiTheme="minorHAnsi"/>
+        </w:rPr>
+      </w:pPr>
+      <w:r>
+        <w:rPr>
+          <w:rFonts w:asciiTheme="minorHAnsi" w:eastAsiaTheme="minorEastAsia" w:hAnsiTheme="minorHAnsi"/>
         </w:rPr>
         <w:t>Zdroj střídavého proudu pro napájení termočlánku (</w:t>
       </w:r>
       <w:proofErr w:type="gramStart"/>
       <w:r>
         <w:rPr>
-          <w:rFonts w:ascii="Aptos Narrow" w:eastAsiaTheme="minorEastAsia" w:hAnsi="Aptos Narrow"/>
+          <w:rFonts w:asciiTheme="minorHAnsi" w:eastAsiaTheme="minorEastAsia" w:hAnsiTheme="minorHAnsi"/>
         </w:rPr>
         <w:t>12V</w:t>
       </w:r>
       <w:proofErr w:type="gramEnd"/>
       <w:r>
         <w:rPr>
-          <w:rFonts w:ascii="Aptos Narrow" w:eastAsiaTheme="minorEastAsia" w:hAnsi="Aptos Narrow"/>
+          <w:rFonts w:asciiTheme="minorHAnsi" w:eastAsiaTheme="minorEastAsia" w:hAnsiTheme="minorHAnsi"/>
         </w:rPr>
         <w:t xml:space="preserve"> AC, </w:t>
       </w:r>
       <w:proofErr w:type="gramStart"/>
       <w:r>
         <w:rPr>
-          <w:rFonts w:ascii="Aptos Narrow" w:eastAsiaTheme="minorEastAsia" w:hAnsi="Aptos Narrow"/>
+          <w:rFonts w:asciiTheme="minorHAnsi" w:eastAsiaTheme="minorEastAsia" w:hAnsiTheme="minorHAnsi"/>
         </w:rPr>
         <w:t>50Hz</w:t>
       </w:r>
       <w:proofErr w:type="gramEnd"/>
       <w:r>
         <w:rPr>
-          <w:rFonts w:ascii="Aptos Narrow" w:eastAsiaTheme="minorEastAsia" w:hAnsi="Aptos Narrow"/>
+          <w:rFonts w:asciiTheme="minorHAnsi" w:eastAsiaTheme="minorEastAsia" w:hAnsiTheme="minorHAnsi"/>
         </w:rPr>
         <w:t>)</w:t>
       </w:r>
@@ -600,11 +908,17 @@
     <w:p>
       <w:pPr>
         <w:pStyle w:val="Heading1"/>
+        <w:rPr>
+          <w:rFonts w:asciiTheme="minorHAnsi" w:hAnsiTheme="minorHAnsi"/>
+        </w:rPr>
       </w:pPr>
       <w:bookmarkStart w:id="1" w:name="_Domácí_příprava"/>
       <w:bookmarkStart w:id="2" w:name="_Ref208923569"/>
       <w:bookmarkEnd w:id="1"/>
       <w:r>
+        <w:rPr>
+          <w:rFonts w:asciiTheme="minorHAnsi" w:hAnsiTheme="minorHAnsi"/>
+        </w:rPr>
         <w:t>Domácí příprava</w:t>
       </w:r>
       <w:bookmarkEnd w:id="2"/>
@@ -613,12 +927,14 @@
       <w:pPr>
         <w:pStyle w:val="Heading2"/>
         <w:rPr>
+          <w:rFonts w:asciiTheme="minorHAnsi" w:hAnsiTheme="minorHAnsi"/>
           <w:i/>
           <w:iCs/>
         </w:rPr>
       </w:pPr>
       <w:r>
         <w:rPr>
+          <w:rFonts w:asciiTheme="minorHAnsi" w:hAnsiTheme="minorHAnsi"/>
           <w:i/>
           <w:iCs/>
         </w:rPr>
@@ -626,6 +942,7 @@
       </w:r>
       <w:r>
         <w:rPr>
+          <w:rFonts w:asciiTheme="minorHAnsi" w:hAnsiTheme="minorHAnsi"/>
           <w:i/>
           <w:iCs/>
         </w:rPr>
@@ -633,6 +950,7 @@
       </w:r>
       <w:r>
         <w:rPr>
+          <w:rFonts w:asciiTheme="minorHAnsi" w:hAnsiTheme="minorHAnsi"/>
           <w:i/>
           <w:iCs/>
         </w:rPr>
@@ -643,12 +961,14 @@
       <w:pPr>
         <w:pStyle w:val="Heading2"/>
         <w:rPr>
+          <w:rFonts w:asciiTheme="minorHAnsi" w:hAnsiTheme="minorHAnsi"/>
           <w:i/>
           <w:iCs/>
         </w:rPr>
       </w:pPr>
       <w:r>
         <w:rPr>
+          <w:rFonts w:asciiTheme="minorHAnsi" w:hAnsiTheme="minorHAnsi"/>
           <w:i/>
           <w:iCs/>
         </w:rPr>
@@ -656,6 +976,7 @@
       </w:r>
       <w:r>
         <w:rPr>
+          <w:rFonts w:asciiTheme="minorHAnsi" w:hAnsiTheme="minorHAnsi"/>
           <w:i/>
           <w:iCs/>
         </w:rPr>
@@ -663,6 +984,7 @@
       </w:r>
       <w:r>
         <w:rPr>
+          <w:rFonts w:asciiTheme="minorHAnsi" w:hAnsiTheme="minorHAnsi"/>
           <w:i/>
           <w:iCs/>
         </w:rPr>
@@ -670,6 +992,7 @@
       </w:r>
       <w:r>
         <w:rPr>
+          <w:rFonts w:asciiTheme="minorHAnsi" w:hAnsiTheme="minorHAnsi"/>
           <w:i/>
           <w:iCs/>
         </w:rPr>
@@ -677,6 +1000,7 @@
       </w:r>
       <w:r>
         <w:rPr>
+          <w:rFonts w:asciiTheme="minorHAnsi" w:hAnsiTheme="minorHAnsi"/>
           <w:i/>
           <w:iCs/>
         </w:rPr>
@@ -688,118 +1012,204 @@
         <w:pStyle w:val="Bloktextu"/>
         <w:ind w:left="0"/>
         <w:rPr>
-          <w:rFonts w:ascii="Aptos Narrow" w:hAnsi="Aptos Narrow"/>
-        </w:rPr>
-      </w:pPr>
-      <w:r>
+          <w:rFonts w:asciiTheme="minorHAnsi" w:hAnsiTheme="minorHAnsi"/>
+        </w:rPr>
+      </w:pPr>
+      <w:r>
+        <w:rPr>
+          <w:rFonts w:asciiTheme="minorHAnsi" w:hAnsiTheme="minorHAnsi"/>
+        </w:rPr>
         <w:t>Ideální OZ má nekonečný vstupní odpor</w:t>
       </w:r>
       <w:r>
+        <w:rPr>
+          <w:rFonts w:asciiTheme="minorHAnsi" w:hAnsiTheme="minorHAnsi"/>
+        </w:rPr>
         <w:t>,</w:t>
       </w:r>
       <w:r>
+        <w:rPr>
+          <w:rFonts w:asciiTheme="minorHAnsi" w:hAnsiTheme="minorHAnsi"/>
+        </w:rPr>
         <w:t xml:space="preserve"> na vstupu tedy neteče žádný proud a OZ neovlivňuje měření. </w:t>
       </w:r>
       <w:r>
+        <w:rPr>
+          <w:rFonts w:asciiTheme="minorHAnsi" w:hAnsiTheme="minorHAnsi"/>
+        </w:rPr>
         <w:t>V</w:t>
       </w:r>
       <w:r>
+        <w:rPr>
+          <w:rFonts w:asciiTheme="minorHAnsi" w:hAnsiTheme="minorHAnsi"/>
+        </w:rPr>
         <w:t>stupní odpor</w:t>
       </w:r>
       <w:r>
+        <w:rPr>
+          <w:rFonts w:asciiTheme="minorHAnsi" w:hAnsiTheme="minorHAnsi"/>
+        </w:rPr>
         <w:t xml:space="preserve"> invertující</w:t>
       </w:r>
       <w:r>
+        <w:rPr>
+          <w:rFonts w:asciiTheme="minorHAnsi" w:hAnsiTheme="minorHAnsi"/>
+        </w:rPr>
         <w:t>ho</w:t>
       </w:r>
       <w:r>
+        <w:rPr>
+          <w:rFonts w:asciiTheme="minorHAnsi" w:hAnsiTheme="minorHAnsi"/>
+        </w:rPr>
         <w:t xml:space="preserve"> zapojení</w:t>
       </w:r>
       <w:r>
+        <w:rPr>
+          <w:rFonts w:asciiTheme="minorHAnsi" w:hAnsiTheme="minorHAnsi"/>
+        </w:rPr>
         <w:t xml:space="preserve"> </w:t>
       </w:r>
       <w:r>
+        <w:rPr>
+          <w:rFonts w:asciiTheme="minorHAnsi" w:hAnsiTheme="minorHAnsi"/>
+        </w:rPr>
         <w:t>OZ</w:t>
       </w:r>
       <w:r>
+        <w:rPr>
+          <w:rFonts w:asciiTheme="minorHAnsi" w:hAnsiTheme="minorHAnsi"/>
+        </w:rPr>
         <w:t xml:space="preserve"> z obrázku 4.2.2 je</w:t>
       </w:r>
       <w:r>
+        <w:rPr>
+          <w:rFonts w:asciiTheme="minorHAnsi" w:hAnsiTheme="minorHAnsi"/>
+        </w:rPr>
         <w:t xml:space="preserve"> </w:t>
       </w:r>
       <w:r>
+        <w:rPr>
+          <w:rFonts w:asciiTheme="minorHAnsi" w:hAnsiTheme="minorHAnsi"/>
+        </w:rPr>
         <w:t xml:space="preserve">definován </w:t>
       </w:r>
       <w:r>
+        <w:rPr>
+          <w:rFonts w:asciiTheme="minorHAnsi" w:hAnsiTheme="minorHAnsi"/>
+        </w:rPr>
         <w:t>rezistor</w:t>
       </w:r>
       <w:r>
+        <w:rPr>
+          <w:rFonts w:asciiTheme="minorHAnsi" w:hAnsiTheme="minorHAnsi"/>
+        </w:rPr>
         <w:t>y</w:t>
       </w:r>
       <w:r>
+        <w:rPr>
+          <w:rFonts w:asciiTheme="minorHAnsi" w:hAnsiTheme="minorHAnsi"/>
+        </w:rPr>
         <w:t xml:space="preserve"> R</w:t>
       </w:r>
       <w:r>
         <w:rPr>
+          <w:rFonts w:asciiTheme="minorHAnsi" w:hAnsiTheme="minorHAnsi"/>
           <w:vertAlign w:val="subscript"/>
         </w:rPr>
         <w:t>1</w:t>
       </w:r>
       <w:r>
+        <w:rPr>
+          <w:rFonts w:asciiTheme="minorHAnsi" w:hAnsiTheme="minorHAnsi"/>
+        </w:rPr>
         <w:t xml:space="preserve"> </w:t>
       </w:r>
       <w:r>
+        <w:rPr>
+          <w:rFonts w:asciiTheme="minorHAnsi" w:hAnsiTheme="minorHAnsi"/>
+        </w:rPr>
         <w:t>a</w:t>
       </w:r>
       <w:r>
+        <w:rPr>
+          <w:rFonts w:asciiTheme="minorHAnsi" w:hAnsiTheme="minorHAnsi"/>
+        </w:rPr>
         <w:t xml:space="preserve"> R</w:t>
       </w:r>
       <w:r>
         <w:rPr>
+          <w:rFonts w:asciiTheme="minorHAnsi" w:hAnsiTheme="minorHAnsi"/>
           <w:vertAlign w:val="subscript"/>
         </w:rPr>
         <w:t>T</w:t>
       </w:r>
       <w:r>
         <w:rPr>
+          <w:rFonts w:asciiTheme="minorHAnsi" w:hAnsiTheme="minorHAnsi"/>
           <w:vertAlign w:val="subscript"/>
         </w:rPr>
         <w:t>.</w:t>
       </w:r>
       <w:r>
+        <w:rPr>
+          <w:rFonts w:asciiTheme="minorHAnsi" w:hAnsiTheme="minorHAnsi"/>
+        </w:rPr>
         <w:t xml:space="preserve"> </w:t>
       </w:r>
       <w:r>
+        <w:rPr>
+          <w:rFonts w:asciiTheme="minorHAnsi" w:hAnsiTheme="minorHAnsi"/>
+        </w:rPr>
         <w:t>R</w:t>
       </w:r>
       <w:r>
         <w:rPr>
+          <w:rFonts w:asciiTheme="minorHAnsi" w:hAnsiTheme="minorHAnsi"/>
           <w:vertAlign w:val="subscript"/>
         </w:rPr>
         <w:t>T</w:t>
       </w:r>
       <w:r>
+        <w:rPr>
+          <w:rFonts w:asciiTheme="minorHAnsi" w:hAnsiTheme="minorHAnsi"/>
+        </w:rPr>
         <w:t xml:space="preserve"> </w:t>
       </w:r>
       <w:r>
+        <w:rPr>
+          <w:rFonts w:asciiTheme="minorHAnsi" w:hAnsiTheme="minorHAnsi"/>
+        </w:rPr>
         <w:t>bývá značně menší</w:t>
       </w:r>
       <w:r>
+        <w:rPr>
+          <w:rFonts w:asciiTheme="minorHAnsi" w:hAnsiTheme="minorHAnsi"/>
+        </w:rPr>
         <w:t>,</w:t>
       </w:r>
       <w:r>
+        <w:rPr>
+          <w:rFonts w:asciiTheme="minorHAnsi" w:hAnsiTheme="minorHAnsi"/>
+        </w:rPr>
         <w:t xml:space="preserve"> a oproti R</w:t>
       </w:r>
       <w:r>
         <w:rPr>
+          <w:rFonts w:asciiTheme="minorHAnsi" w:hAnsiTheme="minorHAnsi"/>
           <w:vertAlign w:val="subscript"/>
         </w:rPr>
         <w:t>1</w:t>
       </w:r>
       <w:r>
+        <w:rPr>
+          <w:rFonts w:asciiTheme="minorHAnsi" w:hAnsiTheme="minorHAnsi"/>
+        </w:rPr>
         <w:t xml:space="preserve"> zanedbatelný. Ze vzorce napěťového děliče</w:t>
       </w:r>
       <w:r>
+        <w:rPr>
+          <w:rFonts w:asciiTheme="minorHAnsi" w:hAnsiTheme="minorHAnsi"/>
+        </w:rPr>
         <w:t xml:space="preserve"> </w:t>
       </w:r>
       <m:oMath>
@@ -936,307 +1346,262 @@
       </m:oMath>
       <w:r>
         <w:rPr>
-          <w:rFonts w:eastAsiaTheme="minorEastAsia"/>
+          <w:rFonts w:asciiTheme="minorHAnsi" w:eastAsiaTheme="minorEastAsia" w:hAnsiTheme="minorHAnsi"/>
         </w:rPr>
         <w:t xml:space="preserve"> </w:t>
       </w:r>
       <w:r>
         <w:rPr>
-          <w:rFonts w:eastAsiaTheme="minorEastAsia"/>
+          <w:rFonts w:asciiTheme="minorHAnsi" w:eastAsiaTheme="minorEastAsia" w:hAnsiTheme="minorHAnsi"/>
         </w:rPr>
         <w:t>je zřejmé</w:t>
       </w:r>
       <w:r>
         <w:rPr>
-          <w:rFonts w:eastAsiaTheme="minorEastAsia"/>
+          <w:rFonts w:asciiTheme="minorHAnsi" w:eastAsiaTheme="minorEastAsia" w:hAnsiTheme="minorHAnsi"/>
         </w:rPr>
         <w:t xml:space="preserve">, že </w:t>
       </w:r>
       <w:r>
         <w:rPr>
-          <w:rFonts w:eastAsiaTheme="minorEastAsia"/>
+          <w:rFonts w:asciiTheme="minorHAnsi" w:eastAsiaTheme="minorEastAsia" w:hAnsiTheme="minorHAnsi"/>
         </w:rPr>
         <w:t>č</w:t>
       </w:r>
       <w:r>
         <w:rPr>
-          <w:rFonts w:eastAsiaTheme="minorEastAsia"/>
+          <w:rFonts w:asciiTheme="minorHAnsi" w:eastAsiaTheme="minorEastAsia" w:hAnsiTheme="minorHAnsi"/>
         </w:rPr>
         <w:t xml:space="preserve">ím </w:t>
       </w:r>
       <w:r>
         <w:rPr>
-          <w:rFonts w:eastAsiaTheme="minorEastAsia"/>
+          <w:rFonts w:asciiTheme="minorHAnsi" w:eastAsiaTheme="minorEastAsia" w:hAnsiTheme="minorHAnsi"/>
         </w:rPr>
         <w:t>větší je</w:t>
       </w:r>
       <w:r>
         <w:rPr>
-          <w:rFonts w:eastAsiaTheme="minorEastAsia"/>
+          <w:rFonts w:asciiTheme="minorHAnsi" w:eastAsiaTheme="minorEastAsia" w:hAnsiTheme="minorHAnsi"/>
         </w:rPr>
         <w:t xml:space="preserve"> R</w:t>
       </w:r>
       <w:r>
         <w:rPr>
-          <w:rFonts w:eastAsiaTheme="minorEastAsia"/>
+          <w:rFonts w:asciiTheme="minorHAnsi" w:eastAsiaTheme="minorEastAsia" w:hAnsiTheme="minorHAnsi"/>
           <w:vertAlign w:val="subscript"/>
         </w:rPr>
         <w:t>1</w:t>
       </w:r>
       <w:r>
         <w:rPr>
-          <w:rFonts w:eastAsiaTheme="minorEastAsia"/>
+          <w:rFonts w:asciiTheme="minorHAnsi" w:eastAsiaTheme="minorEastAsia" w:hAnsiTheme="minorHAnsi"/>
         </w:rPr>
         <w:t xml:space="preserve"> </w:t>
       </w:r>
       <w:r>
         <w:rPr>
-          <w:rFonts w:eastAsiaTheme="minorEastAsia"/>
+          <w:rFonts w:asciiTheme="minorHAnsi" w:eastAsiaTheme="minorEastAsia" w:hAnsiTheme="minorHAnsi"/>
         </w:rPr>
         <w:t>v porovnání s R</w:t>
       </w:r>
       <w:r>
         <w:rPr>
-          <w:rFonts w:eastAsiaTheme="minorEastAsia"/>
+          <w:rFonts w:asciiTheme="minorHAnsi" w:eastAsiaTheme="minorEastAsia" w:hAnsiTheme="minorHAnsi"/>
           <w:vertAlign w:val="subscript"/>
         </w:rPr>
         <w:t>T</w:t>
       </w:r>
       <w:r>
         <w:rPr>
-          <w:rFonts w:eastAsiaTheme="minorEastAsia"/>
+          <w:rFonts w:asciiTheme="minorHAnsi" w:eastAsiaTheme="minorEastAsia" w:hAnsiTheme="minorHAnsi"/>
         </w:rPr>
         <w:t xml:space="preserve">, tím </w:t>
       </w:r>
       <w:r>
         <w:rPr>
-          <w:rFonts w:eastAsiaTheme="minorEastAsia"/>
+          <w:rFonts w:asciiTheme="minorHAnsi" w:eastAsiaTheme="minorEastAsia" w:hAnsiTheme="minorHAnsi"/>
         </w:rPr>
         <w:t>menší</w:t>
       </w:r>
       <w:r>
         <w:rPr>
-          <w:rFonts w:eastAsiaTheme="minorEastAsia"/>
+          <w:rFonts w:asciiTheme="minorHAnsi" w:eastAsiaTheme="minorEastAsia" w:hAnsiTheme="minorHAnsi"/>
         </w:rPr>
         <w:t xml:space="preserve"> </w:t>
       </w:r>
       <w:r>
         <w:rPr>
-          <w:rFonts w:eastAsiaTheme="minorEastAsia"/>
+          <w:rFonts w:asciiTheme="minorHAnsi" w:eastAsiaTheme="minorEastAsia" w:hAnsiTheme="minorHAnsi"/>
         </w:rPr>
         <w:t>zkreslení</w:t>
       </w:r>
       <w:r>
         <w:rPr>
-          <w:rFonts w:eastAsiaTheme="minorEastAsia"/>
+          <w:rFonts w:asciiTheme="minorHAnsi" w:eastAsiaTheme="minorEastAsia" w:hAnsiTheme="minorHAnsi"/>
         </w:rPr>
         <w:t xml:space="preserve"> </w:t>
       </w:r>
       <w:r>
         <w:rPr>
-          <w:rFonts w:eastAsiaTheme="minorEastAsia"/>
+          <w:rFonts w:asciiTheme="minorHAnsi" w:eastAsiaTheme="minorEastAsia" w:hAnsiTheme="minorHAnsi"/>
         </w:rPr>
         <w:t>můžeme očekávat</w:t>
       </w:r>
       <w:r>
         <w:rPr>
-          <w:rFonts w:eastAsiaTheme="minorEastAsia"/>
+          <w:rFonts w:asciiTheme="minorHAnsi" w:eastAsiaTheme="minorEastAsia" w:hAnsiTheme="minorHAnsi"/>
         </w:rPr>
         <w:t xml:space="preserve">. </w:t>
       </w:r>
       <w:r>
         <w:rPr>
-          <w:rFonts w:eastAsiaTheme="minorEastAsia"/>
+          <w:rFonts w:asciiTheme="minorHAnsi" w:eastAsiaTheme="minorEastAsia" w:hAnsiTheme="minorHAnsi"/>
         </w:rPr>
         <w:t xml:space="preserve">Reálné OZ se vyrábí s co největším vstupním odporem (potažmo s co nejmenším proudem na vstupu) aby se co nejvíc zmenšila chyba. </w:t>
       </w:r>
       <w:r>
         <w:rPr>
-          <w:rFonts w:eastAsiaTheme="minorEastAsia"/>
+          <w:rFonts w:asciiTheme="minorHAnsi" w:eastAsiaTheme="minorEastAsia" w:hAnsiTheme="minorHAnsi"/>
         </w:rPr>
         <w:t>I</w:t>
       </w:r>
       <w:r>
         <w:rPr>
-          <w:rFonts w:eastAsiaTheme="minorEastAsia"/>
-        </w:rPr>
-        <w:t xml:space="preserve">nvertující zapojení </w:t>
-      </w:r>
-      <w:r>
-        <w:rPr>
-          <w:rFonts w:eastAsiaTheme="minorEastAsia"/>
-        </w:rPr>
-        <w:t>OZ</w:t>
-      </w:r>
-      <w:r>
-        <w:rPr>
-          <w:rFonts w:eastAsiaTheme="minorEastAsia"/>
-        </w:rPr>
-        <w:t xml:space="preserve"> má vstupní odpor definovaný</w:t>
-      </w:r>
-      <w:r>
-        <w:rPr>
-          <w:rFonts w:eastAsiaTheme="minorEastAsia"/>
+          <w:rFonts w:asciiTheme="minorHAnsi" w:eastAsiaTheme="minorEastAsia" w:hAnsiTheme="minorHAnsi"/>
+        </w:rPr>
+        <w:t>nvertující zapojení OZ má vstupní odpor definovaný</w:t>
+      </w:r>
+      <w:r>
+        <w:rPr>
+          <w:rFonts w:asciiTheme="minorHAnsi" w:eastAsiaTheme="minorEastAsia" w:hAnsiTheme="minorHAnsi"/>
         </w:rPr>
         <w:t xml:space="preserve"> převážně</w:t>
       </w:r>
       <w:r>
         <w:rPr>
-          <w:rFonts w:eastAsiaTheme="minorEastAsia"/>
+          <w:rFonts w:asciiTheme="minorHAnsi" w:eastAsiaTheme="minorEastAsia" w:hAnsiTheme="minorHAnsi"/>
         </w:rPr>
         <w:t xml:space="preserve"> rezistorem R</w:t>
       </w:r>
       <w:r>
         <w:rPr>
-          <w:rFonts w:eastAsiaTheme="minorEastAsia"/>
+          <w:rFonts w:asciiTheme="minorHAnsi" w:eastAsiaTheme="minorEastAsia" w:hAnsiTheme="minorHAnsi"/>
           <w:vertAlign w:val="subscript"/>
         </w:rPr>
         <w:t>1</w:t>
       </w:r>
       <w:r>
         <w:rPr>
-          <w:rFonts w:eastAsiaTheme="minorEastAsia"/>
+          <w:rFonts w:asciiTheme="minorHAnsi" w:eastAsiaTheme="minorEastAsia" w:hAnsiTheme="minorHAnsi"/>
         </w:rPr>
         <w:t xml:space="preserve"> = </w:t>
       </w:r>
       <w:r>
-        <w:t>1k</w:t>
-      </w:r>
-      <w:r>
-        <w:rPr>
-          <w:rFonts w:ascii="Aptos Narrow" w:hAnsi="Aptos Narrow"/>
+        <w:rPr>
+          <w:rFonts w:asciiTheme="minorHAnsi" w:hAnsiTheme="minorHAnsi"/>
+        </w:rPr>
+        <w:t>1kΩ</w:t>
+      </w:r>
+      <w:r>
+        <w:rPr>
+          <w:rFonts w:asciiTheme="minorHAnsi" w:hAnsiTheme="minorHAnsi"/>
+        </w:rPr>
+        <w:t xml:space="preserve">, což je celkově nízká hodnota </w:t>
+      </w:r>
+      <w:r>
+        <w:rPr>
+          <w:rFonts w:asciiTheme="minorHAnsi" w:hAnsiTheme="minorHAnsi"/>
+        </w:rPr>
+        <w:t>a měřený zdroj se tak zatěžuje</w:t>
+      </w:r>
+      <w:r>
+        <w:rPr>
+          <w:rFonts w:asciiTheme="minorHAnsi" w:eastAsiaTheme="minorEastAsia" w:hAnsiTheme="minorHAnsi"/>
+        </w:rPr>
+        <w:t>. Měřený signál u neinvertující zapojení</w:t>
+      </w:r>
+      <w:r>
+        <w:rPr>
+          <w:rFonts w:asciiTheme="minorHAnsi" w:eastAsiaTheme="minorEastAsia" w:hAnsiTheme="minorHAnsi"/>
+        </w:rPr>
+        <w:t xml:space="preserve"> z</w:t>
+      </w:r>
+      <w:r>
+        <w:rPr>
+          <w:rFonts w:asciiTheme="minorHAnsi" w:eastAsiaTheme="minorEastAsia" w:hAnsiTheme="minorHAnsi"/>
+        </w:rPr>
+        <w:t> </w:t>
+      </w:r>
+      <w:r>
+        <w:rPr>
+          <w:rFonts w:asciiTheme="minorHAnsi" w:eastAsiaTheme="minorEastAsia" w:hAnsiTheme="minorHAnsi"/>
+        </w:rPr>
+        <w:t>obrázku</w:t>
+      </w:r>
+      <w:r>
+        <w:rPr>
+          <w:rFonts w:asciiTheme="minorHAnsi" w:eastAsiaTheme="minorEastAsia" w:hAnsiTheme="minorHAnsi"/>
+        </w:rPr>
+        <w:t xml:space="preserve"> 4.2.3</w:t>
+      </w:r>
+      <w:r>
+        <w:rPr>
+          <w:rFonts w:asciiTheme="minorHAnsi" w:eastAsiaTheme="minorEastAsia" w:hAnsiTheme="minorHAnsi"/>
+        </w:rPr>
+        <w:t xml:space="preserve"> je přiveden přímo na neinvertující vstup OZ, </w:t>
+      </w:r>
+      <w:r>
+        <w:rPr>
+          <w:rFonts w:asciiTheme="minorHAnsi" w:eastAsiaTheme="minorEastAsia" w:hAnsiTheme="minorHAnsi"/>
+        </w:rPr>
+        <w:t xml:space="preserve">kde </w:t>
+      </w:r>
+      <w:r>
+        <w:rPr>
+          <w:rFonts w:asciiTheme="minorHAnsi" w:eastAsiaTheme="minorEastAsia" w:hAnsiTheme="minorHAnsi"/>
+        </w:rPr>
+        <w:t>působí</w:t>
+      </w:r>
+      <w:r>
+        <w:rPr>
+          <w:rFonts w:asciiTheme="minorHAnsi" w:eastAsiaTheme="minorEastAsia" w:hAnsiTheme="minorHAnsi"/>
+        </w:rPr>
+        <w:t xml:space="preserve"> vnitřní odpor</w:t>
+      </w:r>
+      <w:r>
+        <w:rPr>
+          <w:rFonts w:asciiTheme="minorHAnsi" w:eastAsiaTheme="minorEastAsia" w:hAnsiTheme="minorHAnsi"/>
+        </w:rPr>
+        <w:t xml:space="preserve"> OZ (v řádech M</w:t>
+      </w:r>
+      <w:r>
+        <w:rPr>
+          <w:rFonts w:asciiTheme="minorHAnsi" w:hAnsiTheme="minorHAnsi"/>
         </w:rPr>
         <w:t>Ω</w:t>
       </w:r>
       <w:r>
         <w:rPr>
-          <w:rFonts w:ascii="Aptos Narrow" w:hAnsi="Aptos Narrow"/>
-        </w:rPr>
-        <w:t xml:space="preserve">, což je celkově nízká hodnota </w:t>
-      </w:r>
-      <w:r>
-        <w:rPr>
-          <w:rFonts w:ascii="Aptos Narrow" w:hAnsi="Aptos Narrow"/>
-        </w:rPr>
-        <w:t>a měřený zdroj se tak zatěžuje</w:t>
-      </w:r>
-      <w:r>
-        <w:rPr>
-          <w:rFonts w:eastAsiaTheme="minorEastAsia"/>
-        </w:rPr>
-        <w:t xml:space="preserve">. </w:t>
-      </w:r>
-      <w:r>
-        <w:rPr>
-          <w:rFonts w:eastAsiaTheme="minorEastAsia"/>
-        </w:rPr>
-        <w:t>M</w:t>
-      </w:r>
-      <w:r>
-        <w:rPr>
-          <w:rFonts w:eastAsiaTheme="minorEastAsia"/>
-        </w:rPr>
-        <w:t xml:space="preserve">ěřený signál </w:t>
-      </w:r>
-      <w:r>
-        <w:rPr>
-          <w:rFonts w:eastAsiaTheme="minorEastAsia"/>
-        </w:rPr>
-        <w:t>u n</w:t>
-      </w:r>
-      <w:r>
-        <w:rPr>
-          <w:rFonts w:eastAsiaTheme="minorEastAsia"/>
-        </w:rPr>
-        <w:t>einvertující zapojen</w:t>
-      </w:r>
-      <w:r>
-        <w:rPr>
-          <w:rFonts w:eastAsiaTheme="minorEastAsia"/>
-        </w:rPr>
-        <w:t>í</w:t>
-      </w:r>
-      <w:r>
-        <w:rPr>
-          <w:rFonts w:eastAsiaTheme="minorEastAsia"/>
-        </w:rPr>
-        <w:t xml:space="preserve"> z</w:t>
-      </w:r>
-      <w:r>
-        <w:rPr>
-          <w:rFonts w:eastAsiaTheme="minorEastAsia"/>
-        </w:rPr>
-        <w:t> </w:t>
-      </w:r>
-      <w:r>
-        <w:rPr>
-          <w:rFonts w:eastAsiaTheme="minorEastAsia"/>
-        </w:rPr>
-        <w:t>obrázku</w:t>
-      </w:r>
-      <w:r>
-        <w:rPr>
-          <w:rFonts w:eastAsiaTheme="minorEastAsia"/>
-        </w:rPr>
-        <w:t xml:space="preserve"> 4.2.3</w:t>
-      </w:r>
-      <w:r>
-        <w:rPr>
-          <w:rFonts w:eastAsiaTheme="minorEastAsia"/>
-        </w:rPr>
-        <w:t xml:space="preserve"> je přiveden přímo na neinvertující vstup OZ, </w:t>
-      </w:r>
-      <w:r>
-        <w:rPr>
-          <w:rFonts w:eastAsiaTheme="minorEastAsia"/>
-        </w:rPr>
-        <w:t xml:space="preserve">kde </w:t>
-      </w:r>
-      <w:r>
-        <w:rPr>
-          <w:rFonts w:eastAsiaTheme="minorEastAsia"/>
-        </w:rPr>
-        <w:t>působí</w:t>
-      </w:r>
-      <w:r>
-        <w:rPr>
-          <w:rFonts w:eastAsiaTheme="minorEastAsia"/>
-        </w:rPr>
-        <w:t xml:space="preserve"> vnitřní odpor</w:t>
-      </w:r>
-      <w:r>
-        <w:rPr>
-          <w:rFonts w:eastAsiaTheme="minorEastAsia"/>
-        </w:rPr>
-        <w:t xml:space="preserve"> OZ (v řádech M</w:t>
-      </w:r>
-      <w:r>
-        <w:rPr>
-          <w:rFonts w:ascii="Aptos Narrow" w:hAnsi="Aptos Narrow"/>
-        </w:rPr>
-        <w:t>Ω</w:t>
-      </w:r>
-      <w:r>
-        <w:rPr>
-          <w:rFonts w:eastAsiaTheme="minorEastAsia"/>
+          <w:rFonts w:asciiTheme="minorHAnsi" w:eastAsiaTheme="minorEastAsia" w:hAnsiTheme="minorHAnsi"/>
         </w:rPr>
         <w:t>)</w:t>
       </w:r>
       <w:r>
         <w:rPr>
-          <w:rFonts w:eastAsiaTheme="minorEastAsia"/>
+          <w:rFonts w:asciiTheme="minorHAnsi" w:eastAsiaTheme="minorEastAsia" w:hAnsiTheme="minorHAnsi"/>
         </w:rPr>
         <w:t xml:space="preserve">, </w:t>
       </w:r>
       <w:r>
         <w:rPr>
-          <w:rFonts w:eastAsiaTheme="minorEastAsia"/>
+          <w:rFonts w:asciiTheme="minorHAnsi" w:eastAsiaTheme="minorEastAsia" w:hAnsiTheme="minorHAnsi"/>
         </w:rPr>
         <w:t>zdroj signálu se tak proudově zatěžuje značně méně</w:t>
       </w:r>
       <w:r>
         <w:rPr>
-          <w:rFonts w:eastAsiaTheme="minorEastAsia"/>
+          <w:rFonts w:asciiTheme="minorHAnsi" w:eastAsiaTheme="minorEastAsia" w:hAnsiTheme="minorHAnsi"/>
         </w:rPr>
         <w:t>.</w:t>
       </w:r>
@@ -1245,12 +1610,14 @@
       <w:pPr>
         <w:pStyle w:val="Heading2"/>
         <w:rPr>
+          <w:rFonts w:asciiTheme="minorHAnsi" w:hAnsiTheme="minorHAnsi"/>
           <w:i/>
           <w:iCs/>
         </w:rPr>
       </w:pPr>
       <w:r>
         <w:rPr>
+          <w:rFonts w:asciiTheme="minorHAnsi" w:hAnsiTheme="minorHAnsi"/>
           <w:i/>
           <w:iCs/>
         </w:rPr>
@@ -1258,6 +1625,7 @@
       </w:r>
       <w:r>
         <w:rPr>
+          <w:rFonts w:asciiTheme="minorHAnsi" w:hAnsiTheme="minorHAnsi"/>
           <w:i/>
           <w:iCs/>
         </w:rPr>
@@ -1265,6 +1633,7 @@
       </w:r>
       <w:r>
         <w:rPr>
+          <w:rFonts w:asciiTheme="minorHAnsi" w:hAnsiTheme="minorHAnsi"/>
           <w:i/>
           <w:iCs/>
         </w:rPr>
@@ -1272,6 +1641,7 @@
       </w:r>
       <w:r>
         <w:rPr>
+          <w:rFonts w:asciiTheme="minorHAnsi" w:hAnsiTheme="minorHAnsi"/>
           <w:i/>
           <w:iCs/>
         </w:rPr>
@@ -1279,6 +1649,7 @@
       </w:r>
       <w:r>
         <w:rPr>
+          <w:rFonts w:asciiTheme="minorHAnsi" w:hAnsiTheme="minorHAnsi"/>
           <w:i/>
           <w:iCs/>
         </w:rPr>
@@ -1286,6 +1657,7 @@
       </w:r>
       <w:r>
         <w:rPr>
+          <w:rFonts w:asciiTheme="minorHAnsi" w:hAnsiTheme="minorHAnsi"/>
           <w:i/>
           <w:iCs/>
           <w:vertAlign w:val="subscript"/>
@@ -1294,6 +1666,7 @@
       </w:r>
       <w:r>
         <w:rPr>
+          <w:rFonts w:asciiTheme="minorHAnsi" w:hAnsiTheme="minorHAnsi"/>
           <w:i/>
           <w:iCs/>
         </w:rPr>
@@ -1303,25 +1676,43 @@
     <w:p>
       <w:pPr>
         <w:rPr>
-          <w:rFonts w:eastAsiaTheme="minorEastAsia"/>
-        </w:rPr>
-      </w:pPr>
-      <w:r>
+          <w:rFonts w:asciiTheme="minorHAnsi" w:eastAsiaTheme="minorEastAsia" w:hAnsiTheme="minorHAnsi"/>
+        </w:rPr>
+      </w:pPr>
+      <w:r>
+        <w:rPr>
+          <w:rFonts w:asciiTheme="minorHAnsi" w:hAnsiTheme="minorHAnsi"/>
+        </w:rPr>
         <w:t xml:space="preserve">Z teoretické části pro </w:t>
       </w:r>
       <w:r>
+        <w:rPr>
+          <w:rFonts w:asciiTheme="minorHAnsi" w:hAnsiTheme="minorHAnsi"/>
+        </w:rPr>
         <w:t xml:space="preserve">napěťové </w:t>
       </w:r>
       <w:r>
+        <w:rPr>
+          <w:rFonts w:asciiTheme="minorHAnsi" w:hAnsiTheme="minorHAnsi"/>
+        </w:rPr>
         <w:t xml:space="preserve">zesílení invertujícího </w:t>
       </w:r>
       <w:r>
+        <w:rPr>
+          <w:rFonts w:asciiTheme="minorHAnsi" w:hAnsiTheme="minorHAnsi"/>
+        </w:rPr>
         <w:t>OZ</w:t>
       </w:r>
       <w:r>
+        <w:rPr>
+          <w:rFonts w:asciiTheme="minorHAnsi" w:hAnsiTheme="minorHAnsi"/>
+        </w:rPr>
         <w:t xml:space="preserve"> </w:t>
       </w:r>
       <w:r>
+        <w:rPr>
+          <w:rFonts w:asciiTheme="minorHAnsi" w:hAnsiTheme="minorHAnsi"/>
+        </w:rPr>
         <w:t xml:space="preserve">platí </w:t>
       </w:r>
       <m:oMath>
@@ -1425,170 +1816,161 @@
         </m:f>
       </m:oMath>
       <w:r>
+        <w:rPr>
+          <w:rFonts w:asciiTheme="minorHAnsi" w:hAnsiTheme="minorHAnsi"/>
+        </w:rPr>
         <w:t xml:space="preserve">, </w:t>
       </w:r>
       <w:r>
         <w:rPr>
-          <w:rFonts w:eastAsiaTheme="minorEastAsia"/>
+          <w:rFonts w:asciiTheme="minorHAnsi" w:eastAsiaTheme="minorEastAsia" w:hAnsiTheme="minorHAnsi"/>
         </w:rPr>
         <w:t>kde R</w:t>
       </w:r>
       <w:r>
         <w:rPr>
-          <w:rFonts w:eastAsiaTheme="minorEastAsia"/>
+          <w:rFonts w:asciiTheme="minorHAnsi" w:eastAsiaTheme="minorEastAsia" w:hAnsiTheme="minorHAnsi"/>
           <w:vertAlign w:val="subscript"/>
         </w:rPr>
         <w:t>1</w:t>
       </w:r>
       <w:r>
         <w:rPr>
-          <w:rFonts w:eastAsiaTheme="minorEastAsia"/>
-        </w:rPr>
-        <w:t xml:space="preserve"> je</w:t>
-      </w:r>
-      <w:r>
-        <w:rPr>
-          <w:rFonts w:eastAsiaTheme="minorEastAsia"/>
+          <w:rFonts w:asciiTheme="minorHAnsi" w:eastAsiaTheme="minorEastAsia" w:hAnsiTheme="minorHAnsi"/>
+        </w:rPr>
+        <w:t xml:space="preserve"> je vstupní odpor a R</w:t>
+      </w:r>
+      <w:r>
+        <w:rPr>
+          <w:rFonts w:asciiTheme="minorHAnsi" w:eastAsiaTheme="minorEastAsia" w:hAnsiTheme="minorHAnsi"/>
+          <w:vertAlign w:val="subscript"/>
+        </w:rPr>
+        <w:t>2</w:t>
+      </w:r>
+      <w:r>
+        <w:rPr>
+          <w:rFonts w:asciiTheme="minorHAnsi" w:eastAsiaTheme="minorEastAsia" w:hAnsiTheme="minorHAnsi"/>
+        </w:rPr>
+        <w:t xml:space="preserve"> odpor zpětné vazby.</w:t>
+      </w:r>
+      <w:r>
+        <w:rPr>
+          <w:rFonts w:asciiTheme="minorHAnsi" w:eastAsiaTheme="minorEastAsia" w:hAnsiTheme="minorHAnsi"/>
+        </w:rPr>
+        <w:t xml:space="preserve"> Vidíme, že</w:t>
+      </w:r>
+      <w:r>
+        <w:rPr>
+          <w:rFonts w:asciiTheme="minorHAnsi" w:eastAsiaTheme="minorEastAsia" w:hAnsiTheme="minorHAnsi"/>
+        </w:rPr>
+        <w:t xml:space="preserve"> vstupní odpor</w:t>
+      </w:r>
+      <w:r>
+        <w:rPr>
+          <w:rFonts w:asciiTheme="minorHAnsi" w:eastAsiaTheme="minorEastAsia" w:hAnsiTheme="minorHAnsi"/>
+        </w:rPr>
+        <w:t xml:space="preserve"> je tvořen odpory</w:t>
+      </w:r>
+      <w:r>
+        <w:rPr>
+          <w:rFonts w:asciiTheme="minorHAnsi" w:eastAsiaTheme="minorEastAsia" w:hAnsiTheme="minorHAnsi"/>
+        </w:rPr>
+        <w:t xml:space="preserve"> R</w:t>
+      </w:r>
+      <w:r>
+        <w:rPr>
+          <w:rFonts w:asciiTheme="minorHAnsi" w:eastAsiaTheme="minorEastAsia" w:hAnsiTheme="minorHAnsi"/>
+          <w:vertAlign w:val="subscript"/>
+        </w:rPr>
+        <w:t>T</w:t>
+      </w:r>
+      <w:r>
+        <w:rPr>
+          <w:rFonts w:asciiTheme="minorHAnsi" w:eastAsiaTheme="minorEastAsia" w:hAnsiTheme="minorHAnsi"/>
+        </w:rPr>
+        <w:t xml:space="preserve"> a R</w:t>
+      </w:r>
+      <w:r>
+        <w:rPr>
+          <w:rFonts w:asciiTheme="minorHAnsi" w:eastAsiaTheme="minorEastAsia" w:hAnsiTheme="minorHAnsi"/>
+          <w:vertAlign w:val="subscript"/>
+        </w:rPr>
+        <w:t>1</w:t>
+      </w:r>
+      <w:r>
+        <w:rPr>
+          <w:rFonts w:asciiTheme="minorHAnsi" w:eastAsiaTheme="minorEastAsia" w:hAnsiTheme="minorHAnsi"/>
+          <w:vertAlign w:val="subscript"/>
         </w:rPr>
         <w:t xml:space="preserve"> </w:t>
       </w:r>
       <w:r>
         <w:rPr>
-          <w:rFonts w:eastAsiaTheme="minorEastAsia"/>
-        </w:rPr>
-        <w:t>vstupní odpor a R</w:t>
-      </w:r>
-      <w:r>
-        <w:rPr>
-          <w:rFonts w:eastAsiaTheme="minorEastAsia"/>
+          <w:rFonts w:asciiTheme="minorHAnsi" w:eastAsiaTheme="minorEastAsia" w:hAnsiTheme="minorHAnsi"/>
+        </w:rPr>
+        <w:t>(viz obrázek 4.2.2)</w:t>
+      </w:r>
+      <w:r>
+        <w:rPr>
+          <w:rFonts w:asciiTheme="minorHAnsi" w:eastAsiaTheme="minorEastAsia" w:hAnsiTheme="minorHAnsi"/>
+        </w:rPr>
+        <w:t xml:space="preserve">. </w:t>
+      </w:r>
+      <w:r>
+        <w:rPr>
+          <w:rFonts w:asciiTheme="minorHAnsi" w:hAnsiTheme="minorHAnsi"/>
+        </w:rPr>
+        <w:t>Předpokládejme, že R</w:t>
+      </w:r>
+      <w:r>
+        <w:rPr>
+          <w:rFonts w:asciiTheme="minorHAnsi" w:hAnsiTheme="minorHAnsi"/>
           <w:vertAlign w:val="subscript"/>
         </w:rPr>
-        <w:t>2</w:t>
-      </w:r>
-      <w:r>
-        <w:rPr>
-          <w:rFonts w:eastAsiaTheme="minorEastAsia"/>
-        </w:rPr>
-        <w:t xml:space="preserve"> odpor zpětn</w:t>
-      </w:r>
-      <w:r>
-        <w:rPr>
-          <w:rFonts w:eastAsiaTheme="minorEastAsia"/>
-        </w:rPr>
-        <w:t>é vazby</w:t>
-      </w:r>
-      <w:r>
-        <w:rPr>
-          <w:rFonts w:eastAsiaTheme="minorEastAsia"/>
-        </w:rPr>
-        <w:t>.</w:t>
-      </w:r>
-      <w:r>
-        <w:rPr>
-          <w:rFonts w:eastAsiaTheme="minorEastAsia"/>
-        </w:rPr>
-        <w:t xml:space="preserve"> Vidíme, že</w:t>
-      </w:r>
-      <w:r>
-        <w:rPr>
-          <w:rFonts w:eastAsiaTheme="minorEastAsia"/>
-        </w:rPr>
-        <w:t xml:space="preserve"> vstupní odpor</w:t>
-      </w:r>
-      <w:r>
-        <w:rPr>
-          <w:rFonts w:eastAsiaTheme="minorEastAsia"/>
-        </w:rPr>
-        <w:t xml:space="preserve"> je tvořen odpory</w:t>
-      </w:r>
-      <w:r>
-        <w:rPr>
-          <w:rFonts w:eastAsiaTheme="minorEastAsia"/>
-        </w:rPr>
-        <w:t xml:space="preserve"> R</w:t>
-      </w:r>
-      <w:r>
-        <w:rPr>
-          <w:rFonts w:eastAsiaTheme="minorEastAsia"/>
+        <w:t xml:space="preserve">T </w:t>
+      </w:r>
+      <w:r>
+        <w:rPr>
+          <w:rFonts w:asciiTheme="minorHAnsi" w:hAnsiTheme="minorHAnsi"/>
+        </w:rPr>
+        <w:t xml:space="preserve">je zanedbatelné oproti </w:t>
+      </w:r>
+      <w:r>
+        <w:rPr>
+          <w:rFonts w:asciiTheme="minorHAnsi" w:hAnsiTheme="minorHAnsi"/>
+        </w:rPr>
+        <w:t>R</w:t>
+      </w:r>
+      <w:r>
+        <w:rPr>
+          <w:rFonts w:asciiTheme="minorHAnsi" w:hAnsiTheme="minorHAnsi"/>
           <w:vertAlign w:val="subscript"/>
         </w:rPr>
-        <w:t>T</w:t>
-      </w:r>
-      <w:r>
-        <w:rPr>
-          <w:rFonts w:eastAsiaTheme="minorEastAsia"/>
-        </w:rPr>
-        <w:t xml:space="preserve"> a R</w:t>
-      </w:r>
-      <w:r>
-        <w:rPr>
-          <w:rFonts w:eastAsiaTheme="minorEastAsia"/>
+        <w:t>1</w:t>
+      </w:r>
+      <w:r>
+        <w:rPr>
+          <w:rFonts w:asciiTheme="minorHAnsi" w:hAnsiTheme="minorHAnsi"/>
+        </w:rPr>
+        <w:t xml:space="preserve"> (R</w:t>
+      </w:r>
+      <w:r>
+        <w:rPr>
+          <w:rFonts w:asciiTheme="minorHAnsi" w:hAnsiTheme="minorHAnsi"/>
           <w:vertAlign w:val="subscript"/>
         </w:rPr>
         <w:t>1</w:t>
       </w:r>
       <w:r>
         <w:rPr>
-          <w:rFonts w:eastAsiaTheme="minorEastAsia"/>
-          <w:vertAlign w:val="subscript"/>
-        </w:rPr>
-        <w:t xml:space="preserve"> </w:t>
-      </w:r>
-      <w:r>
-        <w:rPr>
-          <w:rFonts w:eastAsiaTheme="minorEastAsia"/>
-        </w:rPr>
-        <w:t>(viz obrázek 4.2.2)</w:t>
-      </w:r>
-      <w:r>
-        <w:rPr>
-          <w:rFonts w:eastAsiaTheme="minorEastAsia"/>
-        </w:rPr>
-        <w:t xml:space="preserve">. </w:t>
-      </w:r>
-      <w:r>
-        <w:t>Předpokládejme, že R</w:t>
-      </w:r>
-      <w:r>
-        <w:rPr>
-          <w:vertAlign w:val="subscript"/>
-        </w:rPr>
-        <w:t xml:space="preserve">T </w:t>
-      </w:r>
-      <w:r>
-        <w:t xml:space="preserve">je zanedbatelné oproti </w:t>
-      </w:r>
-      <w:r>
-        <w:t>R</w:t>
-      </w:r>
-      <w:r>
-        <w:rPr>
-          <w:vertAlign w:val="subscript"/>
-        </w:rPr>
-        <w:t>1</w:t>
-      </w:r>
-      <w:r>
-        <w:t xml:space="preserve"> (R</w:t>
-      </w:r>
-      <w:r>
-        <w:rPr>
-          <w:vertAlign w:val="subscript"/>
-        </w:rPr>
-        <w:t>1</w:t>
-      </w:r>
-      <w:r>
-        <w:t xml:space="preserve"> = 1k</w:t>
-      </w:r>
-      <w:r>
-        <w:rPr>
-          <w:rFonts w:ascii="Aptos Narrow" w:hAnsi="Aptos Narrow"/>
-        </w:rPr>
-        <w:t>Ω</w:t>
-      </w:r>
-      <w:r>
-        <w:t>)</w:t>
-      </w:r>
-      <w:r>
+          <w:rFonts w:asciiTheme="minorHAnsi" w:hAnsiTheme="minorHAnsi"/>
+        </w:rPr>
+        <w:t xml:space="preserve"> = 1kΩ)</w:t>
+      </w:r>
+      <w:r>
+        <w:rPr>
+          <w:rFonts w:asciiTheme="minorHAnsi" w:hAnsiTheme="minorHAnsi"/>
+        </w:rPr>
         <w:t xml:space="preserve">. Z předešlého vztahu vyjádříme </w:t>
       </w:r>
       <m:oMath>
@@ -1685,19 +2067,19 @@
       </m:oMath>
       <w:r>
         <w:rPr>
-          <w:rFonts w:eastAsiaTheme="minorEastAsia"/>
+          <w:rFonts w:asciiTheme="minorHAnsi" w:eastAsiaTheme="minorEastAsia" w:hAnsiTheme="minorHAnsi"/>
         </w:rPr>
         <w:t xml:space="preserve">, </w:t>
       </w:r>
       <w:r>
         <w:rPr>
-          <w:rFonts w:eastAsiaTheme="minorEastAsia"/>
+          <w:rFonts w:asciiTheme="minorHAnsi" w:eastAsiaTheme="minorEastAsia" w:hAnsiTheme="minorHAnsi"/>
         </w:rPr>
         <w:t>a dosadíme známé hodnoty:</w:t>
       </w:r>
       <w:r>
         <w:rPr>
-          <w:rFonts w:eastAsiaTheme="minorEastAsia"/>
+          <w:rFonts w:asciiTheme="minorHAnsi" w:eastAsiaTheme="minorEastAsia" w:hAnsiTheme="minorHAnsi"/>
         </w:rPr>
         <w:t xml:space="preserve"> </w:t>
       </w:r>
@@ -1737,7 +2119,7 @@
       </m:oMath>
       <w:r>
         <w:rPr>
-          <w:rFonts w:eastAsiaTheme="minorEastAsia"/>
+          <w:rFonts w:asciiTheme="minorHAnsi" w:eastAsiaTheme="minorEastAsia" w:hAnsiTheme="minorHAnsi"/>
         </w:rPr>
         <w:t xml:space="preserve">. </w:t>
       </w:r>
@@ -1745,21 +2127,30 @@
     <w:p>
       <w:pPr>
         <w:rPr>
-          <w:rFonts w:eastAsiaTheme="minorEastAsia"/>
-        </w:rPr>
-      </w:pPr>
-      <w:r>
+          <w:rFonts w:asciiTheme="minorHAnsi" w:eastAsiaTheme="minorEastAsia" w:hAnsiTheme="minorHAnsi"/>
+        </w:rPr>
+      </w:pPr>
+      <w:r>
+        <w:rPr>
+          <w:rFonts w:asciiTheme="minorHAnsi" w:hAnsiTheme="minorHAnsi"/>
+        </w:rPr>
         <w:t>Pro zesílení neinvertujícího OZ</w:t>
       </w:r>
       <w:r>
+        <w:rPr>
+          <w:rFonts w:asciiTheme="minorHAnsi" w:hAnsiTheme="minorHAnsi"/>
+        </w:rPr>
         <w:t xml:space="preserve"> (viz obrázek 4.2.3)</w:t>
       </w:r>
       <w:r>
+        <w:rPr>
+          <w:rFonts w:asciiTheme="minorHAnsi" w:hAnsiTheme="minorHAnsi"/>
+        </w:rPr>
         <w:t xml:space="preserve"> platí</w:t>
       </w:r>
       <w:r>
         <w:rPr>
-          <w:rFonts w:eastAsiaTheme="minorEastAsia"/>
+          <w:rFonts w:asciiTheme="minorHAnsi" w:eastAsiaTheme="minorEastAsia" w:hAnsiTheme="minorHAnsi"/>
         </w:rPr>
         <w:t xml:space="preserve"> </w:t>
       </w:r>
@@ -1865,53 +2256,57 @@
       </m:oMath>
       <w:r>
         <w:rPr>
-          <w:rFonts w:eastAsiaTheme="minorEastAsia"/>
+          <w:rFonts w:asciiTheme="minorHAnsi" w:eastAsiaTheme="minorEastAsia" w:hAnsiTheme="minorHAnsi"/>
         </w:rPr>
         <w:t xml:space="preserve">. </w:t>
       </w:r>
       <w:r>
         <w:rPr>
-          <w:rFonts w:eastAsiaTheme="minorEastAsia"/>
+          <w:rFonts w:asciiTheme="minorHAnsi" w:eastAsiaTheme="minorEastAsia" w:hAnsiTheme="minorHAnsi"/>
         </w:rPr>
         <w:t xml:space="preserve">U tohoto typu příkladu nám vstupní odpor nevstupuje do výpočtu. </w:t>
       </w:r>
       <w:r>
+        <w:rPr>
+          <w:rFonts w:asciiTheme="minorHAnsi" w:hAnsiTheme="minorHAnsi"/>
+        </w:rPr>
         <w:t>R</w:t>
       </w:r>
       <w:r>
         <w:rPr>
+          <w:rFonts w:asciiTheme="minorHAnsi" w:hAnsiTheme="minorHAnsi"/>
           <w:vertAlign w:val="subscript"/>
         </w:rPr>
-        <w:t>1</w:t>
-      </w:r>
-      <w:r>
-        <w:rPr>
-          <w:vertAlign w:val="subscript"/>
+        <w:t xml:space="preserve">1 </w:t>
+      </w:r>
+      <w:r>
+        <w:rPr>
+          <w:rFonts w:asciiTheme="minorHAnsi" w:hAnsiTheme="minorHAnsi"/>
+        </w:rPr>
+        <w:t>proto zvolíme</w:t>
+      </w:r>
+      <w:r>
+        <w:rPr>
+          <w:rFonts w:asciiTheme="minorHAnsi" w:hAnsiTheme="minorHAnsi"/>
         </w:rPr>
         <w:t xml:space="preserve"> </w:t>
       </w:r>
       <w:r>
-        <w:t>proto zvolíme</w:t>
-      </w:r>
-      <w:r>
-        <w:t xml:space="preserve"> </w:t>
-      </w:r>
-      <w:r>
+        <w:rPr>
+          <w:rFonts w:asciiTheme="minorHAnsi" w:hAnsiTheme="minorHAnsi"/>
+        </w:rPr>
         <w:t>jako</w:t>
       </w:r>
       <w:r>
-        <w:t xml:space="preserve"> 1k</w:t>
-      </w:r>
-      <w:r>
-        <w:rPr>
-          <w:rFonts w:ascii="Aptos Narrow" w:hAnsi="Aptos Narrow"/>
-        </w:rPr>
-        <w:t>Ω</w:t>
-      </w:r>
-      <w:r>
-        <w:t xml:space="preserve">. </w:t>
-      </w:r>
-      <w:r>
+        <w:rPr>
+          <w:rFonts w:asciiTheme="minorHAnsi" w:hAnsiTheme="minorHAnsi"/>
+        </w:rPr>
+        <w:t xml:space="preserve"> 1kΩ. </w:t>
+      </w:r>
+      <w:r>
+        <w:rPr>
+          <w:rFonts w:asciiTheme="minorHAnsi" w:hAnsiTheme="minorHAnsi"/>
+        </w:rPr>
         <w:t xml:space="preserve">Vyjádříme si úpravami </w:t>
       </w:r>
       <m:oMath>
@@ -2026,7 +2421,7 @@
       </m:oMath>
       <w:r>
         <w:rPr>
-          <w:rFonts w:eastAsiaTheme="minorEastAsia"/>
+          <w:rFonts w:asciiTheme="minorHAnsi" w:eastAsiaTheme="minorEastAsia" w:hAnsiTheme="minorHAnsi"/>
         </w:rPr>
         <w:t xml:space="preserve">. Když dosadíme, dostáváme </w:t>
       </w:r>
@@ -2090,7 +2485,7 @@
       </m:oMath>
       <w:r>
         <w:rPr>
-          <w:rFonts w:eastAsiaTheme="minorEastAsia"/>
+          <w:rFonts w:asciiTheme="minorHAnsi" w:eastAsiaTheme="minorEastAsia" w:hAnsiTheme="minorHAnsi"/>
         </w:rPr>
         <w:t xml:space="preserve">. Obecný poměr rezistorů se dá vyjádřit jako: </w:t>
       </w:r>
@@ -2098,7 +2493,7 @@
     <w:p>
       <w:pPr>
         <w:rPr>
-          <w:rFonts w:eastAsiaTheme="minorEastAsia"/>
+          <w:rFonts w:asciiTheme="minorHAnsi" w:eastAsiaTheme="minorEastAsia" w:hAnsiTheme="minorHAnsi"/>
         </w:rPr>
       </w:pPr>
       <m:oMathPara>
@@ -2166,25 +2561,38 @@
       <w:pPr>
         <w:pStyle w:val="Heading2"/>
         <w:rPr>
-          <w:rFonts w:eastAsiaTheme="minorEastAsia"/>
-        </w:rPr>
-      </w:pPr>
-      <w:r>
-        <w:lastRenderedPageBreak/>
+          <w:rFonts w:asciiTheme="minorHAnsi" w:eastAsiaTheme="minorEastAsia" w:hAnsiTheme="minorHAnsi"/>
+        </w:rPr>
+      </w:pPr>
+      <w:r>
+        <w:rPr>
+          <w:rFonts w:asciiTheme="minorHAnsi" w:hAnsiTheme="minorHAnsi"/>
+        </w:rPr>
         <w:t>Odvoďte vztah pro určení standardní nejistoty měření napětí termočlánku při použití invertujícího zesilovače. Uvažujte i nejistotu způsobenou vstupní napěťovou nesymetrií (její maximální hodnotou uvedenou v technických parametrech) operačního zesilovače.</w:t>
       </w:r>
     </w:p>
     <w:p>
-      <w:r>
-        <w:t>Použijeme</w:t>
-      </w:r>
-      <w:r>
-        <w:t xml:space="preserve"> zákon o šíření nejistot</w:t>
-      </w:r>
-      <w:r>
+      <w:pPr>
+        <w:rPr>
+          <w:rFonts w:asciiTheme="minorHAnsi" w:hAnsiTheme="minorHAnsi"/>
+        </w:rPr>
+      </w:pPr>
+      <w:r>
+        <w:rPr>
+          <w:rFonts w:asciiTheme="minorHAnsi" w:hAnsiTheme="minorHAnsi"/>
+        </w:rPr>
+        <w:t>Použijeme zákon o šíření nejistot</w:t>
+      </w:r>
+      <w:r>
+        <w:rPr>
+          <w:rFonts w:asciiTheme="minorHAnsi" w:hAnsiTheme="minorHAnsi"/>
+        </w:rPr>
         <w:t>. Z</w:t>
       </w:r>
       <w:r>
+        <w:rPr>
+          <w:rFonts w:asciiTheme="minorHAnsi" w:hAnsiTheme="minorHAnsi"/>
+        </w:rPr>
         <w:t xml:space="preserve">ohledňují se parciální derivace funkce podle všech tří proměnných, u kterých známe nejistoty: </w:t>
       </w:r>
       <m:oMath>
@@ -2216,7 +2624,7 @@
       </m:oMath>
       <w:r>
         <w:rPr>
-          <w:rFonts w:ascii="-webkit-standard" w:hAnsi="-webkit-standard"/>
+          <w:rFonts w:asciiTheme="minorHAnsi" w:hAnsiTheme="minorHAnsi"/>
           <w:color w:val="000000"/>
           <w:sz w:val="27"/>
           <w:szCs w:val="27"/>
@@ -2226,7 +2634,7 @@
       <w:r>
         <w:rPr>
           <w:rStyle w:val="apple-converted-space"/>
-          <w:rFonts w:ascii="-webkit-standard" w:hAnsi="-webkit-standard"/>
+          <w:rFonts w:asciiTheme="minorHAnsi" w:hAnsiTheme="minorHAnsi"/>
           <w:color w:val="000000"/>
           <w:sz w:val="27"/>
           <w:szCs w:val="27"/>
@@ -2263,7 +2671,7 @@
       <w:r>
         <w:rPr>
           <w:rStyle w:val="apple-converted-space"/>
-          <w:rFonts w:ascii="-webkit-standard" w:hAnsi="-webkit-standard"/>
+          <w:rFonts w:asciiTheme="minorHAnsi" w:hAnsiTheme="minorHAnsi"/>
           <w:color w:val="000000"/>
           <w:sz w:val="27"/>
           <w:szCs w:val="27"/>
@@ -2273,7 +2681,7 @@
       <w:r>
         <w:rPr>
           <w:rStyle w:val="apple-converted-space"/>
-          <w:rFonts w:ascii="-webkit-standard" w:hAnsi="-webkit-standard"/>
+          <w:rFonts w:asciiTheme="minorHAnsi" w:hAnsiTheme="minorHAnsi"/>
           <w:color w:val="000000"/>
           <w:sz w:val="27"/>
           <w:szCs w:val="27"/>
@@ -2291,7 +2699,7 @@
       <w:r>
         <w:rPr>
           <w:rStyle w:val="apple-converted-space"/>
-          <w:rFonts w:ascii="-webkit-standard" w:hAnsi="-webkit-standard"/>
+          <w:rFonts w:asciiTheme="minorHAnsi" w:hAnsiTheme="minorHAnsi"/>
           <w:color w:val="000000"/>
           <w:sz w:val="27"/>
           <w:szCs w:val="27"/>
@@ -2326,15 +2734,27 @@
         </m:sSub>
       </m:oMath>
       <w:r>
+        <w:rPr>
+          <w:rFonts w:asciiTheme="minorHAnsi" w:hAnsiTheme="minorHAnsi"/>
+        </w:rPr>
         <w:t xml:space="preserve"> </w:t>
       </w:r>
       <w:r>
+        <w:rPr>
+          <w:rFonts w:asciiTheme="minorHAnsi" w:hAnsiTheme="minorHAnsi"/>
+        </w:rPr>
         <w:t>(z funkce nepřímého měření</w:t>
       </w:r>
       <w:r>
+        <w:rPr>
+          <w:rFonts w:asciiTheme="minorHAnsi" w:hAnsiTheme="minorHAnsi"/>
+        </w:rPr>
         <w:t xml:space="preserve"> napětí</w:t>
       </w:r>
       <w:r>
+        <w:rPr>
+          <w:rFonts w:asciiTheme="minorHAnsi" w:hAnsiTheme="minorHAnsi"/>
+        </w:rPr>
         <w:t xml:space="preserve"> </w:t>
       </w:r>
       <m:oMath>
@@ -2459,19 +2879,28 @@
         </m:f>
       </m:oMath>
       <w:r>
+        <w:rPr>
+          <w:rFonts w:asciiTheme="minorHAnsi" w:hAnsiTheme="minorHAnsi"/>
+        </w:rPr>
         <w:t>). Prozatím u</w:t>
       </w:r>
       <w:r>
+        <w:rPr>
+          <w:rFonts w:asciiTheme="minorHAnsi" w:hAnsiTheme="minorHAnsi"/>
+        </w:rPr>
         <w:t>važujeme ideální operační zesilovač</w:t>
       </w:r>
       <w:r>
+        <w:rPr>
+          <w:rFonts w:asciiTheme="minorHAnsi" w:hAnsiTheme="minorHAnsi"/>
+        </w:rPr>
         <w:t>:</w:t>
       </w:r>
     </w:p>
     <w:p>
       <w:pPr>
         <w:rPr>
-          <w:rFonts w:eastAsiaTheme="minorEastAsia"/>
+          <w:rFonts w:asciiTheme="minorHAnsi" w:eastAsiaTheme="minorEastAsia" w:hAnsiTheme="minorHAnsi"/>
         </w:rPr>
       </w:pPr>
       <m:oMathPara>
@@ -3008,20 +3437,33 @@
       </m:oMathPara>
     </w:p>
     <w:p>
-      <w:r>
-        <w:rPr>
-          <w:rFonts w:eastAsiaTheme="minorEastAsia"/>
+      <w:pPr>
+        <w:rPr>
+          <w:rFonts w:asciiTheme="minorHAnsi" w:hAnsiTheme="minorHAnsi"/>
+        </w:rPr>
+      </w:pPr>
+      <w:r>
+        <w:rPr>
+          <w:rFonts w:asciiTheme="minorHAnsi" w:eastAsiaTheme="minorEastAsia" w:hAnsiTheme="minorHAnsi"/>
         </w:rPr>
         <w:t>Derivace jednotlivých proměnných pak jsou:</w:t>
       </w:r>
     </w:p>
     <w:p>
-      <w:r>
+      <w:pPr>
+        <w:rPr>
+          <w:rFonts w:asciiTheme="minorHAnsi" w:hAnsiTheme="minorHAnsi"/>
+        </w:rPr>
+      </w:pPr>
+      <w:r>
+        <w:rPr>
+          <w:rFonts w:asciiTheme="minorHAnsi" w:hAnsiTheme="minorHAnsi"/>
+        </w:rPr>
         <w:t xml:space="preserve">1) </w:t>
       </w:r>
       <w:r>
         <w:rPr>
-          <w:rFonts w:ascii="Cambria Math" w:eastAsia="Times New Roman" w:hAnsi="Cambria Math" w:cs="Times New Roman"/>
+          <w:rFonts w:asciiTheme="minorHAnsi" w:eastAsia="Times New Roman" w:hAnsiTheme="minorHAnsi" w:cs="Times New Roman"/>
         </w:rPr>
         <w:t xml:space="preserve"> </w:t>
       </w:r>
@@ -3175,10 +3617,13 @@
     <w:p>
       <w:pPr>
         <w:rPr>
-          <w:rFonts w:eastAsiaTheme="minorEastAsia"/>
-        </w:rPr>
-      </w:pPr>
-      <w:r>
+          <w:rFonts w:asciiTheme="minorHAnsi" w:eastAsiaTheme="minorEastAsia" w:hAnsiTheme="minorHAnsi"/>
+        </w:rPr>
+      </w:pPr>
+      <w:r>
+        <w:rPr>
+          <w:rFonts w:asciiTheme="minorHAnsi" w:hAnsiTheme="minorHAnsi"/>
+        </w:rPr>
         <w:t xml:space="preserve">2) </w:t>
       </w:r>
       <m:oMath>
@@ -3331,10 +3776,13 @@
     <w:p>
       <w:pPr>
         <w:rPr>
-          <w:rFonts w:eastAsiaTheme="minorEastAsia"/>
-        </w:rPr>
-      </w:pPr>
-      <w:r>
+          <w:rFonts w:asciiTheme="minorHAnsi" w:eastAsiaTheme="minorEastAsia" w:hAnsiTheme="minorHAnsi"/>
+        </w:rPr>
+      </w:pPr>
+      <w:r>
+        <w:rPr>
+          <w:rFonts w:asciiTheme="minorHAnsi" w:hAnsiTheme="minorHAnsi"/>
+        </w:rPr>
         <w:t xml:space="preserve">3) </w:t>
       </w:r>
       <m:oMath>
@@ -3589,12 +4037,13 @@
     <w:p>
       <w:pPr>
         <w:rPr>
+          <w:rFonts w:asciiTheme="minorHAnsi" w:hAnsiTheme="minorHAnsi"/>
           <w:color w:val="000000"/>
         </w:rPr>
       </w:pPr>
       <w:r>
         <w:rPr>
-          <w:rFonts w:eastAsiaTheme="minorEastAsia"/>
+          <w:rFonts w:asciiTheme="minorHAnsi" w:eastAsiaTheme="minorEastAsia" w:hAnsiTheme="minorHAnsi"/>
         </w:rPr>
         <w:t xml:space="preserve">Reálné operační zesilovače mají na rozdíl od teoretického ideálního modelu napěťovou nesymetrii </w:t>
       </w:r>
@@ -3627,13 +4076,13 @@
       </m:oMath>
       <w:r>
         <w:rPr>
-          <w:rFonts w:eastAsiaTheme="minorEastAsia"/>
+          <w:rFonts w:asciiTheme="minorHAnsi" w:eastAsiaTheme="minorEastAsia" w:hAnsiTheme="minorHAnsi"/>
         </w:rPr>
         <w:t xml:space="preserve">. </w:t>
       </w:r>
       <w:r>
         <w:rPr>
-          <w:rFonts w:eastAsiaTheme="minorEastAsia"/>
+          <w:rFonts w:asciiTheme="minorHAnsi" w:eastAsiaTheme="minorEastAsia" w:hAnsiTheme="minorHAnsi"/>
         </w:rPr>
         <w:t xml:space="preserve">Vzniká tak další složka nejistoty. Předpokládáme obdélníkové rozdělení, tedy nejistota typu B </w:t>
       </w:r>
@@ -3746,18 +4195,21 @@
       </m:oMath>
       <w:r>
         <w:rPr>
+          <w:rFonts w:asciiTheme="minorHAnsi" w:hAnsiTheme="minorHAnsi"/>
           <w:color w:val="000000"/>
         </w:rPr>
         <w:t xml:space="preserve">. Sčítáme přes kvadratický průměr. </w:t>
       </w:r>
       <w:r>
         <w:rPr>
+          <w:rFonts w:asciiTheme="minorHAnsi" w:hAnsiTheme="minorHAnsi"/>
           <w:color w:val="000000"/>
         </w:rPr>
         <w:t>V</w:t>
       </w:r>
       <w:r>
         <w:rPr>
+          <w:rFonts w:asciiTheme="minorHAnsi" w:hAnsiTheme="minorHAnsi"/>
           <w:color w:val="000000"/>
         </w:rPr>
         <w:t>ýsledná rovnice je:</w:t>
@@ -3768,7 +4220,7 @@
         <w:spacing w:after="0" w:line="240" w:lineRule="auto"/>
         <w:jc w:val="left"/>
         <w:rPr>
-          <w:rFonts w:ascii="Times New Roman" w:eastAsia="Times New Roman" w:hAnsi="Times New Roman" w:cs="Times New Roman"/>
+          <w:rFonts w:asciiTheme="minorHAnsi" w:eastAsia="Times New Roman" w:hAnsiTheme="minorHAnsi" w:cs="Times New Roman"/>
           <w:color w:val="000000"/>
           <w:kern w:val="0"/>
           <w:lang w:val="en-US"/>
@@ -3777,7 +4229,7 @@
       </w:pPr>
       <w:r>
         <w:rPr>
-          <w:rFonts w:ascii="Times New Roman" w:eastAsia="Times New Roman" w:hAnsi="Times New Roman" w:cs="Times New Roman"/>
+          <w:rFonts w:asciiTheme="minorHAnsi" w:eastAsia="Times New Roman" w:hAnsiTheme="minorHAnsi" w:cs="Times New Roman"/>
           <w:color w:val="000000"/>
           <w:kern w:val="0"/>
           <w:lang w:val="en-US"/>
@@ -3787,7 +4239,7 @@
       </w:r>
       <w:r>
         <w:rPr>
-          <w:rFonts w:ascii="Times New Roman" w:eastAsia="Times New Roman" w:hAnsi="Times New Roman" w:cs="Times New Roman"/>
+          <w:rFonts w:asciiTheme="minorHAnsi" w:eastAsia="Times New Roman" w:hAnsiTheme="minorHAnsi" w:cs="Times New Roman"/>
           <w:color w:val="000000"/>
           <w:kern w:val="0"/>
           <w:lang w:val="en-US"/>
@@ -3797,7 +4249,7 @@
       </w:r>
       <w:r>
         <w:rPr>
-          <w:rFonts w:ascii="Times New Roman" w:eastAsia="Times New Roman" w:hAnsi="Times New Roman" w:cs="Times New Roman"/>
+          <w:rFonts w:asciiTheme="minorHAnsi" w:eastAsia="Times New Roman" w:hAnsiTheme="minorHAnsi" w:cs="Times New Roman"/>
           <w:color w:val="000000"/>
           <w:kern w:val="0"/>
           <w:lang w:val="en-US"/>
@@ -3807,7 +4259,7 @@
       </w:r>
       <w:r>
         <w:rPr>
-          <w:rFonts w:ascii="Times New Roman" w:eastAsia="Times New Roman" w:hAnsi="Times New Roman" w:cs="Times New Roman"/>
+          <w:rFonts w:asciiTheme="minorHAnsi" w:eastAsia="Times New Roman" w:hAnsiTheme="minorHAnsi" w:cs="Times New Roman"/>
           <w:noProof/>
           <w:color w:val="000000"/>
           <w:kern w:val="0"/>
@@ -3883,7 +4335,7 @@
       </w:r>
       <w:r>
         <w:rPr>
-          <w:rFonts w:ascii="Times New Roman" w:eastAsia="Times New Roman" w:hAnsi="Times New Roman" w:cs="Times New Roman"/>
+          <w:rFonts w:asciiTheme="minorHAnsi" w:eastAsia="Times New Roman" w:hAnsiTheme="minorHAnsi" w:cs="Times New Roman"/>
           <w:color w:val="000000"/>
           <w:kern w:val="0"/>
           <w:lang w:val="en-US"/>
@@ -3893,7 +4345,7 @@
       </w:r>
       <w:r>
         <w:rPr>
-          <w:rFonts w:ascii="Times New Roman" w:eastAsia="Times New Roman" w:hAnsi="Times New Roman" w:cs="Times New Roman"/>
+          <w:rFonts w:asciiTheme="minorHAnsi" w:eastAsia="Times New Roman" w:hAnsiTheme="minorHAnsi" w:cs="Times New Roman"/>
           <w:color w:val="000000"/>
           <w:kern w:val="0"/>
           <w:lang w:val="en-US"/>
@@ -3903,7 +4355,7 @@
       </w:r>
       <w:r>
         <w:rPr>
-          <w:rFonts w:ascii="Times New Roman" w:eastAsia="Times New Roman" w:hAnsi="Times New Roman" w:cs="Times New Roman"/>
+          <w:rFonts w:asciiTheme="minorHAnsi" w:eastAsia="Times New Roman" w:hAnsiTheme="minorHAnsi" w:cs="Times New Roman"/>
           <w:color w:val="000000"/>
           <w:kern w:val="0"/>
           <w:lang w:val="en-US"/>
@@ -3913,7 +4365,7 @@
       </w:r>
       <w:r>
         <w:rPr>
-          <w:rFonts w:ascii="Times New Roman" w:eastAsia="Times New Roman" w:hAnsi="Times New Roman" w:cs="Times New Roman"/>
+          <w:rFonts w:asciiTheme="minorHAnsi" w:eastAsia="Times New Roman" w:hAnsiTheme="minorHAnsi" w:cs="Times New Roman"/>
           <w:color w:val="000000"/>
           <w:kern w:val="0"/>
           <w:lang w:val="en-US"/>
@@ -3923,7 +4375,7 @@
       </w:r>
       <w:r>
         <w:rPr>
-          <w:rFonts w:ascii="Times New Roman" w:eastAsia="Times New Roman" w:hAnsi="Times New Roman" w:cs="Times New Roman"/>
+          <w:rFonts w:asciiTheme="minorHAnsi" w:eastAsia="Times New Roman" w:hAnsiTheme="minorHAnsi" w:cs="Times New Roman"/>
           <w:noProof/>
           <w:color w:val="000000"/>
           <w:kern w:val="0"/>
@@ -3999,7 +4451,7 @@
       </w:r>
       <w:r>
         <w:rPr>
-          <w:rFonts w:ascii="Times New Roman" w:eastAsia="Times New Roman" w:hAnsi="Times New Roman" w:cs="Times New Roman"/>
+          <w:rFonts w:asciiTheme="minorHAnsi" w:eastAsia="Times New Roman" w:hAnsiTheme="minorHAnsi" w:cs="Times New Roman"/>
           <w:color w:val="000000"/>
           <w:kern w:val="0"/>
           <w:lang w:val="en-US"/>
@@ -4011,6 +4463,7 @@
     <w:p>
       <w:pPr>
         <w:rPr>
+          <w:rFonts w:asciiTheme="minorHAnsi" w:hAnsiTheme="minorHAnsi"/>
           <w:color w:val="000000"/>
         </w:rPr>
       </w:pPr>
@@ -4812,12 +5265,12 @@
         <w:spacing w:after="160"/>
         <w:jc w:val="left"/>
         <w:rPr>
-          <w:rFonts w:eastAsiaTheme="minorEastAsia"/>
-        </w:rPr>
-      </w:pPr>
-      <w:r>
-        <w:rPr>
-          <w:rFonts w:eastAsiaTheme="minorEastAsia"/>
+          <w:rFonts w:asciiTheme="minorHAnsi" w:eastAsiaTheme="minorEastAsia" w:hAnsiTheme="minorHAnsi"/>
+        </w:rPr>
+      </w:pPr>
+      <w:r>
+        <w:rPr>
+          <w:rFonts w:asciiTheme="minorHAnsi" w:eastAsiaTheme="minorEastAsia" w:hAnsiTheme="minorHAnsi"/>
         </w:rPr>
         <w:br w:type="page"/>
       </w:r>
@@ -4825,26 +5278,42 @@
     <w:p>
       <w:pPr>
         <w:pStyle w:val="Heading1"/>
-      </w:pPr>
-      <w:r>
+        <w:rPr>
+          <w:rFonts w:asciiTheme="minorHAnsi" w:hAnsiTheme="minorHAnsi"/>
+        </w:rPr>
+      </w:pPr>
+      <w:r>
+        <w:rPr>
+          <w:rFonts w:asciiTheme="minorHAnsi" w:hAnsiTheme="minorHAnsi"/>
+        </w:rPr>
         <w:lastRenderedPageBreak/>
         <w:t>Naměřené hodnoty</w:t>
       </w:r>
     </w:p>
     <w:p>
-      <w:r>
+      <w:pPr>
+        <w:rPr>
+          <w:rFonts w:asciiTheme="minorHAnsi" w:hAnsiTheme="minorHAnsi"/>
+        </w:rPr>
+      </w:pPr>
+      <w:r>
+        <w:rPr>
+          <w:rFonts w:asciiTheme="minorHAnsi" w:hAnsiTheme="minorHAnsi"/>
+        </w:rPr>
         <w:t>Veškerá měření probíhala s nastavením termostatu v poloze „Teplota 2“.</w:t>
       </w:r>
     </w:p>
     <w:p>
       <w:pPr>
         <w:rPr>
+          <w:rFonts w:asciiTheme="minorHAnsi" w:hAnsiTheme="minorHAnsi"/>
           <w:b/>
           <w:bCs/>
         </w:rPr>
       </w:pPr>
       <w:r>
         <w:rPr>
+          <w:rFonts w:asciiTheme="minorHAnsi" w:hAnsiTheme="minorHAnsi"/>
           <w:b/>
           <w:bCs/>
         </w:rPr>
@@ -4852,8 +5321,42 @@
       </w:r>
     </w:p>
     <w:p>
-      <w:r>
-        <w:t>Naměřená hodnota napětí termočlánku:</w:t>
+      <w:pPr>
+        <w:rPr>
+          <w:rFonts w:asciiTheme="minorHAnsi" w:hAnsiTheme="minorHAnsi"/>
+        </w:rPr>
+      </w:pPr>
+      <w:r>
+        <w:rPr>
+          <w:rFonts w:asciiTheme="minorHAnsi" w:hAnsiTheme="minorHAnsi"/>
+        </w:rPr>
+        <w:t>Naměřená hodnota napětí termočlánku</w:t>
+      </w:r>
+      <w:r>
+        <w:rPr>
+          <w:rFonts w:asciiTheme="minorHAnsi" w:hAnsiTheme="minorHAnsi"/>
+        </w:rPr>
+        <w:t xml:space="preserve"> pro rozsah </w:t>
+      </w:r>
+      <w:r>
+        <w:rPr>
+          <w:rFonts w:asciiTheme="minorHAnsi" w:hAnsiTheme="minorHAnsi"/>
+        </w:rPr>
+        <w:t xml:space="preserve">1000 </w:t>
+      </w:r>
+      <w:proofErr w:type="spellStart"/>
+      <w:r>
+        <w:rPr>
+          <w:rFonts w:asciiTheme="minorHAnsi" w:hAnsiTheme="minorHAnsi"/>
+        </w:rPr>
+        <w:t>mV</w:t>
+      </w:r>
+      <w:proofErr w:type="spellEnd"/>
+      <w:r>
+        <w:rPr>
+          <w:rFonts w:asciiTheme="minorHAnsi" w:hAnsiTheme="minorHAnsi"/>
+        </w:rPr>
+        <w:t>:</w:t>
       </w:r>
     </w:p>
     <w:tbl>
@@ -4893,7 +5396,7 @@
               <w:spacing w:after="0" w:line="240" w:lineRule="auto"/>
               <w:jc w:val="center"/>
               <w:rPr>
-                <w:rFonts w:ascii="Aptos Narrow" w:eastAsia="Times New Roman" w:hAnsi="Aptos Narrow" w:cs="Times New Roman"/>
+                <w:rFonts w:asciiTheme="minorHAnsi" w:eastAsia="Times New Roman" w:hAnsiTheme="minorHAnsi" w:cs="Times New Roman"/>
                 <w:b/>
                 <w:bCs/>
                 <w:color w:val="000000"/>
@@ -4906,7 +5409,7 @@
             </w:pPr>
             <w:r>
               <w:rPr>
-                <w:rFonts w:ascii="Aptos Narrow" w:eastAsia="Times New Roman" w:hAnsi="Aptos Narrow" w:cs="Times New Roman"/>
+                <w:rFonts w:asciiTheme="minorHAnsi" w:eastAsia="Times New Roman" w:hAnsiTheme="minorHAnsi" w:cs="Times New Roman"/>
                 <w:b/>
                 <w:bCs/>
                 <w:color w:val="000000"/>
@@ -4920,7 +5423,7 @@
             </w:r>
             <w:r>
               <w:rPr>
-                <w:rFonts w:ascii="Aptos Narrow" w:eastAsia="Times New Roman" w:hAnsi="Aptos Narrow" w:cs="Times New Roman"/>
+                <w:rFonts w:asciiTheme="minorHAnsi" w:eastAsia="Times New Roman" w:hAnsiTheme="minorHAnsi" w:cs="Times New Roman"/>
                 <w:b/>
                 <w:bCs/>
                 <w:color w:val="000000"/>
@@ -4935,7 +5438,7 @@
             </w:r>
             <w:r>
               <w:rPr>
-                <w:rFonts w:ascii="Aptos Narrow" w:eastAsia="Times New Roman" w:hAnsi="Aptos Narrow" w:cs="Times New Roman"/>
+                <w:rFonts w:asciiTheme="minorHAnsi" w:eastAsia="Times New Roman" w:hAnsiTheme="minorHAnsi" w:cs="Times New Roman"/>
                 <w:b/>
                 <w:bCs/>
                 <w:color w:val="000000"/>
@@ -4950,7 +5453,7 @@
             <w:proofErr w:type="spellStart"/>
             <w:r>
               <w:rPr>
-                <w:rFonts w:ascii="Aptos Narrow" w:eastAsia="Times New Roman" w:hAnsi="Aptos Narrow" w:cs="Times New Roman"/>
+                <w:rFonts w:asciiTheme="minorHAnsi" w:eastAsia="Times New Roman" w:hAnsiTheme="minorHAnsi" w:cs="Times New Roman"/>
                 <w:b/>
                 <w:bCs/>
                 <w:color w:val="000000"/>
@@ -4964,7 +5467,7 @@
             </w:r>
             <w:r>
               <w:rPr>
-                <w:rFonts w:ascii="Aptos Narrow" w:eastAsia="Times New Roman" w:hAnsi="Aptos Narrow" w:cs="Times New Roman"/>
+                <w:rFonts w:asciiTheme="minorHAnsi" w:eastAsia="Times New Roman" w:hAnsiTheme="minorHAnsi" w:cs="Times New Roman"/>
                 <w:b/>
                 <w:bCs/>
                 <w:color w:val="000000"/>
@@ -4979,7 +5482,7 @@
             <w:proofErr w:type="spellEnd"/>
             <w:r>
               <w:rPr>
-                <w:rFonts w:ascii="Aptos Narrow" w:eastAsia="Times New Roman" w:hAnsi="Aptos Narrow" w:cs="Times New Roman"/>
+                <w:rFonts w:asciiTheme="minorHAnsi" w:eastAsia="Times New Roman" w:hAnsiTheme="minorHAnsi" w:cs="Times New Roman"/>
                 <w:b/>
                 <w:bCs/>
                 <w:color w:val="000000"/>
@@ -5018,7 +5521,7 @@
               <w:spacing w:after="0" w:line="240" w:lineRule="auto"/>
               <w:jc w:val="center"/>
               <w:rPr>
-                <w:rFonts w:ascii="Aptos Narrow" w:eastAsia="Times New Roman" w:hAnsi="Aptos Narrow" w:cs="Times New Roman"/>
+                <w:rFonts w:asciiTheme="minorHAnsi" w:eastAsia="Times New Roman" w:hAnsiTheme="minorHAnsi" w:cs="Times New Roman"/>
                 <w:color w:val="000000"/>
                 <w:kern w:val="0"/>
                 <w:sz w:val="22"/>
@@ -5029,7 +5532,7 @@
             </w:pPr>
             <w:r>
               <w:rPr>
-                <w:rFonts w:ascii="Aptos Narrow" w:eastAsia="Times New Roman" w:hAnsi="Aptos Narrow" w:cs="Times New Roman"/>
+                <w:rFonts w:asciiTheme="minorHAnsi" w:eastAsia="Times New Roman" w:hAnsiTheme="minorHAnsi" w:cs="Times New Roman"/>
                 <w:color w:val="000000"/>
                 <w:kern w:val="0"/>
                 <w:sz w:val="22"/>
@@ -5047,31 +5550,66 @@
       <w:pPr>
         <w:pStyle w:val="Caption"/>
         <w:jc w:val="center"/>
-      </w:pPr>
-      <w:r>
+        <w:rPr>
+          <w:rFonts w:asciiTheme="minorHAnsi" w:hAnsiTheme="minorHAnsi"/>
+        </w:rPr>
+      </w:pPr>
+      <w:r>
+        <w:rPr>
+          <w:rFonts w:asciiTheme="minorHAnsi" w:hAnsiTheme="minorHAnsi"/>
+        </w:rPr>
         <w:t xml:space="preserve">Tabulka </w:t>
       </w:r>
-      <w:fldSimple w:instr=" SEQ Tabulka \* ARABIC ">
-        <w:r>
-          <w:rPr>
-            <w:noProof/>
-          </w:rPr>
-          <w:t>1</w:t>
-        </w:r>
-      </w:fldSimple>
-      <w:r>
+      <w:r>
+        <w:rPr>
+          <w:rFonts w:asciiTheme="minorHAnsi" w:hAnsiTheme="minorHAnsi"/>
+        </w:rPr>
+        <w:fldChar w:fldCharType="begin"/>
+      </w:r>
+      <w:r>
+        <w:rPr>
+          <w:rFonts w:asciiTheme="minorHAnsi" w:hAnsiTheme="minorHAnsi"/>
+        </w:rPr>
+        <w:instrText xml:space="preserve"> SEQ Tabulka \* ARABIC </w:instrText>
+      </w:r>
+      <w:r>
+        <w:rPr>
+          <w:rFonts w:asciiTheme="minorHAnsi" w:hAnsiTheme="minorHAnsi"/>
+        </w:rPr>
+        <w:fldChar w:fldCharType="separate"/>
+      </w:r>
+      <w:r>
+        <w:rPr>
+          <w:rFonts w:asciiTheme="minorHAnsi" w:hAnsiTheme="minorHAnsi"/>
+          <w:noProof/>
+        </w:rPr>
+        <w:t>1</w:t>
+      </w:r>
+      <w:r>
+        <w:rPr>
+          <w:rFonts w:asciiTheme="minorHAnsi" w:hAnsiTheme="minorHAnsi"/>
+          <w:noProof/>
+        </w:rPr>
+        <w:fldChar w:fldCharType="end"/>
+      </w:r>
+      <w:r>
+        <w:rPr>
+          <w:rFonts w:asciiTheme="minorHAnsi" w:hAnsiTheme="minorHAnsi"/>
+        </w:rPr>
         <w:t xml:space="preserve"> naměřená hodnoty zadání 4.1.1</w:t>
       </w:r>
     </w:p>
     <w:p>
       <w:pPr>
         <w:rPr>
+          <w:rFonts w:asciiTheme="minorHAnsi" w:hAnsiTheme="minorHAnsi"/>
           <w:b/>
           <w:bCs/>
         </w:rPr>
       </w:pPr>
       <w:r>
         <w:rPr>
+          <w:rFonts w:asciiTheme="minorHAnsi" w:hAnsiTheme="minorHAnsi"/>
           <w:b/>
           <w:bCs/>
         </w:rPr>
@@ -5079,50 +5617,63 @@
       </w:r>
     </w:p>
     <w:p>
-      <w:r>
-        <w:t>Po připojení invertujícího zapojení (viz obrázek 4.2.2) s OZ OP07 a za použití rezistorů R1 = 1k</w:t>
-      </w:r>
-      <w:r>
-        <w:t>Ω</w:t>
-      </w:r>
-      <w:r>
-        <w:t xml:space="preserve"> a R2 = 100k</w:t>
-      </w:r>
-      <w:r>
-        <w:t>Ω</w:t>
-      </w:r>
-      <w:r>
-        <w:t xml:space="preserve">, bylo provedeno měření výstupu </w:t>
+      <w:pPr>
+        <w:rPr>
+          <w:rFonts w:asciiTheme="minorHAnsi" w:hAnsiTheme="minorHAnsi"/>
+        </w:rPr>
+      </w:pPr>
+      <w:r>
+        <w:rPr>
+          <w:rFonts w:asciiTheme="minorHAnsi" w:hAnsiTheme="minorHAnsi"/>
+        </w:rPr>
+        <w:t xml:space="preserve">Po připojení invertujícího zapojení (viz obrázek 4.2.2) s OZ OP07 a za použití rezistorů R1 = 1kΩ a R2 = 100kΩ, bylo provedeno měření výstupu </w:t>
       </w:r>
       <w:proofErr w:type="spellStart"/>
       <w:r>
+        <w:rPr>
+          <w:rFonts w:asciiTheme="minorHAnsi" w:hAnsiTheme="minorHAnsi"/>
+        </w:rPr>
         <w:t>U</w:t>
       </w:r>
       <w:r>
         <w:rPr>
+          <w:rFonts w:asciiTheme="minorHAnsi" w:hAnsiTheme="minorHAnsi"/>
           <w:vertAlign w:val="subscript"/>
         </w:rPr>
         <w:t>a</w:t>
       </w:r>
       <w:proofErr w:type="spellEnd"/>
       <w:r>
+        <w:rPr>
+          <w:rFonts w:asciiTheme="minorHAnsi" w:hAnsiTheme="minorHAnsi"/>
+        </w:rPr>
         <w:t>.</w:t>
       </w:r>
       <w:r>
+        <w:rPr>
+          <w:rFonts w:asciiTheme="minorHAnsi" w:hAnsiTheme="minorHAnsi"/>
+        </w:rPr>
         <w:t xml:space="preserve"> Nabídla se též příležitost obrátit polaritu termočlánku a změřit tento výstup </w:t>
       </w:r>
       <w:proofErr w:type="spellStart"/>
       <w:r>
+        <w:rPr>
+          <w:rFonts w:asciiTheme="minorHAnsi" w:hAnsiTheme="minorHAnsi"/>
+        </w:rPr>
         <w:t>U</w:t>
       </w:r>
       <w:r>
         <w:rPr>
+          <w:rFonts w:asciiTheme="minorHAnsi" w:hAnsiTheme="minorHAnsi"/>
           <w:vertAlign w:val="subscript"/>
         </w:rPr>
         <w:t>b</w:t>
       </w:r>
       <w:proofErr w:type="spellEnd"/>
       <w:r>
+        <w:rPr>
+          <w:rFonts w:asciiTheme="minorHAnsi" w:hAnsiTheme="minorHAnsi"/>
+        </w:rPr>
         <w:t>. Tato hodnota může být později užitečná k určení napěťové nesymetrie.</w:t>
       </w:r>
     </w:p>
@@ -5161,7 +5712,7 @@
             <w:pPr>
               <w:spacing w:after="0" w:line="240" w:lineRule="auto"/>
               <w:rPr>
-                <w:rFonts w:ascii="Aptos Narrow" w:eastAsia="Times New Roman" w:hAnsi="Aptos Narrow" w:cs="Times New Roman"/>
+                <w:rFonts w:asciiTheme="minorHAnsi" w:eastAsia="Times New Roman" w:hAnsiTheme="minorHAnsi" w:cs="Times New Roman"/>
                 <w:b/>
                 <w:bCs/>
                 <w:color w:val="000000"/>
@@ -5193,7 +5744,7 @@
               <w:spacing w:after="0" w:line="240" w:lineRule="auto"/>
               <w:jc w:val="center"/>
               <w:rPr>
-                <w:rFonts w:ascii="Aptos Narrow" w:eastAsia="Times New Roman" w:hAnsi="Aptos Narrow" w:cs="Times New Roman"/>
+                <w:rFonts w:asciiTheme="minorHAnsi" w:eastAsia="Times New Roman" w:hAnsiTheme="minorHAnsi" w:cs="Times New Roman"/>
                 <w:b/>
                 <w:bCs/>
                 <w:color w:val="000000"/>
@@ -5207,7 +5758,7 @@
             <w:proofErr w:type="spellStart"/>
             <w:r>
               <w:rPr>
-                <w:rFonts w:ascii="Aptos Narrow" w:eastAsia="Times New Roman" w:hAnsi="Aptos Narrow" w:cs="Times New Roman"/>
+                <w:rFonts w:asciiTheme="minorHAnsi" w:eastAsia="Times New Roman" w:hAnsiTheme="minorHAnsi" w:cs="Times New Roman"/>
                 <w:b/>
                 <w:bCs/>
                 <w:color w:val="000000"/>
@@ -5221,7 +5772,7 @@
             </w:r>
             <w:r>
               <w:rPr>
-                <w:rFonts w:ascii="Aptos Narrow" w:eastAsia="Times New Roman" w:hAnsi="Aptos Narrow" w:cs="Times New Roman"/>
+                <w:rFonts w:asciiTheme="minorHAnsi" w:eastAsia="Times New Roman" w:hAnsiTheme="minorHAnsi" w:cs="Times New Roman"/>
                 <w:b/>
                 <w:bCs/>
                 <w:color w:val="000000"/>
@@ -5237,7 +5788,7 @@
             <w:proofErr w:type="spellEnd"/>
             <w:r>
               <w:rPr>
-                <w:rFonts w:ascii="Aptos Narrow" w:eastAsia="Times New Roman" w:hAnsi="Aptos Narrow" w:cs="Times New Roman"/>
+                <w:rFonts w:asciiTheme="minorHAnsi" w:eastAsia="Times New Roman" w:hAnsiTheme="minorHAnsi" w:cs="Times New Roman"/>
                 <w:b/>
                 <w:bCs/>
                 <w:color w:val="000000"/>
@@ -5252,7 +5803,7 @@
             <w:proofErr w:type="spellStart"/>
             <w:r>
               <w:rPr>
-                <w:rFonts w:ascii="Aptos Narrow" w:eastAsia="Times New Roman" w:hAnsi="Aptos Narrow" w:cs="Times New Roman"/>
+                <w:rFonts w:asciiTheme="minorHAnsi" w:eastAsia="Times New Roman" w:hAnsiTheme="minorHAnsi" w:cs="Times New Roman"/>
                 <w:b/>
                 <w:bCs/>
                 <w:color w:val="000000"/>
@@ -5267,7 +5818,7 @@
             <w:proofErr w:type="spellEnd"/>
             <w:r>
               <w:rPr>
-                <w:rFonts w:ascii="Aptos Narrow" w:eastAsia="Times New Roman" w:hAnsi="Aptos Narrow" w:cs="Times New Roman"/>
+                <w:rFonts w:asciiTheme="minorHAnsi" w:eastAsia="Times New Roman" w:hAnsiTheme="minorHAnsi" w:cs="Times New Roman"/>
                 <w:b/>
                 <w:bCs/>
                 <w:color w:val="000000"/>
@@ -5300,7 +5851,7 @@
               <w:spacing w:after="0" w:line="240" w:lineRule="auto"/>
               <w:jc w:val="center"/>
               <w:rPr>
-                <w:rFonts w:ascii="Aptos Narrow" w:eastAsia="Times New Roman" w:hAnsi="Aptos Narrow" w:cs="Times New Roman"/>
+                <w:rFonts w:asciiTheme="minorHAnsi" w:eastAsia="Times New Roman" w:hAnsiTheme="minorHAnsi" w:cs="Times New Roman"/>
                 <w:b/>
                 <w:bCs/>
                 <w:color w:val="000000"/>
@@ -5314,7 +5865,7 @@
             <w:proofErr w:type="spellStart"/>
             <w:r>
               <w:rPr>
-                <w:rFonts w:ascii="Aptos Narrow" w:eastAsia="Times New Roman" w:hAnsi="Aptos Narrow" w:cs="Times New Roman"/>
+                <w:rFonts w:asciiTheme="minorHAnsi" w:eastAsia="Times New Roman" w:hAnsiTheme="minorHAnsi" w:cs="Times New Roman"/>
                 <w:b/>
                 <w:bCs/>
                 <w:color w:val="000000"/>
@@ -5328,7 +5879,7 @@
             </w:r>
             <w:r>
               <w:rPr>
-                <w:rFonts w:ascii="Aptos Narrow" w:eastAsia="Times New Roman" w:hAnsi="Aptos Narrow" w:cs="Times New Roman"/>
+                <w:rFonts w:asciiTheme="minorHAnsi" w:eastAsia="Times New Roman" w:hAnsiTheme="minorHAnsi" w:cs="Times New Roman"/>
                 <w:b/>
                 <w:bCs/>
                 <w:color w:val="000000"/>
@@ -5344,7 +5895,7 @@
             <w:proofErr w:type="spellEnd"/>
             <w:r>
               <w:rPr>
-                <w:rFonts w:ascii="Aptos Narrow" w:eastAsia="Times New Roman" w:hAnsi="Aptos Narrow" w:cs="Times New Roman"/>
+                <w:rFonts w:asciiTheme="minorHAnsi" w:eastAsia="Times New Roman" w:hAnsiTheme="minorHAnsi" w:cs="Times New Roman"/>
                 <w:b/>
                 <w:bCs/>
                 <w:color w:val="000000"/>
@@ -5359,7 +5910,7 @@
             <w:proofErr w:type="spellStart"/>
             <w:r>
               <w:rPr>
-                <w:rFonts w:ascii="Aptos Narrow" w:eastAsia="Times New Roman" w:hAnsi="Aptos Narrow" w:cs="Times New Roman"/>
+                <w:rFonts w:asciiTheme="minorHAnsi" w:eastAsia="Times New Roman" w:hAnsiTheme="minorHAnsi" w:cs="Times New Roman"/>
                 <w:b/>
                 <w:bCs/>
                 <w:color w:val="000000"/>
@@ -5374,7 +5925,7 @@
             <w:proofErr w:type="spellEnd"/>
             <w:r>
               <w:rPr>
-                <w:rFonts w:ascii="Aptos Narrow" w:eastAsia="Times New Roman" w:hAnsi="Aptos Narrow" w:cs="Times New Roman"/>
+                <w:rFonts w:asciiTheme="minorHAnsi" w:eastAsia="Times New Roman" w:hAnsiTheme="minorHAnsi" w:cs="Times New Roman"/>
                 <w:b/>
                 <w:bCs/>
                 <w:color w:val="000000"/>
@@ -5414,7 +5965,7 @@
               <w:spacing w:after="0" w:line="240" w:lineRule="auto"/>
               <w:jc w:val="left"/>
               <w:rPr>
-                <w:rFonts w:ascii="Aptos Narrow" w:eastAsia="Times New Roman" w:hAnsi="Aptos Narrow" w:cs="Times New Roman"/>
+                <w:rFonts w:asciiTheme="minorHAnsi" w:eastAsia="Times New Roman" w:hAnsiTheme="minorHAnsi" w:cs="Times New Roman"/>
                 <w:b/>
                 <w:bCs/>
                 <w:color w:val="000000"/>
@@ -5427,7 +5978,7 @@
             </w:pPr>
             <w:r>
               <w:rPr>
-                <w:rFonts w:ascii="Aptos Narrow" w:eastAsia="Times New Roman" w:hAnsi="Aptos Narrow" w:cs="Times New Roman"/>
+                <w:rFonts w:asciiTheme="minorHAnsi" w:eastAsia="Times New Roman" w:hAnsiTheme="minorHAnsi" w:cs="Times New Roman"/>
                 <w:b/>
                 <w:bCs/>
                 <w:color w:val="000000"/>
@@ -5460,7 +6011,7 @@
               <w:spacing w:after="0" w:line="240" w:lineRule="auto"/>
               <w:jc w:val="center"/>
               <w:rPr>
-                <w:rFonts w:ascii="Aptos Narrow" w:eastAsia="Times New Roman" w:hAnsi="Aptos Narrow" w:cs="Times New Roman"/>
+                <w:rFonts w:asciiTheme="minorHAnsi" w:eastAsia="Times New Roman" w:hAnsiTheme="minorHAnsi" w:cs="Times New Roman"/>
                 <w:color w:val="000000"/>
                 <w:kern w:val="0"/>
                 <w:sz w:val="22"/>
@@ -5471,7 +6022,7 @@
             </w:pPr>
             <w:r>
               <w:rPr>
-                <w:rFonts w:ascii="Aptos Narrow" w:eastAsia="Times New Roman" w:hAnsi="Aptos Narrow" w:cs="Times New Roman"/>
+                <w:rFonts w:asciiTheme="minorHAnsi" w:eastAsia="Times New Roman" w:hAnsiTheme="minorHAnsi" w:cs="Times New Roman"/>
                 <w:color w:val="000000"/>
                 <w:kern w:val="0"/>
                 <w:sz w:val="22"/>
@@ -5502,7 +6053,7 @@
               <w:spacing w:after="0" w:line="240" w:lineRule="auto"/>
               <w:jc w:val="center"/>
               <w:rPr>
-                <w:rFonts w:ascii="Aptos Narrow" w:eastAsia="Times New Roman" w:hAnsi="Aptos Narrow" w:cs="Times New Roman"/>
+                <w:rFonts w:asciiTheme="minorHAnsi" w:eastAsia="Times New Roman" w:hAnsiTheme="minorHAnsi" w:cs="Times New Roman"/>
                 <w:color w:val="000000"/>
                 <w:kern w:val="0"/>
                 <w:sz w:val="22"/>
@@ -5513,7 +6064,7 @@
             </w:pPr>
             <w:r>
               <w:rPr>
-                <w:rFonts w:ascii="Aptos Narrow" w:eastAsia="Times New Roman" w:hAnsi="Aptos Narrow" w:cs="Times New Roman"/>
+                <w:rFonts w:asciiTheme="minorHAnsi" w:eastAsia="Times New Roman" w:hAnsiTheme="minorHAnsi" w:cs="Times New Roman"/>
                 <w:color w:val="000000"/>
                 <w:kern w:val="0"/>
                 <w:sz w:val="22"/>
@@ -5531,31 +6082,66 @@
       <w:pPr>
         <w:pStyle w:val="Caption"/>
         <w:jc w:val="center"/>
-      </w:pPr>
-      <w:r>
+        <w:rPr>
+          <w:rFonts w:asciiTheme="minorHAnsi" w:hAnsiTheme="minorHAnsi"/>
+        </w:rPr>
+      </w:pPr>
+      <w:r>
+        <w:rPr>
+          <w:rFonts w:asciiTheme="minorHAnsi" w:hAnsiTheme="minorHAnsi"/>
+        </w:rPr>
         <w:t xml:space="preserve">Tabulka </w:t>
       </w:r>
-      <w:fldSimple w:instr=" SEQ Tabulka \* ARABIC ">
-        <w:r>
-          <w:rPr>
-            <w:noProof/>
-          </w:rPr>
-          <w:t>2</w:t>
-        </w:r>
-      </w:fldSimple>
-      <w:r>
+      <w:r>
+        <w:rPr>
+          <w:rFonts w:asciiTheme="minorHAnsi" w:hAnsiTheme="minorHAnsi"/>
+        </w:rPr>
+        <w:fldChar w:fldCharType="begin"/>
+      </w:r>
+      <w:r>
+        <w:rPr>
+          <w:rFonts w:asciiTheme="minorHAnsi" w:hAnsiTheme="minorHAnsi"/>
+        </w:rPr>
+        <w:instrText xml:space="preserve"> SEQ Tabulka \* ARABIC </w:instrText>
+      </w:r>
+      <w:r>
+        <w:rPr>
+          <w:rFonts w:asciiTheme="minorHAnsi" w:hAnsiTheme="minorHAnsi"/>
+        </w:rPr>
+        <w:fldChar w:fldCharType="separate"/>
+      </w:r>
+      <w:r>
+        <w:rPr>
+          <w:rFonts w:asciiTheme="minorHAnsi" w:hAnsiTheme="minorHAnsi"/>
+          <w:noProof/>
+        </w:rPr>
+        <w:t>2</w:t>
+      </w:r>
+      <w:r>
+        <w:rPr>
+          <w:rFonts w:asciiTheme="minorHAnsi" w:hAnsiTheme="minorHAnsi"/>
+          <w:noProof/>
+        </w:rPr>
+        <w:fldChar w:fldCharType="end"/>
+      </w:r>
+      <w:r>
+        <w:rPr>
+          <w:rFonts w:asciiTheme="minorHAnsi" w:hAnsiTheme="minorHAnsi"/>
+        </w:rPr>
         <w:t xml:space="preserve"> naměřené hodnoty zadání 4.1.2</w:t>
       </w:r>
     </w:p>
     <w:p>
       <w:pPr>
         <w:rPr>
+          <w:rFonts w:asciiTheme="minorHAnsi" w:hAnsiTheme="minorHAnsi"/>
           <w:b/>
           <w:bCs/>
         </w:rPr>
       </w:pPr>
       <w:r>
         <w:rPr>
+          <w:rFonts w:asciiTheme="minorHAnsi" w:hAnsiTheme="minorHAnsi"/>
           <w:b/>
           <w:bCs/>
         </w:rPr>
@@ -5563,35 +6149,22 @@
       </w:r>
     </w:p>
     <w:p>
-      <w:r>
-        <w:t xml:space="preserve">Následně bylo měření z bodu 4.1.2 opakováno, pro </w:t>
-      </w:r>
-      <w:r>
-        <w:rPr>
-          <w:rFonts w:ascii="Aptos Narrow" w:hAnsi="Aptos Narrow"/>
-        </w:rPr>
-        <w:t>OZ ICL7650</w:t>
-      </w:r>
-      <w:r>
-        <w:rPr>
-          <w:rFonts w:ascii="Aptos Narrow" w:hAnsi="Aptos Narrow"/>
-        </w:rPr>
-        <w:t xml:space="preserve">. Opět bylo použito invertující zapojení a rezistory </w:t>
-      </w:r>
-      <w:r>
-        <w:t>R1 = 1k</w:t>
-      </w:r>
-      <w:r>
-        <w:t>Ω</w:t>
-      </w:r>
-      <w:r>
-        <w:t xml:space="preserve"> a R2 = 100k</w:t>
-      </w:r>
-      <w:r>
-        <w:t>Ω</w:t>
-      </w:r>
-      <w:r>
-        <w:t>.</w:t>
+      <w:pPr>
+        <w:rPr>
+          <w:rFonts w:asciiTheme="minorHAnsi" w:hAnsiTheme="minorHAnsi"/>
+        </w:rPr>
+      </w:pPr>
+      <w:r>
+        <w:rPr>
+          <w:rFonts w:asciiTheme="minorHAnsi" w:hAnsiTheme="minorHAnsi"/>
+        </w:rPr>
+        <w:t>Následně bylo měření z bodu 4.1.2 opakováno, pro OZ ICL7650</w:t>
+      </w:r>
+      <w:r>
+        <w:rPr>
+          <w:rFonts w:asciiTheme="minorHAnsi" w:hAnsiTheme="minorHAnsi"/>
+        </w:rPr>
+        <w:t>. Opět bylo použito invertující zapojení a rezistory R1 = 1kΩ a R2 = 100kΩ.</w:t>
       </w:r>
     </w:p>
     <w:tbl>
@@ -5629,7 +6202,7 @@
             <w:pPr>
               <w:spacing w:after="0" w:line="240" w:lineRule="auto"/>
               <w:rPr>
-                <w:rFonts w:ascii="Aptos Narrow" w:eastAsia="Times New Roman" w:hAnsi="Aptos Narrow" w:cs="Times New Roman"/>
+                <w:rFonts w:asciiTheme="minorHAnsi" w:eastAsia="Times New Roman" w:hAnsiTheme="minorHAnsi" w:cs="Times New Roman"/>
                 <w:b/>
                 <w:bCs/>
                 <w:color w:val="000000"/>
@@ -5661,7 +6234,7 @@
               <w:spacing w:after="0" w:line="240" w:lineRule="auto"/>
               <w:jc w:val="center"/>
               <w:rPr>
-                <w:rFonts w:ascii="Aptos Narrow" w:eastAsia="Times New Roman" w:hAnsi="Aptos Narrow" w:cs="Times New Roman"/>
+                <w:rFonts w:asciiTheme="minorHAnsi" w:eastAsia="Times New Roman" w:hAnsiTheme="minorHAnsi" w:cs="Times New Roman"/>
                 <w:b/>
                 <w:bCs/>
                 <w:color w:val="000000"/>
@@ -5675,7 +6248,7 @@
             <w:proofErr w:type="spellStart"/>
             <w:r>
               <w:rPr>
-                <w:rFonts w:ascii="Aptos Narrow" w:eastAsia="Times New Roman" w:hAnsi="Aptos Narrow" w:cs="Times New Roman"/>
+                <w:rFonts w:asciiTheme="minorHAnsi" w:eastAsia="Times New Roman" w:hAnsiTheme="minorHAnsi" w:cs="Times New Roman"/>
                 <w:b/>
                 <w:bCs/>
                 <w:color w:val="000000"/>
@@ -5689,7 +6262,7 @@
             </w:r>
             <w:r>
               <w:rPr>
-                <w:rFonts w:ascii="Aptos Narrow" w:eastAsia="Times New Roman" w:hAnsi="Aptos Narrow" w:cs="Times New Roman"/>
+                <w:rFonts w:asciiTheme="minorHAnsi" w:eastAsia="Times New Roman" w:hAnsiTheme="minorHAnsi" w:cs="Times New Roman"/>
                 <w:b/>
                 <w:bCs/>
                 <w:color w:val="000000"/>
@@ -5705,7 +6278,7 @@
             <w:proofErr w:type="spellEnd"/>
             <w:r>
               <w:rPr>
-                <w:rFonts w:ascii="Aptos Narrow" w:eastAsia="Times New Roman" w:hAnsi="Aptos Narrow" w:cs="Times New Roman"/>
+                <w:rFonts w:asciiTheme="minorHAnsi" w:eastAsia="Times New Roman" w:hAnsiTheme="minorHAnsi" w:cs="Times New Roman"/>
                 <w:b/>
                 <w:bCs/>
                 <w:color w:val="000000"/>
@@ -5720,7 +6293,7 @@
             <w:proofErr w:type="spellStart"/>
             <w:r>
               <w:rPr>
-                <w:rFonts w:ascii="Aptos Narrow" w:eastAsia="Times New Roman" w:hAnsi="Aptos Narrow" w:cs="Times New Roman"/>
+                <w:rFonts w:asciiTheme="minorHAnsi" w:eastAsia="Times New Roman" w:hAnsiTheme="minorHAnsi" w:cs="Times New Roman"/>
                 <w:b/>
                 <w:bCs/>
                 <w:color w:val="000000"/>
@@ -5735,7 +6308,7 @@
             <w:proofErr w:type="spellEnd"/>
             <w:r>
               <w:rPr>
-                <w:rFonts w:ascii="Aptos Narrow" w:eastAsia="Times New Roman" w:hAnsi="Aptos Narrow" w:cs="Times New Roman"/>
+                <w:rFonts w:asciiTheme="minorHAnsi" w:eastAsia="Times New Roman" w:hAnsiTheme="minorHAnsi" w:cs="Times New Roman"/>
                 <w:b/>
                 <w:bCs/>
                 <w:color w:val="000000"/>
@@ -5768,7 +6341,7 @@
               <w:spacing w:after="0" w:line="240" w:lineRule="auto"/>
               <w:jc w:val="center"/>
               <w:rPr>
-                <w:rFonts w:ascii="Aptos Narrow" w:eastAsia="Times New Roman" w:hAnsi="Aptos Narrow" w:cs="Times New Roman"/>
+                <w:rFonts w:asciiTheme="minorHAnsi" w:eastAsia="Times New Roman" w:hAnsiTheme="minorHAnsi" w:cs="Times New Roman"/>
                 <w:b/>
                 <w:bCs/>
                 <w:color w:val="000000"/>
@@ -5782,7 +6355,7 @@
             <w:proofErr w:type="spellStart"/>
             <w:r>
               <w:rPr>
-                <w:rFonts w:ascii="Aptos Narrow" w:eastAsia="Times New Roman" w:hAnsi="Aptos Narrow" w:cs="Times New Roman"/>
+                <w:rFonts w:asciiTheme="minorHAnsi" w:eastAsia="Times New Roman" w:hAnsiTheme="minorHAnsi" w:cs="Times New Roman"/>
                 <w:b/>
                 <w:bCs/>
                 <w:color w:val="000000"/>
@@ -5796,7 +6369,7 @@
             </w:r>
             <w:r>
               <w:rPr>
-                <w:rFonts w:ascii="Aptos Narrow" w:eastAsia="Times New Roman" w:hAnsi="Aptos Narrow" w:cs="Times New Roman"/>
+                <w:rFonts w:asciiTheme="minorHAnsi" w:eastAsia="Times New Roman" w:hAnsiTheme="minorHAnsi" w:cs="Times New Roman"/>
                 <w:b/>
                 <w:bCs/>
                 <w:color w:val="000000"/>
@@ -5812,7 +6385,7 @@
             <w:proofErr w:type="spellEnd"/>
             <w:r>
               <w:rPr>
-                <w:rFonts w:ascii="Aptos Narrow" w:eastAsia="Times New Roman" w:hAnsi="Aptos Narrow" w:cs="Times New Roman"/>
+                <w:rFonts w:asciiTheme="minorHAnsi" w:eastAsia="Times New Roman" w:hAnsiTheme="minorHAnsi" w:cs="Times New Roman"/>
                 <w:b/>
                 <w:bCs/>
                 <w:color w:val="000000"/>
@@ -5827,7 +6400,7 @@
             <w:proofErr w:type="spellStart"/>
             <w:r>
               <w:rPr>
-                <w:rFonts w:ascii="Aptos Narrow" w:eastAsia="Times New Roman" w:hAnsi="Aptos Narrow" w:cs="Times New Roman"/>
+                <w:rFonts w:asciiTheme="minorHAnsi" w:eastAsia="Times New Roman" w:hAnsiTheme="minorHAnsi" w:cs="Times New Roman"/>
                 <w:b/>
                 <w:bCs/>
                 <w:color w:val="000000"/>
@@ -5842,7 +6415,7 @@
             <w:proofErr w:type="spellEnd"/>
             <w:r>
               <w:rPr>
-                <w:rFonts w:ascii="Aptos Narrow" w:eastAsia="Times New Roman" w:hAnsi="Aptos Narrow" w:cs="Times New Roman"/>
+                <w:rFonts w:asciiTheme="minorHAnsi" w:eastAsia="Times New Roman" w:hAnsiTheme="minorHAnsi" w:cs="Times New Roman"/>
                 <w:b/>
                 <w:bCs/>
                 <w:color w:val="000000"/>
@@ -5882,7 +6455,7 @@
               <w:spacing w:after="0" w:line="240" w:lineRule="auto"/>
               <w:jc w:val="center"/>
               <w:rPr>
-                <w:rFonts w:ascii="Aptos Narrow" w:eastAsia="Times New Roman" w:hAnsi="Aptos Narrow" w:cs="Times New Roman"/>
+                <w:rFonts w:asciiTheme="minorHAnsi" w:eastAsia="Times New Roman" w:hAnsiTheme="minorHAnsi" w:cs="Times New Roman"/>
                 <w:b/>
                 <w:bCs/>
                 <w:color w:val="000000"/>
@@ -5895,7 +6468,7 @@
             </w:pPr>
             <w:r>
               <w:rPr>
-                <w:rFonts w:ascii="Aptos Narrow" w:eastAsia="Times New Roman" w:hAnsi="Aptos Narrow" w:cs="Times New Roman"/>
+                <w:rFonts w:asciiTheme="minorHAnsi" w:eastAsia="Times New Roman" w:hAnsiTheme="minorHAnsi" w:cs="Times New Roman"/>
                 <w:b/>
                 <w:bCs/>
                 <w:color w:val="000000"/>
@@ -5927,7 +6500,7 @@
               <w:spacing w:after="0" w:line="240" w:lineRule="auto"/>
               <w:jc w:val="center"/>
               <w:rPr>
-                <w:rFonts w:ascii="Aptos Narrow" w:eastAsia="Times New Roman" w:hAnsi="Aptos Narrow" w:cs="Times New Roman"/>
+                <w:rFonts w:asciiTheme="minorHAnsi" w:eastAsia="Times New Roman" w:hAnsiTheme="minorHAnsi" w:cs="Times New Roman"/>
                 <w:color w:val="000000"/>
                 <w:kern w:val="0"/>
                 <w:sz w:val="22"/>
@@ -5938,7 +6511,7 @@
             </w:pPr>
             <w:r>
               <w:rPr>
-                <w:rFonts w:ascii="Aptos Narrow" w:eastAsia="Times New Roman" w:hAnsi="Aptos Narrow" w:cs="Times New Roman"/>
+                <w:rFonts w:asciiTheme="minorHAnsi" w:eastAsia="Times New Roman" w:hAnsiTheme="minorHAnsi" w:cs="Times New Roman"/>
                 <w:color w:val="000000"/>
                 <w:kern w:val="0"/>
                 <w:sz w:val="22"/>
@@ -5969,7 +6542,7 @@
               <w:spacing w:after="0" w:line="240" w:lineRule="auto"/>
               <w:jc w:val="center"/>
               <w:rPr>
-                <w:rFonts w:ascii="Aptos Narrow" w:eastAsia="Times New Roman" w:hAnsi="Aptos Narrow" w:cs="Times New Roman"/>
+                <w:rFonts w:asciiTheme="minorHAnsi" w:eastAsia="Times New Roman" w:hAnsiTheme="minorHAnsi" w:cs="Times New Roman"/>
                 <w:color w:val="000000"/>
                 <w:kern w:val="0"/>
                 <w:sz w:val="22"/>
@@ -5980,7 +6553,7 @@
             </w:pPr>
             <w:r>
               <w:rPr>
-                <w:rFonts w:ascii="Aptos Narrow" w:eastAsia="Times New Roman" w:hAnsi="Aptos Narrow" w:cs="Times New Roman"/>
+                <w:rFonts w:asciiTheme="minorHAnsi" w:eastAsia="Times New Roman" w:hAnsiTheme="minorHAnsi" w:cs="Times New Roman"/>
                 <w:color w:val="000000"/>
                 <w:kern w:val="0"/>
                 <w:sz w:val="22"/>
@@ -5998,31 +6571,66 @@
       <w:pPr>
         <w:pStyle w:val="Caption"/>
         <w:jc w:val="center"/>
-      </w:pPr>
-      <w:r>
+        <w:rPr>
+          <w:rFonts w:asciiTheme="minorHAnsi" w:hAnsiTheme="minorHAnsi"/>
+        </w:rPr>
+      </w:pPr>
+      <w:r>
+        <w:rPr>
+          <w:rFonts w:asciiTheme="minorHAnsi" w:hAnsiTheme="minorHAnsi"/>
+        </w:rPr>
         <w:t xml:space="preserve">Tabulka </w:t>
       </w:r>
-      <w:fldSimple w:instr=" SEQ Tabulka \* ARABIC ">
-        <w:r>
-          <w:rPr>
-            <w:noProof/>
-          </w:rPr>
-          <w:t>3</w:t>
-        </w:r>
-      </w:fldSimple>
-      <w:r>
+      <w:r>
+        <w:rPr>
+          <w:rFonts w:asciiTheme="minorHAnsi" w:hAnsiTheme="minorHAnsi"/>
+        </w:rPr>
+        <w:fldChar w:fldCharType="begin"/>
+      </w:r>
+      <w:r>
+        <w:rPr>
+          <w:rFonts w:asciiTheme="minorHAnsi" w:hAnsiTheme="minorHAnsi"/>
+        </w:rPr>
+        <w:instrText xml:space="preserve"> SEQ Tabulka \* ARABIC </w:instrText>
+      </w:r>
+      <w:r>
+        <w:rPr>
+          <w:rFonts w:asciiTheme="minorHAnsi" w:hAnsiTheme="minorHAnsi"/>
+        </w:rPr>
+        <w:fldChar w:fldCharType="separate"/>
+      </w:r>
+      <w:r>
+        <w:rPr>
+          <w:rFonts w:asciiTheme="minorHAnsi" w:hAnsiTheme="minorHAnsi"/>
+          <w:noProof/>
+        </w:rPr>
+        <w:t>3</w:t>
+      </w:r>
+      <w:r>
+        <w:rPr>
+          <w:rFonts w:asciiTheme="minorHAnsi" w:hAnsiTheme="minorHAnsi"/>
+          <w:noProof/>
+        </w:rPr>
+        <w:fldChar w:fldCharType="end"/>
+      </w:r>
+      <w:r>
+        <w:rPr>
+          <w:rFonts w:asciiTheme="minorHAnsi" w:hAnsiTheme="minorHAnsi"/>
+        </w:rPr>
         <w:t xml:space="preserve"> naměřené hodnoty zadání 4.1.3</w:t>
       </w:r>
     </w:p>
     <w:p>
       <w:pPr>
         <w:rPr>
+          <w:rFonts w:asciiTheme="minorHAnsi" w:hAnsiTheme="minorHAnsi"/>
           <w:b/>
           <w:bCs/>
         </w:rPr>
       </w:pPr>
       <w:r>
         <w:rPr>
+          <w:rFonts w:asciiTheme="minorHAnsi" w:hAnsiTheme="minorHAnsi"/>
           <w:b/>
           <w:bCs/>
         </w:rPr>
@@ -6030,13 +6638,27 @@
       </w:r>
     </w:p>
     <w:p>
-      <w:r>
+      <w:pPr>
+        <w:rPr>
+          <w:rFonts w:asciiTheme="minorHAnsi" w:hAnsiTheme="minorHAnsi"/>
+        </w:rPr>
+      </w:pPr>
+      <w:r>
+        <w:rPr>
+          <w:rFonts w:asciiTheme="minorHAnsi" w:hAnsiTheme="minorHAnsi"/>
+        </w:rPr>
         <w:t>Při zkratovaném vstupu byla</w:t>
       </w:r>
       <w:r>
+        <w:rPr>
+          <w:rFonts w:asciiTheme="minorHAnsi" w:hAnsiTheme="minorHAnsi"/>
+        </w:rPr>
         <w:t xml:space="preserve"> přímo</w:t>
       </w:r>
       <w:r>
+        <w:rPr>
+          <w:rFonts w:asciiTheme="minorHAnsi" w:hAnsiTheme="minorHAnsi"/>
+        </w:rPr>
         <w:t xml:space="preserve"> změřena napěťová nesymetrie obou OZ. </w:t>
       </w:r>
     </w:p>
@@ -6074,7 +6696,7 @@
             <w:pPr>
               <w:spacing w:after="0" w:line="240" w:lineRule="auto"/>
               <w:rPr>
-                <w:rFonts w:ascii="Aptos Narrow" w:eastAsia="Times New Roman" w:hAnsi="Aptos Narrow" w:cs="Times New Roman"/>
+                <w:rFonts w:asciiTheme="minorHAnsi" w:eastAsia="Times New Roman" w:hAnsiTheme="minorHAnsi" w:cs="Times New Roman"/>
                 <w:b/>
                 <w:bCs/>
                 <w:color w:val="000000"/>
@@ -6106,7 +6728,7 @@
               <w:spacing w:after="0" w:line="240" w:lineRule="auto"/>
               <w:jc w:val="center"/>
               <w:rPr>
-                <w:rFonts w:ascii="Aptos Narrow" w:eastAsia="Times New Roman" w:hAnsi="Aptos Narrow" w:cs="Times New Roman"/>
+                <w:rFonts w:asciiTheme="minorHAnsi" w:eastAsia="Times New Roman" w:hAnsiTheme="minorHAnsi" w:cs="Times New Roman"/>
                 <w:b/>
                 <w:bCs/>
                 <w:color w:val="000000"/>
@@ -6119,7 +6741,7 @@
             </w:pPr>
             <w:r>
               <w:rPr>
-                <w:rFonts w:ascii="Aptos Narrow" w:eastAsia="Times New Roman" w:hAnsi="Aptos Narrow" w:cs="Times New Roman"/>
+                <w:rFonts w:asciiTheme="minorHAnsi" w:eastAsia="Times New Roman" w:hAnsiTheme="minorHAnsi" w:cs="Times New Roman"/>
                 <w:b/>
                 <w:bCs/>
                 <w:color w:val="000000"/>
@@ -6133,7 +6755,7 @@
             </w:r>
             <w:r>
               <w:rPr>
-                <w:rFonts w:ascii="Aptos Narrow" w:eastAsia="Times New Roman" w:hAnsi="Aptos Narrow" w:cs="Times New Roman"/>
+                <w:rFonts w:asciiTheme="minorHAnsi" w:eastAsia="Times New Roman" w:hAnsiTheme="minorHAnsi" w:cs="Times New Roman"/>
                 <w:b/>
                 <w:bCs/>
                 <w:color w:val="000000"/>
@@ -6148,7 +6770,7 @@
             </w:r>
             <w:r>
               <w:rPr>
-                <w:rFonts w:ascii="Aptos Narrow" w:eastAsia="Times New Roman" w:hAnsi="Aptos Narrow" w:cs="Times New Roman"/>
+                <w:rFonts w:asciiTheme="minorHAnsi" w:eastAsia="Times New Roman" w:hAnsiTheme="minorHAnsi" w:cs="Times New Roman"/>
                 <w:b/>
                 <w:bCs/>
                 <w:color w:val="000000"/>
@@ -6163,7 +6785,7 @@
             <w:proofErr w:type="spellStart"/>
             <w:r>
               <w:rPr>
-                <w:rFonts w:ascii="Aptos Narrow" w:eastAsia="Times New Roman" w:hAnsi="Aptos Narrow" w:cs="Times New Roman"/>
+                <w:rFonts w:asciiTheme="minorHAnsi" w:eastAsia="Times New Roman" w:hAnsiTheme="minorHAnsi" w:cs="Times New Roman"/>
                 <w:b/>
                 <w:bCs/>
                 <w:color w:val="000000"/>
@@ -6178,7 +6800,7 @@
             <w:proofErr w:type="spellEnd"/>
             <w:r>
               <w:rPr>
-                <w:rFonts w:ascii="Aptos Narrow" w:eastAsia="Times New Roman" w:hAnsi="Aptos Narrow" w:cs="Times New Roman"/>
+                <w:rFonts w:asciiTheme="minorHAnsi" w:eastAsia="Times New Roman" w:hAnsiTheme="minorHAnsi" w:cs="Times New Roman"/>
                 <w:b/>
                 <w:bCs/>
                 <w:color w:val="000000"/>
@@ -6218,7 +6840,7 @@
               <w:spacing w:after="0" w:line="240" w:lineRule="auto"/>
               <w:jc w:val="center"/>
               <w:rPr>
-                <w:rFonts w:ascii="Aptos Narrow" w:eastAsia="Times New Roman" w:hAnsi="Aptos Narrow" w:cs="Times New Roman"/>
+                <w:rFonts w:asciiTheme="minorHAnsi" w:eastAsia="Times New Roman" w:hAnsiTheme="minorHAnsi" w:cs="Times New Roman"/>
                 <w:b/>
                 <w:bCs/>
                 <w:color w:val="000000"/>
@@ -6231,7 +6853,7 @@
             </w:pPr>
             <w:r>
               <w:rPr>
-                <w:rFonts w:ascii="Aptos Narrow" w:eastAsia="Times New Roman" w:hAnsi="Aptos Narrow" w:cs="Times New Roman"/>
+                <w:rFonts w:asciiTheme="minorHAnsi" w:eastAsia="Times New Roman" w:hAnsiTheme="minorHAnsi" w:cs="Times New Roman"/>
                 <w:b/>
                 <w:bCs/>
                 <w:color w:val="000000"/>
@@ -6263,7 +6885,7 @@
               <w:spacing w:after="0" w:line="240" w:lineRule="auto"/>
               <w:jc w:val="center"/>
               <w:rPr>
-                <w:rFonts w:ascii="Aptos Narrow" w:eastAsia="Times New Roman" w:hAnsi="Aptos Narrow" w:cs="Times New Roman"/>
+                <w:rFonts w:asciiTheme="minorHAnsi" w:eastAsia="Times New Roman" w:hAnsiTheme="minorHAnsi" w:cs="Times New Roman"/>
                 <w:color w:val="000000"/>
                 <w:kern w:val="0"/>
                 <w:sz w:val="22"/>
@@ -6274,7 +6896,7 @@
             </w:pPr>
             <w:r>
               <w:rPr>
-                <w:rFonts w:ascii="Aptos Narrow" w:eastAsia="Times New Roman" w:hAnsi="Aptos Narrow" w:cs="Times New Roman"/>
+                <w:rFonts w:asciiTheme="minorHAnsi" w:eastAsia="Times New Roman" w:hAnsiTheme="minorHAnsi" w:cs="Times New Roman"/>
                 <w:color w:val="000000"/>
                 <w:kern w:val="0"/>
                 <w:sz w:val="22"/>
@@ -6312,7 +6934,7 @@
               <w:spacing w:after="0" w:line="240" w:lineRule="auto"/>
               <w:jc w:val="center"/>
               <w:rPr>
-                <w:rFonts w:ascii="Aptos Narrow" w:eastAsia="Times New Roman" w:hAnsi="Aptos Narrow" w:cs="Times New Roman"/>
+                <w:rFonts w:asciiTheme="minorHAnsi" w:eastAsia="Times New Roman" w:hAnsiTheme="minorHAnsi" w:cs="Times New Roman"/>
                 <w:b/>
                 <w:bCs/>
                 <w:color w:val="000000"/>
@@ -6325,7 +6947,7 @@
             </w:pPr>
             <w:r>
               <w:rPr>
-                <w:rFonts w:ascii="Aptos Narrow" w:eastAsia="Times New Roman" w:hAnsi="Aptos Narrow" w:cs="Times New Roman"/>
+                <w:rFonts w:asciiTheme="minorHAnsi" w:eastAsia="Times New Roman" w:hAnsiTheme="minorHAnsi" w:cs="Times New Roman"/>
                 <w:b/>
                 <w:bCs/>
                 <w:color w:val="000000"/>
@@ -6357,7 +6979,7 @@
               <w:spacing w:after="0" w:line="240" w:lineRule="auto"/>
               <w:jc w:val="center"/>
               <w:rPr>
-                <w:rFonts w:ascii="Aptos Narrow" w:eastAsia="Times New Roman" w:hAnsi="Aptos Narrow" w:cs="Times New Roman"/>
+                <w:rFonts w:asciiTheme="minorHAnsi" w:eastAsia="Times New Roman" w:hAnsiTheme="minorHAnsi" w:cs="Times New Roman"/>
                 <w:color w:val="000000"/>
                 <w:kern w:val="0"/>
                 <w:sz w:val="22"/>
@@ -6368,7 +6990,7 @@
             </w:pPr>
             <w:r>
               <w:rPr>
-                <w:rFonts w:ascii="Aptos Narrow" w:eastAsia="Times New Roman" w:hAnsi="Aptos Narrow" w:cs="Times New Roman"/>
+                <w:rFonts w:asciiTheme="minorHAnsi" w:eastAsia="Times New Roman" w:hAnsiTheme="minorHAnsi" w:cs="Times New Roman"/>
                 <w:color w:val="000000"/>
                 <w:kern w:val="0"/>
                 <w:sz w:val="22"/>
@@ -6386,19 +7008,52 @@
       <w:pPr>
         <w:pStyle w:val="Caption"/>
         <w:jc w:val="center"/>
-      </w:pPr>
-      <w:r>
+        <w:rPr>
+          <w:rFonts w:asciiTheme="minorHAnsi" w:hAnsiTheme="minorHAnsi"/>
+        </w:rPr>
+      </w:pPr>
+      <w:r>
+        <w:rPr>
+          <w:rFonts w:asciiTheme="minorHAnsi" w:hAnsiTheme="minorHAnsi"/>
+        </w:rPr>
         <w:t xml:space="preserve">Tabulka </w:t>
       </w:r>
-      <w:fldSimple w:instr=" SEQ Tabulka \* ARABIC ">
-        <w:r>
-          <w:rPr>
-            <w:noProof/>
-          </w:rPr>
-          <w:t>4</w:t>
-        </w:r>
-      </w:fldSimple>
-      <w:r>
+      <w:r>
+        <w:rPr>
+          <w:rFonts w:asciiTheme="minorHAnsi" w:hAnsiTheme="minorHAnsi"/>
+        </w:rPr>
+        <w:fldChar w:fldCharType="begin"/>
+      </w:r>
+      <w:r>
+        <w:rPr>
+          <w:rFonts w:asciiTheme="minorHAnsi" w:hAnsiTheme="minorHAnsi"/>
+        </w:rPr>
+        <w:instrText xml:space="preserve"> SEQ Tabulka \* ARABIC </w:instrText>
+      </w:r>
+      <w:r>
+        <w:rPr>
+          <w:rFonts w:asciiTheme="minorHAnsi" w:hAnsiTheme="minorHAnsi"/>
+        </w:rPr>
+        <w:fldChar w:fldCharType="separate"/>
+      </w:r>
+      <w:r>
+        <w:rPr>
+          <w:rFonts w:asciiTheme="minorHAnsi" w:hAnsiTheme="minorHAnsi"/>
+          <w:noProof/>
+        </w:rPr>
+        <w:t>4</w:t>
+      </w:r>
+      <w:r>
+        <w:rPr>
+          <w:rFonts w:asciiTheme="minorHAnsi" w:hAnsiTheme="minorHAnsi"/>
+          <w:noProof/>
+        </w:rPr>
+        <w:fldChar w:fldCharType="end"/>
+      </w:r>
+      <w:r>
+        <w:rPr>
+          <w:rFonts w:asciiTheme="minorHAnsi" w:hAnsiTheme="minorHAnsi"/>
+        </w:rPr>
         <w:t xml:space="preserve"> naměřené hodnoty zadání 4.1.4</w:t>
       </w:r>
     </w:p>
@@ -6407,6 +7062,7 @@
         <w:spacing w:after="160"/>
         <w:jc w:val="left"/>
         <w:rPr>
+          <w:rFonts w:asciiTheme="minorHAnsi" w:hAnsiTheme="minorHAnsi"/>
           <w:i/>
           <w:iCs/>
           <w:color w:val="0E2841" w:themeColor="text2"/>
@@ -6415,14 +7071,23 @@
         </w:rPr>
       </w:pPr>
       <w:r>
+        <w:rPr>
+          <w:rFonts w:asciiTheme="minorHAnsi" w:hAnsiTheme="minorHAnsi"/>
+        </w:rPr>
         <w:br w:type="page"/>
       </w:r>
     </w:p>
     <w:p>
       <w:pPr>
         <w:pStyle w:val="Heading1"/>
-      </w:pPr>
-      <w:r>
+        <w:rPr>
+          <w:rFonts w:asciiTheme="minorHAnsi" w:hAnsiTheme="minorHAnsi"/>
+        </w:rPr>
+      </w:pPr>
+      <w:r>
+        <w:rPr>
+          <w:rFonts w:asciiTheme="minorHAnsi" w:hAnsiTheme="minorHAnsi"/>
+        </w:rPr>
         <w:lastRenderedPageBreak/>
         <w:t>Zpracování naměřených hodnot</w:t>
       </w:r>
@@ -6430,12 +7095,14 @@
     <w:p>
       <w:pPr>
         <w:rPr>
+          <w:rFonts w:asciiTheme="minorHAnsi" w:hAnsiTheme="minorHAnsi"/>
           <w:b/>
           <w:bCs/>
         </w:rPr>
       </w:pPr>
       <w:r>
         <w:rPr>
+          <w:rFonts w:asciiTheme="minorHAnsi" w:hAnsiTheme="minorHAnsi"/>
           <w:b/>
           <w:bCs/>
         </w:rPr>
@@ -6443,79 +7110,130 @@
       </w:r>
     </w:p>
     <w:p>
-      <w:r>
+      <w:pPr>
+        <w:rPr>
+          <w:rFonts w:asciiTheme="minorHAnsi" w:hAnsiTheme="minorHAnsi"/>
+        </w:rPr>
+      </w:pPr>
+      <w:r>
+        <w:rPr>
+          <w:rFonts w:asciiTheme="minorHAnsi" w:hAnsiTheme="minorHAnsi"/>
+        </w:rPr>
         <w:t>Pro zpracování hodnot je nutné provést korekci chyby metody</w:t>
       </w:r>
       <w:r>
+        <w:rPr>
+          <w:rFonts w:asciiTheme="minorHAnsi" w:hAnsiTheme="minorHAnsi"/>
+        </w:rPr>
         <w:t>, která je způsobená</w:t>
       </w:r>
       <w:r>
+        <w:rPr>
+          <w:rFonts w:asciiTheme="minorHAnsi" w:hAnsiTheme="minorHAnsi"/>
+        </w:rPr>
         <w:t xml:space="preserve"> konečným vstupním odporem R</w:t>
       </w:r>
       <w:r>
         <w:rPr>
+          <w:rFonts w:asciiTheme="minorHAnsi" w:hAnsiTheme="minorHAnsi"/>
           <w:vertAlign w:val="subscript"/>
         </w:rPr>
         <w:t>1</w:t>
       </w:r>
       <w:r>
+        <w:rPr>
+          <w:rFonts w:asciiTheme="minorHAnsi" w:hAnsiTheme="minorHAnsi"/>
+        </w:rPr>
         <w:t>,</w:t>
       </w:r>
       <w:r>
+        <w:rPr>
+          <w:rFonts w:asciiTheme="minorHAnsi" w:hAnsiTheme="minorHAnsi"/>
+        </w:rPr>
         <w:t xml:space="preserve"> který má v tomto zapojení hodnotu 1kΩ. Tento odpor tvoří s vnitřním odporem termočlánku R</w:t>
       </w:r>
       <w:r>
         <w:rPr>
+          <w:rFonts w:asciiTheme="minorHAnsi" w:hAnsiTheme="minorHAnsi"/>
           <w:vertAlign w:val="subscript"/>
         </w:rPr>
         <w:t>T</w:t>
       </w:r>
       <w:r>
+        <w:rPr>
+          <w:rFonts w:asciiTheme="minorHAnsi" w:hAnsiTheme="minorHAnsi"/>
+        </w:rPr>
         <w:t xml:space="preserve"> = (2Ω) napěťový dělič, takže na vstup operačního zesilovače se dostává mírně menší </w:t>
       </w:r>
       <w:proofErr w:type="gramStart"/>
       <w:r>
+        <w:rPr>
+          <w:rFonts w:asciiTheme="minorHAnsi" w:hAnsiTheme="minorHAnsi"/>
+        </w:rPr>
         <w:t>napětí,</w:t>
       </w:r>
       <w:proofErr w:type="gramEnd"/>
       <w:r>
+        <w:rPr>
+          <w:rFonts w:asciiTheme="minorHAnsi" w:hAnsiTheme="minorHAnsi"/>
+        </w:rPr>
         <w:t xml:space="preserve"> než jaké termočlánek generuje naprázdno. Skutečné napětí přivedené na dělič zesilovače (U</w:t>
       </w:r>
       <w:r>
         <w:rPr>
+          <w:rFonts w:asciiTheme="minorHAnsi" w:hAnsiTheme="minorHAnsi"/>
           <w:vertAlign w:val="subscript"/>
         </w:rPr>
         <w:t>x</w:t>
       </w:r>
       <w:r>
+        <w:rPr>
+          <w:rFonts w:asciiTheme="minorHAnsi" w:hAnsiTheme="minorHAnsi"/>
+        </w:rPr>
         <w:t xml:space="preserve">) pro OP07 spočítáme </w:t>
       </w:r>
       <w:r>
+        <w:rPr>
+          <w:rFonts w:asciiTheme="minorHAnsi" w:hAnsiTheme="minorHAnsi"/>
+        </w:rPr>
         <w:t>odstraněním</w:t>
       </w:r>
       <w:r>
+        <w:rPr>
+          <w:rFonts w:asciiTheme="minorHAnsi" w:hAnsiTheme="minorHAnsi"/>
+        </w:rPr>
         <w:t xml:space="preserve"> zesílení A</w:t>
       </w:r>
       <w:r>
         <w:rPr>
+          <w:rFonts w:asciiTheme="minorHAnsi" w:hAnsiTheme="minorHAnsi"/>
           <w:vertAlign w:val="subscript"/>
         </w:rPr>
         <w:t>U</w:t>
       </w:r>
       <w:r>
+        <w:rPr>
+          <w:rFonts w:asciiTheme="minorHAnsi" w:hAnsiTheme="minorHAnsi"/>
+        </w:rPr>
         <w:t xml:space="preserve"> a vliv</w:t>
       </w:r>
       <w:r>
+        <w:rPr>
+          <w:rFonts w:asciiTheme="minorHAnsi" w:hAnsiTheme="minorHAnsi"/>
+        </w:rPr>
         <w:t>u</w:t>
       </w:r>
       <w:r>
+        <w:rPr>
+          <w:rFonts w:asciiTheme="minorHAnsi" w:hAnsiTheme="minorHAnsi"/>
+        </w:rPr>
         <w:t xml:space="preserve"> offsetu. Využitím naměřených absolutních hodnot výstupního napětí při obou polaritách získáme nezkreslený průměr:</w:t>
       </w:r>
     </w:p>
     <w:p>
       <w:pPr>
         <w:rPr>
-          <w:rFonts w:eastAsiaTheme="minorEastAsia"/>
+          <w:rFonts w:asciiTheme="minorHAnsi" w:eastAsiaTheme="minorEastAsia" w:hAnsiTheme="minorHAnsi"/>
         </w:rPr>
       </w:pPr>
       <m:oMathPara>
@@ -6699,7 +7417,7 @@
               <m:nor/>
             </m:rPr>
             <w:rPr>
-              <w:rFonts w:ascii="Cambria Math" w:eastAsia="Times New Roman" w:hAnsi="Cambria Math" w:cs="Times New Roman"/>
+              <w:rFonts w:asciiTheme="minorHAnsi" w:eastAsia="Times New Roman" w:hAnsiTheme="minorHAnsi" w:cs="Times New Roman"/>
             </w:rPr>
             <m:t>mV</m:t>
           </m:r>
@@ -6709,22 +7427,29 @@
     <w:p>
       <w:pPr>
         <w:rPr>
-          <w:rFonts w:ascii="-webkit-standard" w:hAnsi="-webkit-standard"/>
+          <w:rFonts w:asciiTheme="minorHAnsi" w:hAnsiTheme="minorHAnsi"/>
           <w:color w:val="000000"/>
           <w:sz w:val="27"/>
           <w:szCs w:val="27"/>
         </w:rPr>
       </w:pPr>
       <w:r>
+        <w:rPr>
+          <w:rFonts w:asciiTheme="minorHAnsi" w:hAnsiTheme="minorHAnsi"/>
+        </w:rPr>
         <w:t>Následnou kompenzací úbytku na vnitřním odporu R</w:t>
       </w:r>
       <w:r>
         <w:rPr>
+          <w:rFonts w:asciiTheme="minorHAnsi" w:hAnsiTheme="minorHAnsi"/>
           <w:vertAlign w:val="subscript"/>
         </w:rPr>
         <w:t>T</w:t>
       </w:r>
       <w:r>
+        <w:rPr>
+          <w:rFonts w:asciiTheme="minorHAnsi" w:hAnsiTheme="minorHAnsi"/>
+        </w:rPr>
         <w:t xml:space="preserve"> určíme skutečné, zkorigované napětí termočlánku </w:t>
       </w:r>
       <m:oMath>
@@ -6756,7 +7481,7 @@
       </m:oMath>
       <w:r>
         <w:rPr>
-          <w:rFonts w:eastAsiaTheme="minorEastAsia"/>
+          <w:rFonts w:asciiTheme="minorHAnsi" w:eastAsiaTheme="minorEastAsia" w:hAnsiTheme="minorHAnsi"/>
         </w:rPr>
         <w:t>:</w:t>
       </w:r>
@@ -6764,7 +7489,7 @@
     <w:p>
       <w:pPr>
         <w:rPr>
-          <w:rFonts w:eastAsiaTheme="minorEastAsia"/>
+          <w:rFonts w:asciiTheme="minorHAnsi" w:eastAsiaTheme="minorEastAsia" w:hAnsiTheme="minorHAnsi"/>
         </w:rPr>
       </w:pPr>
       <m:oMathPara>
@@ -6961,7 +7686,7 @@
               <m:nor/>
             </m:rPr>
             <w:rPr>
-              <w:rFonts w:ascii="Cambria Math" w:eastAsia="Times New Roman" w:hAnsi="Cambria Math" w:cs="Times New Roman"/>
+              <w:rFonts w:asciiTheme="minorHAnsi" w:eastAsia="Times New Roman" w:hAnsiTheme="minorHAnsi" w:cs="Times New Roman"/>
             </w:rPr>
             <m:t>mV</m:t>
           </m:r>
@@ -6969,30 +7694,49 @@
       </m:oMathPara>
     </w:p>
     <w:p>
-      <w:r>
+      <w:pPr>
+        <w:rPr>
+          <w:rFonts w:asciiTheme="minorHAnsi" w:hAnsiTheme="minorHAnsi"/>
+        </w:rPr>
+      </w:pPr>
+      <w:r>
+        <w:rPr>
+          <w:rFonts w:asciiTheme="minorHAnsi" w:hAnsiTheme="minorHAnsi"/>
+        </w:rPr>
         <w:t xml:space="preserve">Důvodem odchylky oproti přímému měření 2,4 </w:t>
       </w:r>
       <w:proofErr w:type="spellStart"/>
       <w:r>
+        <w:rPr>
+          <w:rFonts w:asciiTheme="minorHAnsi" w:hAnsiTheme="minorHAnsi"/>
+        </w:rPr>
         <w:t>mV</w:t>
       </w:r>
       <w:proofErr w:type="spellEnd"/>
       <w:r>
+        <w:rPr>
+          <w:rFonts w:asciiTheme="minorHAnsi" w:hAnsiTheme="minorHAnsi"/>
+        </w:rPr>
         <w:t xml:space="preserve"> může být kolísání reálné teploty termostatu v průběhu laboratoře, případně </w:t>
       </w:r>
       <w:r>
+        <w:rPr>
+          <w:rFonts w:asciiTheme="minorHAnsi" w:hAnsiTheme="minorHAnsi"/>
+        </w:rPr>
         <w:t>parazitní vlivy.</w:t>
       </w:r>
     </w:p>
     <w:p>
       <w:pPr>
         <w:rPr>
+          <w:rFonts w:asciiTheme="minorHAnsi" w:hAnsiTheme="minorHAnsi"/>
           <w:b/>
           <w:bCs/>
         </w:rPr>
       </w:pPr>
       <w:r>
         <w:rPr>
+          <w:rFonts w:asciiTheme="minorHAnsi" w:hAnsiTheme="minorHAnsi"/>
           <w:b/>
           <w:bCs/>
         </w:rPr>
@@ -7000,43 +7744,77 @@
       </w:r>
     </w:p>
     <w:p>
-      <w:r>
+      <w:pPr>
+        <w:rPr>
+          <w:rFonts w:asciiTheme="minorHAnsi" w:hAnsiTheme="minorHAnsi"/>
+        </w:rPr>
+      </w:pPr>
+      <w:r>
+        <w:rPr>
+          <w:rFonts w:asciiTheme="minorHAnsi" w:hAnsiTheme="minorHAnsi"/>
+        </w:rPr>
         <w:t xml:space="preserve">Před počítáním samotných nejistot je třeba zpracovat hodnoty napěťové nesymetrie OZ. </w:t>
       </w:r>
       <w:r>
+        <w:rPr>
+          <w:rFonts w:asciiTheme="minorHAnsi" w:hAnsiTheme="minorHAnsi"/>
+        </w:rPr>
         <w:t xml:space="preserve">Finální hodnotu </w:t>
       </w:r>
       <w:r>
+        <w:rPr>
+          <w:rFonts w:asciiTheme="minorHAnsi" w:hAnsiTheme="minorHAnsi"/>
+        </w:rPr>
         <w:t>lze získat</w:t>
       </w:r>
       <w:r>
+        <w:rPr>
+          <w:rFonts w:asciiTheme="minorHAnsi" w:hAnsiTheme="minorHAnsi"/>
+        </w:rPr>
         <w:t xml:space="preserve"> </w:t>
       </w:r>
       <w:r>
+        <w:rPr>
+          <w:rFonts w:asciiTheme="minorHAnsi" w:hAnsiTheme="minorHAnsi"/>
+        </w:rPr>
         <w:t>vydělení naměřené hodnoty U</w:t>
       </w:r>
       <w:r>
         <w:rPr>
+          <w:rFonts w:asciiTheme="minorHAnsi" w:hAnsiTheme="minorHAnsi"/>
           <w:vertAlign w:val="subscript"/>
         </w:rPr>
         <w:t>D</w:t>
       </w:r>
       <w:r>
+        <w:rPr>
+          <w:rFonts w:asciiTheme="minorHAnsi" w:hAnsiTheme="minorHAnsi"/>
+        </w:rPr>
         <w:t xml:space="preserve"> </w:t>
       </w:r>
       <w:r>
+        <w:rPr>
+          <w:rFonts w:asciiTheme="minorHAnsi" w:hAnsiTheme="minorHAnsi"/>
+        </w:rPr>
         <w:t xml:space="preserve">neinvertujícím </w:t>
       </w:r>
       <w:r>
+        <w:rPr>
+          <w:rFonts w:asciiTheme="minorHAnsi" w:hAnsiTheme="minorHAnsi"/>
+        </w:rPr>
         <w:t>zesílením A</w:t>
       </w:r>
       <w:r>
         <w:rPr>
+          <w:rFonts w:asciiTheme="minorHAnsi" w:hAnsiTheme="minorHAnsi"/>
           <w:vertAlign w:val="subscript"/>
         </w:rPr>
         <w:t>U</w:t>
       </w:r>
       <w:r>
+        <w:rPr>
+          <w:rFonts w:asciiTheme="minorHAnsi" w:hAnsiTheme="minorHAnsi"/>
+        </w:rPr>
         <w:t xml:space="preserve"> (ze vztahu </w:t>
       </w:r>
       <m:oMath>
@@ -7141,37 +7919,53 @@
       </m:oMath>
       <w:r>
         <w:rPr>
-          <w:rFonts w:eastAsiaTheme="minorEastAsia"/>
+          <w:rFonts w:asciiTheme="minorHAnsi" w:eastAsiaTheme="minorEastAsia" w:hAnsiTheme="minorHAnsi"/>
         </w:rPr>
         <w:t>)</w:t>
       </w:r>
       <w:r>
+        <w:rPr>
+          <w:rFonts w:asciiTheme="minorHAnsi" w:hAnsiTheme="minorHAnsi"/>
+        </w:rPr>
         <w:t xml:space="preserve">. </w:t>
       </w:r>
       <w:r>
+        <w:rPr>
+          <w:rFonts w:asciiTheme="minorHAnsi" w:hAnsiTheme="minorHAnsi"/>
+        </w:rPr>
         <w:t xml:space="preserve">Pro hodnoty získané otočením polarity termočlánku je nutné jejich součet vydělit zesílením </w:t>
       </w:r>
       <w:proofErr w:type="gramStart"/>
       <w:r>
+        <w:rPr>
+          <w:rFonts w:asciiTheme="minorHAnsi" w:hAnsiTheme="minorHAnsi"/>
+        </w:rPr>
         <w:t>A</w:t>
       </w:r>
       <w:r>
         <w:rPr>
+          <w:rFonts w:asciiTheme="minorHAnsi" w:hAnsiTheme="minorHAnsi"/>
           <w:vertAlign w:val="subscript"/>
         </w:rPr>
         <w:t>U</w:t>
       </w:r>
       <w:proofErr w:type="gramEnd"/>
       <w:r>
+        <w:rPr>
+          <w:rFonts w:asciiTheme="minorHAnsi" w:hAnsiTheme="minorHAnsi"/>
+        </w:rPr>
         <w:t xml:space="preserve"> a navíc ještě vydělit dvěma.</w:t>
       </w:r>
       <w:r>
+        <w:rPr>
+          <w:rFonts w:asciiTheme="minorHAnsi" w:hAnsiTheme="minorHAnsi"/>
+        </w:rPr>
         <w:t xml:space="preserve"> Výsledné hodnoty tedy jsou:</w:t>
       </w:r>
     </w:p>
     <w:tbl>
       <w:tblPr>
-        <w:tblW w:w="6210" w:type="dxa"/>
+        <w:tblW w:w="5130" w:type="dxa"/>
         <w:jc w:val="center"/>
         <w:tblLayout w:type="fixed"/>
         <w:tblCellMar>
@@ -7181,9 +7975,9 @@
         <w:tblLook w:val="04A0" w:firstRow="1" w:lastRow="0" w:firstColumn="1" w:lastColumn="0" w:noHBand="0" w:noVBand="1"/>
       </w:tblPr>
       <w:tblGrid>
-        <w:gridCol w:w="900"/>
-        <w:gridCol w:w="2610"/>
-        <w:gridCol w:w="2700"/>
+        <w:gridCol w:w="1080"/>
+        <w:gridCol w:w="1980"/>
+        <w:gridCol w:w="2070"/>
       </w:tblGrid>
       <w:tr>
         <w:trPr>
@@ -7192,7 +7986,7 @@
         </w:trPr>
         <w:tc>
           <w:tcPr>
-            <w:tcW w:w="900" w:type="dxa"/>
+            <w:tcW w:w="1080" w:type="dxa"/>
             <w:tcBorders>
               <w:top w:val="single" w:sz="8" w:space="0" w:color="auto"/>
               <w:left w:val="single" w:sz="8" w:space="0" w:color="auto"/>
@@ -7205,7 +7999,7 @@
             <w:pPr>
               <w:spacing w:after="0" w:line="240" w:lineRule="auto"/>
               <w:rPr>
-                <w:rFonts w:ascii="Aptos Narrow" w:eastAsia="Times New Roman" w:hAnsi="Aptos Narrow" w:cs="Times New Roman"/>
+                <w:rFonts w:asciiTheme="minorHAnsi" w:eastAsia="Times New Roman" w:hAnsiTheme="minorHAnsi" w:cs="Times New Roman"/>
                 <w:b/>
                 <w:bCs/>
                 <w:color w:val="000000"/>
@@ -7220,7 +8014,7 @@
         </w:tc>
         <w:tc>
           <w:tcPr>
-            <w:tcW w:w="2610" w:type="dxa"/>
+            <w:tcW w:w="1980" w:type="dxa"/>
             <w:tcBorders>
               <w:top w:val="single" w:sz="8" w:space="0" w:color="auto"/>
               <w:left w:val="single" w:sz="8" w:space="0" w:color="auto"/>
@@ -7237,7 +8031,7 @@
               <w:spacing w:after="0" w:line="240" w:lineRule="auto"/>
               <w:jc w:val="center"/>
               <w:rPr>
-                <w:rFonts w:ascii="Aptos Narrow" w:eastAsia="Times New Roman" w:hAnsi="Aptos Narrow" w:cs="Times New Roman"/>
+                <w:rFonts w:asciiTheme="minorHAnsi" w:eastAsia="Times New Roman" w:hAnsiTheme="minorHAnsi" w:cs="Times New Roman"/>
                 <w:b/>
                 <w:bCs/>
                 <w:color w:val="000000"/>
@@ -7250,7 +8044,7 @@
             </w:pPr>
             <w:r>
               <w:rPr>
-                <w:rFonts w:ascii="Aptos Narrow" w:eastAsia="Times New Roman" w:hAnsi="Aptos Narrow" w:cs="Times New Roman"/>
+                <w:rFonts w:asciiTheme="minorHAnsi" w:eastAsia="Times New Roman" w:hAnsiTheme="minorHAnsi" w:cs="Times New Roman"/>
                 <w:b/>
                 <w:bCs/>
                 <w:color w:val="000000"/>
@@ -7264,7 +8058,7 @@
             </w:r>
             <w:r>
               <w:rPr>
-                <w:rFonts w:ascii="Aptos Narrow" w:eastAsia="Times New Roman" w:hAnsi="Aptos Narrow" w:cs="Times New Roman"/>
+                <w:rFonts w:asciiTheme="minorHAnsi" w:eastAsia="Times New Roman" w:hAnsiTheme="minorHAnsi" w:cs="Times New Roman"/>
                 <w:b/>
                 <w:bCs/>
                 <w:color w:val="000000"/>
@@ -7279,7 +8073,7 @@
             </w:r>
             <w:r>
               <w:rPr>
-                <w:rFonts w:ascii="Aptos Narrow" w:eastAsia="Times New Roman" w:hAnsi="Aptos Narrow" w:cs="Times New Roman"/>
+                <w:rFonts w:asciiTheme="minorHAnsi" w:eastAsia="Times New Roman" w:hAnsiTheme="minorHAnsi" w:cs="Times New Roman"/>
                 <w:b/>
                 <w:bCs/>
                 <w:color w:val="000000"/>
@@ -7295,7 +8089,7 @@
             <w:proofErr w:type="gramStart"/>
             <w:r>
               <w:rPr>
-                <w:rFonts w:ascii="Aptos Narrow" w:eastAsia="Times New Roman" w:hAnsi="Aptos Narrow" w:cs="Times New Roman"/>
+                <w:rFonts w:asciiTheme="minorHAnsi" w:eastAsia="Times New Roman" w:hAnsiTheme="minorHAnsi" w:cs="Times New Roman"/>
                 <w:b/>
                 <w:bCs/>
                 <w:color w:val="000000"/>
@@ -7310,7 +8104,7 @@
             </w:r>
             <w:r>
               <w:rPr>
-                <w:rFonts w:ascii="Aptos Narrow" w:eastAsia="Times New Roman" w:hAnsi="Aptos Narrow" w:cs="Times New Roman"/>
+                <w:rFonts w:asciiTheme="minorHAnsi" w:eastAsia="Times New Roman" w:hAnsiTheme="minorHAnsi" w:cs="Times New Roman"/>
                 <w:b/>
                 <w:bCs/>
                 <w:color w:val="000000"/>
@@ -7325,7 +8119,7 @@
             </w:r>
             <w:r>
               <w:rPr>
-                <w:rFonts w:ascii="Aptos Narrow" w:eastAsia="Times New Roman" w:hAnsi="Aptos Narrow" w:cs="Times New Roman"/>
+                <w:rFonts w:asciiTheme="minorHAnsi" w:eastAsia="Times New Roman" w:hAnsiTheme="minorHAnsi" w:cs="Times New Roman"/>
                 <w:b/>
                 <w:bCs/>
                 <w:color w:val="000000"/>
@@ -7340,7 +8134,7 @@
             <w:proofErr w:type="gramEnd"/>
             <w:r>
               <w:rPr>
-                <w:rFonts w:ascii="Aptos Narrow" w:eastAsia="Times New Roman" w:hAnsi="Aptos Narrow" w:cs="Times New Roman"/>
+                <w:rFonts w:asciiTheme="minorHAnsi" w:eastAsia="Times New Roman" w:hAnsiTheme="minorHAnsi" w:cs="Times New Roman"/>
                 <w:b/>
                 <w:bCs/>
                 <w:color w:val="000000"/>
@@ -7350,27 +8144,13 @@
                 <w:lang w:eastAsia="cs-CZ"/>
                 <w14:ligatures w14:val="none"/>
               </w:rPr>
-              <w:t>µ</w:t>
-            </w:r>
-            <w:r>
-              <w:rPr>
-                <w:rFonts w:ascii="Aptos Narrow" w:eastAsia="Times New Roman" w:hAnsi="Aptos Narrow" w:cs="Times New Roman"/>
-                <w:b/>
-                <w:bCs/>
-                <w:color w:val="000000"/>
-                <w:kern w:val="0"/>
-                <w:sz w:val="22"/>
-                <w:szCs w:val="22"/>
-                <w:lang w:eastAsia="cs-CZ"/>
-                <w14:ligatures w14:val="none"/>
-              </w:rPr>
-              <w:t>V]</w:t>
+              <w:t>µV]</w:t>
             </w:r>
           </w:p>
         </w:tc>
         <w:tc>
           <w:tcPr>
-            <w:tcW w:w="2700" w:type="dxa"/>
+            <w:tcW w:w="2070" w:type="dxa"/>
             <w:tcBorders>
               <w:top w:val="single" w:sz="8" w:space="0" w:color="auto"/>
               <w:left w:val="nil"/>
@@ -7387,7 +8167,7 @@
               <w:spacing w:after="0" w:line="240" w:lineRule="auto"/>
               <w:jc w:val="center"/>
               <w:rPr>
-                <w:rFonts w:ascii="Aptos Narrow" w:eastAsia="Times New Roman" w:hAnsi="Aptos Narrow" w:cs="Times New Roman"/>
+                <w:rFonts w:asciiTheme="minorHAnsi" w:eastAsia="Times New Roman" w:hAnsiTheme="minorHAnsi" w:cs="Times New Roman"/>
                 <w:b/>
                 <w:bCs/>
                 <w:color w:val="000000"/>
@@ -7400,7 +8180,7 @@
             </w:pPr>
             <w:r>
               <w:rPr>
-                <w:rFonts w:ascii="Aptos Narrow" w:eastAsia="Times New Roman" w:hAnsi="Aptos Narrow" w:cs="Times New Roman"/>
+                <w:rFonts w:asciiTheme="minorHAnsi" w:eastAsia="Times New Roman" w:hAnsiTheme="minorHAnsi" w:cs="Times New Roman"/>
                 <w:b/>
                 <w:bCs/>
                 <w:color w:val="000000"/>
@@ -7414,7 +8194,7 @@
             </w:r>
             <w:r>
               <w:rPr>
-                <w:rFonts w:ascii="Aptos Narrow" w:eastAsia="Times New Roman" w:hAnsi="Aptos Narrow" w:cs="Times New Roman"/>
+                <w:rFonts w:asciiTheme="minorHAnsi" w:eastAsia="Times New Roman" w:hAnsiTheme="minorHAnsi" w:cs="Times New Roman"/>
                 <w:b/>
                 <w:bCs/>
                 <w:color w:val="000000"/>
@@ -7429,7 +8209,7 @@
             </w:r>
             <w:r>
               <w:rPr>
-                <w:rFonts w:ascii="Aptos Narrow" w:eastAsia="Times New Roman" w:hAnsi="Aptos Narrow" w:cs="Times New Roman"/>
+                <w:rFonts w:asciiTheme="minorHAnsi" w:eastAsia="Times New Roman" w:hAnsiTheme="minorHAnsi" w:cs="Times New Roman"/>
                 <w:b/>
                 <w:bCs/>
                 <w:color w:val="000000"/>
@@ -7445,7 +8225,7 @@
             <w:proofErr w:type="spellStart"/>
             <w:r>
               <w:rPr>
-                <w:rFonts w:ascii="Aptos Narrow" w:eastAsia="Times New Roman" w:hAnsi="Aptos Narrow" w:cs="Times New Roman"/>
+                <w:rFonts w:asciiTheme="minorHAnsi" w:eastAsia="Times New Roman" w:hAnsiTheme="minorHAnsi" w:cs="Times New Roman"/>
                 <w:b/>
                 <w:bCs/>
                 <w:color w:val="000000"/>
@@ -7461,7 +8241,7 @@
             <w:proofErr w:type="spellEnd"/>
             <w:r>
               <w:rPr>
-                <w:rFonts w:ascii="Aptos Narrow" w:eastAsia="Times New Roman" w:hAnsi="Aptos Narrow" w:cs="Times New Roman"/>
+                <w:rFonts w:asciiTheme="minorHAnsi" w:eastAsia="Times New Roman" w:hAnsiTheme="minorHAnsi" w:cs="Times New Roman"/>
                 <w:b/>
                 <w:bCs/>
                 <w:color w:val="000000"/>
@@ -7471,35 +8251,7 @@
                 <w:lang w:eastAsia="cs-CZ"/>
                 <w14:ligatures w14:val="none"/>
               </w:rPr>
-              <w:t xml:space="preserve"> [</w:t>
-            </w:r>
-            <w:r>
-              <w:rPr>
-                <w:rFonts w:ascii="Aptos Narrow" w:eastAsia="Times New Roman" w:hAnsi="Aptos Narrow" w:cs="Times New Roman"/>
-                <w:b/>
-                <w:bCs/>
-                <w:color w:val="000000"/>
-                <w:kern w:val="0"/>
-                <w:sz w:val="22"/>
-                <w:szCs w:val="22"/>
-                <w:lang w:eastAsia="cs-CZ"/>
-                <w14:ligatures w14:val="none"/>
-              </w:rPr>
-              <w:t>µ</w:t>
-            </w:r>
-            <w:r>
-              <w:rPr>
-                <w:rFonts w:ascii="Aptos Narrow" w:eastAsia="Times New Roman" w:hAnsi="Aptos Narrow" w:cs="Times New Roman"/>
-                <w:b/>
-                <w:bCs/>
-                <w:color w:val="000000"/>
-                <w:kern w:val="0"/>
-                <w:sz w:val="22"/>
-                <w:szCs w:val="22"/>
-                <w:lang w:eastAsia="cs-CZ"/>
-                <w14:ligatures w14:val="none"/>
-              </w:rPr>
-              <w:t>V]</w:t>
+              <w:t xml:space="preserve"> [µV]</w:t>
             </w:r>
           </w:p>
         </w:tc>
@@ -7511,7 +8263,7 @@
         </w:trPr>
         <w:tc>
           <w:tcPr>
-            <w:tcW w:w="900" w:type="dxa"/>
+            <w:tcW w:w="1080" w:type="dxa"/>
             <w:tcBorders>
               <w:top w:val="nil"/>
               <w:left w:val="single" w:sz="8" w:space="0" w:color="auto"/>
@@ -7529,7 +8281,7 @@
               <w:spacing w:after="0" w:line="240" w:lineRule="auto"/>
               <w:jc w:val="center"/>
               <w:rPr>
-                <w:rFonts w:ascii="Aptos Narrow" w:eastAsia="Times New Roman" w:hAnsi="Aptos Narrow" w:cs="Times New Roman"/>
+                <w:rFonts w:asciiTheme="minorHAnsi" w:eastAsia="Times New Roman" w:hAnsiTheme="minorHAnsi" w:cs="Times New Roman"/>
                 <w:b/>
                 <w:bCs/>
                 <w:color w:val="000000"/>
@@ -7542,7 +8294,7 @@
             </w:pPr>
             <w:r>
               <w:rPr>
-                <w:rFonts w:ascii="Aptos Narrow" w:eastAsia="Times New Roman" w:hAnsi="Aptos Narrow" w:cs="Times New Roman"/>
+                <w:rFonts w:asciiTheme="minorHAnsi" w:eastAsia="Times New Roman" w:hAnsiTheme="minorHAnsi" w:cs="Times New Roman"/>
                 <w:b/>
                 <w:bCs/>
                 <w:color w:val="000000"/>
@@ -7558,7 +8310,7 @@
         </w:tc>
         <w:tc>
           <w:tcPr>
-            <w:tcW w:w="2610" w:type="dxa"/>
+            <w:tcW w:w="1980" w:type="dxa"/>
             <w:tcBorders>
               <w:top w:val="nil"/>
               <w:left w:val="single" w:sz="8" w:space="0" w:color="auto"/>
@@ -7574,7 +8326,7 @@
               <w:spacing w:after="0" w:line="240" w:lineRule="auto"/>
               <w:jc w:val="center"/>
               <w:rPr>
-                <w:rFonts w:ascii="Aptos Narrow" w:eastAsia="Times New Roman" w:hAnsi="Aptos Narrow" w:cs="Times New Roman"/>
+                <w:rFonts w:asciiTheme="minorHAnsi" w:eastAsia="Times New Roman" w:hAnsiTheme="minorHAnsi" w:cs="Times New Roman"/>
                 <w:color w:val="000000"/>
                 <w:kern w:val="0"/>
                 <w:sz w:val="22"/>
@@ -7585,7 +8337,7 @@
             </w:pPr>
             <w:r>
               <w:rPr>
-                <w:rFonts w:ascii="Aptos Narrow" w:eastAsia="Times New Roman" w:hAnsi="Aptos Narrow" w:cs="Times New Roman"/>
+                <w:rFonts w:asciiTheme="minorHAnsi" w:eastAsia="Times New Roman" w:hAnsiTheme="minorHAnsi" w:cs="Times New Roman"/>
                 <w:color w:val="000000"/>
                 <w:kern w:val="0"/>
                 <w:sz w:val="22"/>
@@ -7599,7 +8351,7 @@
         </w:tc>
         <w:tc>
           <w:tcPr>
-            <w:tcW w:w="2700" w:type="dxa"/>
+            <w:tcW w:w="2070" w:type="dxa"/>
             <w:tcBorders>
               <w:top w:val="nil"/>
               <w:left w:val="nil"/>
@@ -7616,7 +8368,7 @@
               <w:spacing w:after="0" w:line="240" w:lineRule="auto"/>
               <w:jc w:val="center"/>
               <w:rPr>
-                <w:rFonts w:ascii="Aptos Narrow" w:eastAsia="Times New Roman" w:hAnsi="Aptos Narrow" w:cs="Times New Roman"/>
+                <w:rFonts w:asciiTheme="minorHAnsi" w:eastAsia="Times New Roman" w:hAnsiTheme="minorHAnsi" w:cs="Times New Roman"/>
                 <w:color w:val="000000"/>
                 <w:kern w:val="0"/>
                 <w:sz w:val="22"/>
@@ -7627,7 +8379,7 @@
             </w:pPr>
             <w:r>
               <w:rPr>
-                <w:rFonts w:ascii="Aptos Narrow" w:eastAsia="Times New Roman" w:hAnsi="Aptos Narrow" w:cs="Times New Roman"/>
+                <w:rFonts w:asciiTheme="minorHAnsi" w:eastAsia="Times New Roman" w:hAnsiTheme="minorHAnsi" w:cs="Times New Roman"/>
                 <w:color w:val="000000"/>
                 <w:kern w:val="0"/>
                 <w:sz w:val="22"/>
@@ -7636,6 +8388,18 @@
                 <w14:ligatures w14:val="none"/>
               </w:rPr>
               <w:t>47</w:t>
+            </w:r>
+            <w:r>
+              <w:rPr>
+                <w:rFonts w:asciiTheme="minorHAnsi" w:eastAsia="Times New Roman" w:hAnsiTheme="minorHAnsi" w:cs="Times New Roman"/>
+                <w:color w:val="000000"/>
+                <w:kern w:val="0"/>
+                <w:sz w:val="22"/>
+                <w:szCs w:val="22"/>
+                <w:lang w:eastAsia="cs-CZ"/>
+                <w14:ligatures w14:val="none"/>
+              </w:rPr>
+              <w:t>,5</w:t>
             </w:r>
           </w:p>
         </w:tc>
@@ -7647,7 +8411,7 @@
         </w:trPr>
         <w:tc>
           <w:tcPr>
-            <w:tcW w:w="900" w:type="dxa"/>
+            <w:tcW w:w="1080" w:type="dxa"/>
             <w:tcBorders>
               <w:top w:val="single" w:sz="4" w:space="0" w:color="auto"/>
               <w:left w:val="single" w:sz="8" w:space="0" w:color="auto"/>
@@ -7665,7 +8429,7 @@
               <w:spacing w:after="0" w:line="240" w:lineRule="auto"/>
               <w:jc w:val="center"/>
               <w:rPr>
-                <w:rFonts w:ascii="Aptos Narrow" w:eastAsia="Times New Roman" w:hAnsi="Aptos Narrow" w:cs="Times New Roman"/>
+                <w:rFonts w:asciiTheme="minorHAnsi" w:eastAsia="Times New Roman" w:hAnsiTheme="minorHAnsi" w:cs="Times New Roman"/>
                 <w:b/>
                 <w:bCs/>
                 <w:color w:val="000000"/>
@@ -7678,7 +8442,7 @@
             </w:pPr>
             <w:r>
               <w:rPr>
-                <w:rFonts w:ascii="Aptos Narrow" w:eastAsia="Times New Roman" w:hAnsi="Aptos Narrow" w:cs="Times New Roman"/>
+                <w:rFonts w:asciiTheme="minorHAnsi" w:eastAsia="Times New Roman" w:hAnsiTheme="minorHAnsi" w:cs="Times New Roman"/>
                 <w:b/>
                 <w:bCs/>
                 <w:color w:val="000000"/>
@@ -7694,7 +8458,7 @@
         </w:tc>
         <w:tc>
           <w:tcPr>
-            <w:tcW w:w="2610" w:type="dxa"/>
+            <w:tcW w:w="1980" w:type="dxa"/>
             <w:tcBorders>
               <w:top w:val="single" w:sz="4" w:space="0" w:color="auto"/>
               <w:left w:val="single" w:sz="8" w:space="0" w:color="auto"/>
@@ -7709,7 +8473,7 @@
               <w:spacing w:after="0" w:line="240" w:lineRule="auto"/>
               <w:jc w:val="center"/>
               <w:rPr>
-                <w:rFonts w:ascii="Aptos Narrow" w:eastAsia="Times New Roman" w:hAnsi="Aptos Narrow" w:cs="Times New Roman"/>
+                <w:rFonts w:asciiTheme="minorHAnsi" w:eastAsia="Times New Roman" w:hAnsiTheme="minorHAnsi" w:cs="Times New Roman"/>
                 <w:color w:val="000000"/>
                 <w:kern w:val="0"/>
                 <w:sz w:val="22"/>
@@ -7720,7 +8484,7 @@
             </w:pPr>
             <w:r>
               <w:rPr>
-                <w:rFonts w:ascii="Aptos Narrow" w:eastAsia="Times New Roman" w:hAnsi="Aptos Narrow" w:cs="Times New Roman"/>
+                <w:rFonts w:asciiTheme="minorHAnsi" w:eastAsia="Times New Roman" w:hAnsiTheme="minorHAnsi" w:cs="Times New Roman"/>
                 <w:color w:val="000000"/>
                 <w:kern w:val="0"/>
                 <w:sz w:val="22"/>
@@ -7734,7 +8498,7 @@
         </w:tc>
         <w:tc>
           <w:tcPr>
-            <w:tcW w:w="2700" w:type="dxa"/>
+            <w:tcW w:w="2070" w:type="dxa"/>
             <w:tcBorders>
               <w:top w:val="single" w:sz="4" w:space="0" w:color="auto"/>
               <w:left w:val="nil"/>
@@ -7750,7 +8514,7 @@
               <w:spacing w:after="0" w:line="240" w:lineRule="auto"/>
               <w:jc w:val="center"/>
               <w:rPr>
-                <w:rFonts w:ascii="Aptos Narrow" w:eastAsia="Times New Roman" w:hAnsi="Aptos Narrow" w:cs="Times New Roman"/>
+                <w:rFonts w:asciiTheme="minorHAnsi" w:eastAsia="Times New Roman" w:hAnsiTheme="minorHAnsi" w:cs="Times New Roman"/>
                 <w:color w:val="000000"/>
                 <w:kern w:val="0"/>
                 <w:sz w:val="22"/>
@@ -7761,7 +8525,7 @@
             </w:pPr>
             <w:r>
               <w:rPr>
-                <w:rFonts w:ascii="Aptos Narrow" w:eastAsia="Times New Roman" w:hAnsi="Aptos Narrow" w:cs="Times New Roman"/>
+                <w:rFonts w:asciiTheme="minorHAnsi" w:eastAsia="Times New Roman" w:hAnsiTheme="minorHAnsi" w:cs="Times New Roman"/>
                 <w:color w:val="000000"/>
                 <w:kern w:val="0"/>
                 <w:sz w:val="22"/>
@@ -7779,105 +8543,152 @@
       <w:pPr>
         <w:pStyle w:val="Caption"/>
         <w:jc w:val="center"/>
-      </w:pPr>
-      <w:r>
+        <w:rPr>
+          <w:rFonts w:asciiTheme="minorHAnsi" w:hAnsiTheme="minorHAnsi"/>
+        </w:rPr>
+      </w:pPr>
+      <w:r>
+        <w:rPr>
+          <w:rFonts w:asciiTheme="minorHAnsi" w:hAnsiTheme="minorHAnsi"/>
+        </w:rPr>
         <w:t xml:space="preserve">Tabulka </w:t>
       </w:r>
-      <w:fldSimple w:instr=" SEQ Tabulka \* ARABIC ">
-        <w:r>
-          <w:rPr>
-            <w:noProof/>
-          </w:rPr>
-          <w:t>5</w:t>
-        </w:r>
-      </w:fldSimple>
-      <w:r>
+      <w:r>
+        <w:rPr>
+          <w:rFonts w:asciiTheme="minorHAnsi" w:hAnsiTheme="minorHAnsi"/>
+        </w:rPr>
+        <w:fldChar w:fldCharType="begin"/>
+      </w:r>
+      <w:r>
+        <w:rPr>
+          <w:rFonts w:asciiTheme="minorHAnsi" w:hAnsiTheme="minorHAnsi"/>
+        </w:rPr>
+        <w:instrText xml:space="preserve"> SEQ Tabulka \* ARABIC </w:instrText>
+      </w:r>
+      <w:r>
+        <w:rPr>
+          <w:rFonts w:asciiTheme="minorHAnsi" w:hAnsiTheme="minorHAnsi"/>
+        </w:rPr>
+        <w:fldChar w:fldCharType="separate"/>
+      </w:r>
+      <w:r>
+        <w:rPr>
+          <w:rFonts w:asciiTheme="minorHAnsi" w:hAnsiTheme="minorHAnsi"/>
+          <w:noProof/>
+        </w:rPr>
+        <w:t>5</w:t>
+      </w:r>
+      <w:r>
+        <w:rPr>
+          <w:rFonts w:asciiTheme="minorHAnsi" w:hAnsiTheme="minorHAnsi"/>
+          <w:noProof/>
+        </w:rPr>
+        <w:fldChar w:fldCharType="end"/>
+      </w:r>
+      <w:r>
+        <w:rPr>
+          <w:rFonts w:asciiTheme="minorHAnsi" w:hAnsiTheme="minorHAnsi"/>
+        </w:rPr>
         <w:t xml:space="preserve"> zpracované hodnoty zadání 4.1.4</w:t>
       </w:r>
     </w:p>
     <w:p>
-      <w:r>
+      <w:pPr>
+        <w:rPr>
+          <w:rFonts w:asciiTheme="minorHAnsi" w:hAnsiTheme="minorHAnsi"/>
+        </w:rPr>
+      </w:pPr>
+      <w:r>
+        <w:rPr>
+          <w:rFonts w:asciiTheme="minorHAnsi" w:hAnsiTheme="minorHAnsi"/>
+        </w:rPr>
         <w:t xml:space="preserve">Až na mírnou odchylku pravděpodobně způsobenou fluktuací teploty, obě metody určení offsetu se blíží stejným hodnotám. </w:t>
       </w:r>
       <w:r>
+        <w:rPr>
+          <w:rFonts w:asciiTheme="minorHAnsi" w:hAnsiTheme="minorHAnsi"/>
+        </w:rPr>
         <w:t>Při porovnání těchto hodnot s tabulkovými hodnotami výrobce můžeme pozorovat</w:t>
       </w:r>
       <w:r>
+        <w:rPr>
+          <w:rFonts w:asciiTheme="minorHAnsi" w:hAnsiTheme="minorHAnsi"/>
+        </w:rPr>
         <w:t>, že</w:t>
       </w:r>
       <w:r>
+        <w:rPr>
+          <w:rFonts w:asciiTheme="minorHAnsi" w:hAnsiTheme="minorHAnsi"/>
+        </w:rPr>
         <w:t xml:space="preserve"> OP07 vykazuje nadstandardně malý offset</w:t>
       </w:r>
       <w:r>
-        <w:t xml:space="preserve"> (Jeho typická hodnota je podle tabulky 60</w:t>
-      </w:r>
-      <w:r>
-        <w:t>µV</w:t>
-      </w:r>
-      <w:r>
-        <w:t xml:space="preserve"> a maximální 150</w:t>
-      </w:r>
-      <w:r>
-        <w:t>µV</w:t>
-      </w:r>
-      <w:r>
-        <w:t>). Oproti tomu je</w:t>
-      </w:r>
-      <w:r>
-        <w:t xml:space="preserve"> naměřená hodnota</w:t>
-      </w:r>
-      <w:r>
-        <w:t xml:space="preserve"> ICL7650</w:t>
-      </w:r>
-      <w:r>
+        <w:rPr>
+          <w:rFonts w:asciiTheme="minorHAnsi" w:hAnsiTheme="minorHAnsi"/>
+        </w:rPr>
+        <w:t xml:space="preserve"> (Jeho typická hodnota je podle tabulky 60µV a maximální 150µV). Oproti tomu je</w:t>
+      </w:r>
+      <w:r>
+        <w:rPr>
+          <w:rFonts w:asciiTheme="minorHAnsi" w:hAnsiTheme="minorHAnsi"/>
+        </w:rPr>
+        <w:t xml:space="preserve"> naměřená hodnota ICL7650</w:t>
+      </w:r>
+      <w:r>
+        <w:rPr>
+          <w:rFonts w:asciiTheme="minorHAnsi" w:hAnsiTheme="minorHAnsi"/>
+        </w:rPr>
         <w:t xml:space="preserve"> naopak vyšší než maximální hodnota uvedená v</w:t>
       </w:r>
       <w:r>
+        <w:rPr>
+          <w:rFonts w:asciiTheme="minorHAnsi" w:hAnsiTheme="minorHAnsi"/>
+        </w:rPr>
         <w:t> </w:t>
       </w:r>
       <w:r>
+        <w:rPr>
+          <w:rFonts w:asciiTheme="minorHAnsi" w:hAnsiTheme="minorHAnsi"/>
+        </w:rPr>
         <w:t>tabulkách</w:t>
       </w:r>
       <w:r>
-        <w:t xml:space="preserve"> (Typická 0,7</w:t>
-      </w:r>
-      <w:r>
-        <w:t>µV</w:t>
-      </w:r>
-      <w:r>
-        <w:t xml:space="preserve"> a maximální 8</w:t>
-      </w:r>
-      <w:r>
-        <w:t>µV</w:t>
-      </w:r>
-      <w:r>
-        <w:t>)</w:t>
-      </w:r>
-      <w:r>
+        <w:rPr>
+          <w:rFonts w:asciiTheme="minorHAnsi" w:hAnsiTheme="minorHAnsi"/>
+        </w:rPr>
+        <w:t xml:space="preserve"> (Typická 0,7µV a maximální 8µV)</w:t>
+      </w:r>
+      <w:r>
+        <w:rPr>
+          <w:rFonts w:asciiTheme="minorHAnsi" w:hAnsiTheme="minorHAnsi"/>
+        </w:rPr>
         <w:t xml:space="preserve">. </w:t>
       </w:r>
       <w:r>
+        <w:rPr>
+          <w:rFonts w:asciiTheme="minorHAnsi" w:hAnsiTheme="minorHAnsi"/>
+        </w:rPr>
         <w:t>T</w:t>
       </w:r>
       <w:r>
-        <w:t>ato odchylka je však v toleranci chyby vnesené šumem při měření takto malých signálů</w:t>
-      </w:r>
-      <w:r>
-        <w:t xml:space="preserve">. I přesto však OZ </w:t>
-      </w:r>
-      <w:r>
-        <w:t>ICL7650</w:t>
-      </w:r>
-      <w:r>
-        <w:t xml:space="preserve"> vykazuje značně vyšší přesnost oproti OP07.</w:t>
+        <w:rPr>
+          <w:rFonts w:asciiTheme="minorHAnsi" w:hAnsiTheme="minorHAnsi"/>
+        </w:rPr>
+        <w:t>ato odchylka je však v toleranci chyby vnesené šumem při měření takto malých signálů. I přesto však OZ ICL7650 vykazuje značně vyšší přesnost oproti OP07.</w:t>
       </w:r>
     </w:p>
     <w:p>
       <w:pPr>
         <w:spacing w:after="160"/>
         <w:jc w:val="left"/>
-      </w:pPr>
-      <w:r>
+        <w:rPr>
+          <w:rFonts w:asciiTheme="minorHAnsi" w:hAnsiTheme="minorHAnsi"/>
+        </w:rPr>
+      </w:pPr>
+      <w:r>
+        <w:rPr>
+          <w:rFonts w:asciiTheme="minorHAnsi" w:hAnsiTheme="minorHAnsi"/>
+        </w:rPr>
         <w:br w:type="page"/>
       </w:r>
     </w:p>
@@ -7886,12 +8697,14 @@
         <w:spacing w:after="160"/>
         <w:jc w:val="left"/>
         <w:rPr>
+          <w:rFonts w:asciiTheme="minorHAnsi" w:hAnsiTheme="minorHAnsi"/>
           <w:b/>
           <w:bCs/>
         </w:rPr>
       </w:pPr>
       <w:r>
         <w:rPr>
+          <w:rFonts w:asciiTheme="minorHAnsi" w:hAnsiTheme="minorHAnsi"/>
           <w:b/>
           <w:bCs/>
         </w:rPr>
@@ -7906,58 +8719,106 @@
           <w:ilvl w:val="0"/>
           <w:numId w:val="13"/>
         </w:numPr>
-      </w:pPr>
-      <w:r>
+        <w:rPr>
+          <w:rFonts w:asciiTheme="minorHAnsi" w:hAnsiTheme="minorHAnsi"/>
+        </w:rPr>
+      </w:pPr>
+      <w:r>
+        <w:rPr>
+          <w:rFonts w:asciiTheme="minorHAnsi" w:hAnsiTheme="minorHAnsi"/>
+        </w:rPr>
         <w:t>Nejistoty pro přímé měření multimetrem:</w:t>
       </w:r>
     </w:p>
     <w:p>
       <w:pPr>
         <w:ind w:left="360"/>
-      </w:pPr>
-      <w:r>
+        <w:rPr>
+          <w:rFonts w:asciiTheme="minorHAnsi" w:hAnsiTheme="minorHAnsi"/>
+        </w:rPr>
+      </w:pPr>
+      <w:r>
+        <w:rPr>
+          <w:rFonts w:asciiTheme="minorHAnsi" w:hAnsiTheme="minorHAnsi"/>
+        </w:rPr>
         <w:t xml:space="preserve">Přesnost multimetru </w:t>
       </w:r>
       <w:r>
+        <w:rPr>
+          <w:rFonts w:asciiTheme="minorHAnsi" w:hAnsiTheme="minorHAnsi"/>
+        </w:rPr>
         <w:t>pro</w:t>
       </w:r>
       <w:r>
+        <w:rPr>
+          <w:rFonts w:asciiTheme="minorHAnsi" w:hAnsiTheme="minorHAnsi"/>
+        </w:rPr>
         <w:t xml:space="preserve"> DC napětí </w:t>
       </w:r>
       <w:r>
+        <w:rPr>
+          <w:rFonts w:asciiTheme="minorHAnsi" w:hAnsiTheme="minorHAnsi"/>
+        </w:rPr>
         <w:t>počítáme</w:t>
       </w:r>
       <w:r>
+        <w:rPr>
+          <w:rFonts w:asciiTheme="minorHAnsi" w:hAnsiTheme="minorHAnsi"/>
+        </w:rPr>
         <w:t xml:space="preserve"> jako součet procentuální odchylky z údaje a odchylky rozlišení (</w:t>
       </w:r>
       <w:proofErr w:type="spellStart"/>
       <w:r>
+        <w:rPr>
+          <w:rFonts w:asciiTheme="minorHAnsi" w:hAnsiTheme="minorHAnsi"/>
+        </w:rPr>
         <w:t>digitů</w:t>
       </w:r>
       <w:proofErr w:type="spellEnd"/>
       <w:r>
-        <w:t>). Předpokládáme obdélníkové rozdělení</w:t>
-      </w:r>
-      <w:r>
-        <w:t xml:space="preserve">. </w:t>
-      </w:r>
-      <w:r>
-        <w:t xml:space="preserve">(Při použití typické odchylky 0,09 % + 2 </w:t>
+        <w:rPr>
+          <w:rFonts w:asciiTheme="minorHAnsi" w:hAnsiTheme="minorHAnsi"/>
+        </w:rPr>
+        <w:t xml:space="preserve">). Předpokládáme obdélníkové rozdělení. (Při použití typické odchylky 0,09 % + 2 </w:t>
       </w:r>
       <w:proofErr w:type="spellStart"/>
       <w:r>
+        <w:rPr>
+          <w:rFonts w:asciiTheme="minorHAnsi" w:hAnsiTheme="minorHAnsi"/>
+        </w:rPr>
         <w:t>digity</w:t>
       </w:r>
       <w:proofErr w:type="spellEnd"/>
       <w:r>
-        <w:t xml:space="preserve"> a rozlišení 0,01 </w:t>
+        <w:rPr>
+          <w:rFonts w:asciiTheme="minorHAnsi" w:hAnsiTheme="minorHAnsi"/>
+        </w:rPr>
+        <w:t xml:space="preserve"> a rozlišení 0,</w:t>
+      </w:r>
+      <w:r>
+        <w:rPr>
+          <w:rFonts w:asciiTheme="minorHAnsi" w:hAnsiTheme="minorHAnsi"/>
+        </w:rPr>
+        <w:t>1</w:t>
+      </w:r>
+      <w:r>
+        <w:rPr>
+          <w:rFonts w:asciiTheme="minorHAnsi" w:hAnsiTheme="minorHAnsi"/>
+        </w:rPr>
+        <w:t xml:space="preserve"> </w:t>
       </w:r>
       <w:proofErr w:type="spellStart"/>
       <w:r>
+        <w:rPr>
+          <w:rFonts w:asciiTheme="minorHAnsi" w:hAnsiTheme="minorHAnsi"/>
+        </w:rPr>
         <w:t>mV</w:t>
       </w:r>
       <w:proofErr w:type="spellEnd"/>
       <w:r>
+        <w:rPr>
+          <w:rFonts w:asciiTheme="minorHAnsi" w:hAnsiTheme="minorHAnsi"/>
+        </w:rPr>
         <w:t>):</w:t>
       </w:r>
     </w:p>
@@ -7965,7 +8826,7 @@
       <w:pPr>
         <w:ind w:left="360"/>
         <w:rPr>
-          <w:rFonts w:eastAsiaTheme="minorEastAsia"/>
+          <w:rFonts w:asciiTheme="minorHAnsi" w:eastAsiaTheme="minorEastAsia" w:hAnsiTheme="minorHAnsi"/>
         </w:rPr>
       </w:pPr>
       <m:oMathPara>
@@ -8033,14 +8894,26 @@
             <w:rPr>
               <w:rFonts w:ascii="Cambria Math" w:eastAsia="Times New Roman" w:hAnsi="Cambria Math" w:cs="Times New Roman"/>
             </w:rPr>
-            <m:t>⋅2,4+0,02=0,00216+0,02=0,02216 </m:t>
+            <m:t>⋅2,4+0,2=0,00216+0,2=0,</m:t>
+          </m:r>
+          <m:r>
+            <w:rPr>
+              <w:rFonts w:ascii="Cambria Math" w:eastAsia="Times New Roman" w:hAnsi="Cambria Math" w:cs="Times New Roman"/>
+            </w:rPr>
+            <m:t>20</m:t>
+          </m:r>
+          <m:r>
+            <w:rPr>
+              <w:rFonts w:ascii="Cambria Math" w:eastAsia="Times New Roman" w:hAnsi="Cambria Math" w:cs="Times New Roman"/>
+            </w:rPr>
+            <m:t>216 </m:t>
           </m:r>
           <m:r>
             <m:rPr>
               <m:nor/>
             </m:rPr>
             <w:rPr>
-              <w:rFonts w:ascii="Cambria Math" w:eastAsia="Times New Roman" w:hAnsi="Cambria Math" w:cs="Times New Roman"/>
+              <w:rFonts w:asciiTheme="minorHAnsi" w:eastAsia="Times New Roman" w:hAnsiTheme="minorHAnsi" w:cs="Times New Roman"/>
             </w:rPr>
             <m:t>mV</m:t>
           </m:r>
@@ -8048,14 +8921,26 @@
             <w:rPr>
               <w:rFonts w:ascii="Cambria Math" w:eastAsia="Times New Roman" w:hAnsi="Cambria Math" w:cs="Times New Roman"/>
             </w:rPr>
-            <m:t>≈22,2 μ</m:t>
+            <m:t>≈2</m:t>
+          </m:r>
+          <m:r>
+            <w:rPr>
+              <w:rFonts w:ascii="Cambria Math" w:eastAsia="Times New Roman" w:hAnsi="Cambria Math" w:cs="Times New Roman"/>
+            </w:rPr>
+            <m:t>02</m:t>
+          </m:r>
+          <m:r>
+            <w:rPr>
+              <w:rFonts w:ascii="Cambria Math" w:eastAsia="Times New Roman" w:hAnsi="Cambria Math" w:cs="Times New Roman"/>
+            </w:rPr>
+            <m:t>,2 μ</m:t>
           </m:r>
           <m:r>
             <m:rPr>
               <m:nor/>
             </m:rPr>
             <w:rPr>
-              <w:rFonts w:ascii="Cambria Math" w:eastAsia="Times New Roman" w:hAnsi="Cambria Math" w:cs="Times New Roman"/>
+              <w:rFonts w:asciiTheme="minorHAnsi" w:eastAsia="Times New Roman" w:hAnsiTheme="minorHAnsi" w:cs="Times New Roman"/>
             </w:rPr>
             <m:t>V</m:t>
           </m:r>
@@ -8066,14 +8951,14 @@
       <w:pPr>
         <w:ind w:left="360"/>
         <w:rPr>
-          <w:rFonts w:eastAsiaTheme="minorEastAsia"/>
-        </w:rPr>
-      </w:pPr>
-      <w:r>
-        <w:t>Standardní nejistota typu B je:</w:t>
-      </w:r>
-      <w:r>
-        <w:t xml:space="preserve"> </w:t>
+          <w:rFonts w:asciiTheme="minorHAnsi" w:eastAsiaTheme="minorEastAsia" w:hAnsiTheme="minorHAnsi"/>
+        </w:rPr>
+      </w:pPr>
+      <w:r>
+        <w:rPr>
+          <w:rFonts w:asciiTheme="minorHAnsi" w:hAnsiTheme="minorHAnsi"/>
+        </w:rPr>
+        <w:t xml:space="preserve">Standardní nejistota typu B je: </w:t>
       </w:r>
       <m:oMath>
         <m:sSub>
@@ -8186,7 +9071,19 @@
               <w:rPr>
                 <w:rFonts w:ascii="Cambria Math" w:eastAsia="Times New Roman" w:hAnsi="Cambria Math" w:cs="Times New Roman"/>
               </w:rPr>
-              <m:t>22,2</m:t>
+              <m:t>2</m:t>
+            </m:r>
+            <m:r>
+              <w:rPr>
+                <w:rFonts w:ascii="Cambria Math" w:eastAsia="Times New Roman" w:hAnsi="Cambria Math" w:cs="Times New Roman"/>
+              </w:rPr>
+              <m:t>02</m:t>
+            </m:r>
+            <m:r>
+              <w:rPr>
+                <w:rFonts w:ascii="Cambria Math" w:eastAsia="Times New Roman" w:hAnsi="Cambria Math" w:cs="Times New Roman"/>
+              </w:rPr>
+              <m:t>,2</m:t>
             </m:r>
           </m:num>
           <m:den>
@@ -8215,14 +9112,32 @@
           <w:rPr>
             <w:rFonts w:ascii="Cambria Math" w:eastAsia="Times New Roman" w:hAnsi="Cambria Math" w:cs="Times New Roman"/>
           </w:rPr>
-          <m:t>=12,8 μ</m:t>
+          <m:t>≈</m:t>
+        </m:r>
+        <m:r>
+          <w:rPr>
+            <w:rFonts w:ascii="Cambria Math" w:eastAsia="Times New Roman" w:hAnsi="Cambria Math" w:cs="Times New Roman"/>
+          </w:rPr>
+          <m:t>1</m:t>
+        </m:r>
+        <m:r>
+          <w:rPr>
+            <w:rFonts w:ascii="Cambria Math" w:eastAsia="Times New Roman" w:hAnsi="Cambria Math" w:cs="Times New Roman"/>
+          </w:rPr>
+          <m:t>16,7</m:t>
+        </m:r>
+        <m:r>
+          <w:rPr>
+            <w:rFonts w:ascii="Cambria Math" w:eastAsia="Times New Roman" w:hAnsi="Cambria Math" w:cs="Times New Roman"/>
+          </w:rPr>
+          <m:t> μ</m:t>
         </m:r>
         <m:r>
           <m:rPr>
             <m:nor/>
           </m:rPr>
           <w:rPr>
-            <w:rFonts w:ascii="Cambria Math" w:eastAsia="Times New Roman" w:hAnsi="Cambria Math" w:cs="Times New Roman"/>
+            <w:rFonts w:asciiTheme="minorHAnsi" w:eastAsia="Times New Roman" w:hAnsiTheme="minorHAnsi" w:cs="Times New Roman"/>
           </w:rPr>
           <m:t>V</m:t>
         </m:r>
@@ -8231,22 +9146,35 @@
     <w:p>
       <w:pPr>
         <w:ind w:left="360"/>
-      </w:pPr>
-      <w:r>
+        <w:rPr>
+          <w:rFonts w:asciiTheme="minorHAnsi" w:hAnsiTheme="minorHAnsi"/>
+        </w:rPr>
+      </w:pPr>
+      <w:r>
+        <w:rPr>
+          <w:rFonts w:asciiTheme="minorHAnsi" w:hAnsiTheme="minorHAnsi"/>
+        </w:rPr>
         <w:t>Rozšířená nejistota (</w:t>
       </w:r>
       <w:proofErr w:type="spellStart"/>
       <w:r>
+        <w:rPr>
+          <w:rFonts w:asciiTheme="minorHAnsi" w:hAnsiTheme="minorHAnsi"/>
+        </w:rPr>
         <w:t>k</w:t>
       </w:r>
       <w:r>
         <w:rPr>
+          <w:rFonts w:asciiTheme="minorHAnsi" w:hAnsiTheme="minorHAnsi"/>
           <w:vertAlign w:val="subscript"/>
         </w:rPr>
         <w:t>r</w:t>
       </w:r>
       <w:proofErr w:type="spellEnd"/>
       <w:r>
+        <w:rPr>
+          <w:rFonts w:asciiTheme="minorHAnsi" w:hAnsiTheme="minorHAnsi"/>
+        </w:rPr>
         <w:t xml:space="preserve"> = 2): </w:t>
       </w:r>
       <m:oMath>
@@ -8279,14 +9207,32 @@
           <w:rPr>
             <w:rFonts w:ascii="Cambria Math" w:eastAsia="Times New Roman" w:hAnsi="Cambria Math" w:cs="Times New Roman"/>
           </w:rPr>
-          <m:t>=2⋅12,8 μ</m:t>
+          <m:t>=2⋅</m:t>
+        </m:r>
+        <m:r>
+          <w:rPr>
+            <w:rFonts w:ascii="Cambria Math" w:eastAsia="Times New Roman" w:hAnsi="Cambria Math" w:cs="Times New Roman"/>
+          </w:rPr>
+          <m:t>1</m:t>
+        </m:r>
+        <m:r>
+          <w:rPr>
+            <w:rFonts w:ascii="Cambria Math" w:eastAsia="Times New Roman" w:hAnsi="Cambria Math" w:cs="Times New Roman"/>
+          </w:rPr>
+          <m:t>16,7</m:t>
+        </m:r>
+        <m:r>
+          <w:rPr>
+            <w:rFonts w:ascii="Cambria Math" w:eastAsia="Times New Roman" w:hAnsi="Cambria Math" w:cs="Times New Roman"/>
+          </w:rPr>
+          <m:t> μ</m:t>
         </m:r>
         <m:r>
           <m:rPr>
             <m:nor/>
           </m:rPr>
           <w:rPr>
-            <w:rFonts w:ascii="Cambria Math" w:eastAsia="Times New Roman" w:hAnsi="Cambria Math" w:cs="Times New Roman"/>
+            <w:rFonts w:asciiTheme="minorHAnsi" w:eastAsia="Times New Roman" w:hAnsiTheme="minorHAnsi" w:cs="Times New Roman"/>
           </w:rPr>
           <m:t>V</m:t>
         </m:r>
@@ -8303,7 +9249,44 @@
           <w:rPr>
             <w:rFonts w:ascii="Cambria Math" w:eastAsia="Times New Roman" w:hAnsi="Cambria Math" w:cs="Times New Roman"/>
           </w:rPr>
-          <m:t>25,6</m:t>
+          <m:t>233,</m:t>
+        </m:r>
+        <m:r>
+          <m:rPr>
+            <m:sty m:val="b"/>
+          </m:rPr>
+          <w:rPr>
+            <w:rFonts w:ascii="Cambria Math" w:eastAsia="Times New Roman" w:hAnsi="Cambria Math" w:cs="Times New Roman"/>
+          </w:rPr>
+          <m:t>4</m:t>
+        </m:r>
+        <m:r>
+          <m:rPr>
+            <m:sty m:val="b"/>
+          </m:rPr>
+          <w:rPr>
+            <w:rFonts w:ascii="Cambria Math" w:eastAsia="Times New Roman" w:hAnsi="Cambria Math" w:cs="Times New Roman"/>
+          </w:rPr>
+          <m:t xml:space="preserve"> </m:t>
+        </m:r>
+        <m:r>
+          <m:rPr>
+            <m:sty m:val="bi"/>
+          </m:rPr>
+          <w:rPr>
+            <w:rFonts w:ascii="Cambria Math" w:eastAsia="Times New Roman" w:hAnsi="Cambria Math" w:cs="Times New Roman"/>
+          </w:rPr>
+          <m:t> μ</m:t>
+        </m:r>
+        <m:r>
+          <m:rPr>
+            <m:nor/>
+          </m:rPr>
+          <w:rPr>
+            <w:rFonts w:asciiTheme="minorHAnsi" w:eastAsia="Times New Roman" w:hAnsiTheme="minorHAnsi" w:cs="Times New Roman"/>
+            <w:b/>
+          </w:rPr>
+          <m:t>V</m:t>
         </m:r>
         <m:r>
           <m:rPr>
@@ -8314,25 +9297,6 @@
           </w:rPr>
           <m:t> </m:t>
         </m:r>
-        <m:r>
-          <m:rPr>
-            <m:sty m:val="b"/>
-          </m:rPr>
-          <w:rPr>
-            <w:rFonts w:ascii="Cambria Math" w:eastAsia="Times New Roman" w:hAnsi="Cambria Math" w:cs="Times New Roman"/>
-          </w:rPr>
-          <m:t>μ</m:t>
-        </m:r>
-        <m:r>
-          <m:rPr>
-            <m:nor/>
-          </m:rPr>
-          <w:rPr>
-            <w:rFonts w:ascii="Cambria Math" w:eastAsia="Times New Roman" w:hAnsi="Cambria Math" w:cs="Times New Roman"/>
-            <w:b/>
-          </w:rPr>
-          <m:t>V</m:t>
-        </m:r>
       </m:oMath>
     </w:p>
     <w:p>
@@ -8342,22 +9306,34 @@
           <w:ilvl w:val="0"/>
           <w:numId w:val="13"/>
         </w:numPr>
-      </w:pPr>
-      <w:r>
+        <w:rPr>
+          <w:rFonts w:asciiTheme="minorHAnsi" w:hAnsiTheme="minorHAnsi"/>
+        </w:rPr>
+      </w:pPr>
+      <w:r>
+        <w:rPr>
+          <w:rFonts w:ascii="Arial" w:hAnsi="Arial" w:cs="Arial"/>
+        </w:rPr>
         <w:t>​</w:t>
       </w:r>
       <w:r>
-        <w:t>Měření přes invertující zapojení OP07</w:t>
-      </w:r>
-      <w:r>
-        <w:t>:</w:t>
+        <w:rPr>
+          <w:rFonts w:asciiTheme="minorHAnsi" w:hAnsiTheme="minorHAnsi"/>
+        </w:rPr>
+        <w:t>Měření přes invertující zapojení OP07:</w:t>
       </w:r>
     </w:p>
     <w:p>
       <w:pPr>
         <w:ind w:left="360"/>
-      </w:pPr>
-      <w:r>
+        <w:rPr>
+          <w:rFonts w:asciiTheme="minorHAnsi" w:hAnsiTheme="minorHAnsi"/>
+        </w:rPr>
+      </w:pPr>
+      <w:r>
+        <w:rPr>
+          <w:rFonts w:asciiTheme="minorHAnsi" w:hAnsiTheme="minorHAnsi"/>
+        </w:rPr>
         <w:t>Využijeme vzorec pro vypočítání nejistot odvozený v domácí přípravě:</w:t>
       </w:r>
     </w:p>
@@ -8365,7 +9341,7 @@
       <w:pPr>
         <w:ind w:left="360"/>
         <w:rPr>
-          <w:rFonts w:eastAsiaTheme="minorEastAsia"/>
+          <w:rFonts w:asciiTheme="minorHAnsi" w:eastAsiaTheme="minorEastAsia" w:hAnsiTheme="minorHAnsi"/>
         </w:rPr>
       </w:pPr>
       <m:oMathPara>
@@ -8931,46 +9907,28 @@
       <w:pPr>
         <w:ind w:left="360"/>
         <w:rPr>
-          <w:rFonts w:eastAsiaTheme="minorEastAsia"/>
-        </w:rPr>
-      </w:pPr>
-      <w:r>
-        <w:rPr>
-          <w:rFonts w:eastAsiaTheme="minorEastAsia"/>
-        </w:rPr>
-        <w:t>Z dosazení standardních nejistot rezistorů (pro</w:t>
-      </w:r>
-      <w:r>
-        <w:rPr>
-          <w:rFonts w:eastAsiaTheme="minorEastAsia"/>
-        </w:rPr>
-        <w:t xml:space="preserve">: </w:t>
+          <w:rFonts w:asciiTheme="minorHAnsi" w:eastAsiaTheme="minorEastAsia" w:hAnsiTheme="minorHAnsi"/>
+        </w:rPr>
+      </w:pPr>
+      <w:r>
+        <w:rPr>
+          <w:rFonts w:asciiTheme="minorHAnsi" w:eastAsiaTheme="minorEastAsia" w:hAnsiTheme="minorHAnsi"/>
+        </w:rPr>
+        <w:t xml:space="preserve">Z dosazení standardních nejistot rezistorů (pro: </w:t>
       </w:r>
       <w:proofErr w:type="gramStart"/>
       <w:r>
         <w:rPr>
-          <w:rFonts w:eastAsiaTheme="minorEastAsia"/>
+          <w:rFonts w:asciiTheme="minorHAnsi" w:eastAsiaTheme="minorEastAsia" w:hAnsiTheme="minorHAnsi"/>
         </w:rPr>
         <w:t>0,1%</w:t>
       </w:r>
       <w:proofErr w:type="gramEnd"/>
       <w:r>
         <w:rPr>
-          <w:rFonts w:eastAsiaTheme="minorEastAsia"/>
-        </w:rPr>
-        <w:t xml:space="preserve"> </w:t>
-      </w:r>
-      <w:r>
-        <w:rPr>
-          <w:rFonts w:eastAsiaTheme="minorEastAsia"/>
-        </w:rPr>
-        <w:t>s obdélníkovým rozdělením platí</w:t>
-      </w:r>
-      <w:r>
-        <w:rPr>
-          <w:rFonts w:eastAsiaTheme="minorEastAsia"/>
-        </w:rPr>
-        <w:t xml:space="preserve">: </w:t>
+          <w:rFonts w:asciiTheme="minorHAnsi" w:eastAsiaTheme="minorEastAsia" w:hAnsiTheme="minorHAnsi"/>
+        </w:rPr>
+        <w:t xml:space="preserve"> s obdélníkovým rozdělením platí: </w:t>
       </w:r>
       <m:oMath>
         <m:r>
@@ -9043,33 +10001,21 @@
       </m:oMath>
       <w:r>
         <w:rPr>
-          <w:rFonts w:eastAsiaTheme="minorEastAsia"/>
-        </w:rPr>
-        <w:t xml:space="preserve">), </w:t>
-      </w:r>
-      <w:r>
-        <w:rPr>
-          <w:rFonts w:eastAsiaTheme="minorEastAsia"/>
-        </w:rPr>
-        <w:t xml:space="preserve">nejistoty </w:t>
-      </w:r>
-      <w:r>
-        <w:rPr>
-          <w:rFonts w:eastAsiaTheme="minorEastAsia"/>
+          <w:rFonts w:asciiTheme="minorHAnsi" w:eastAsiaTheme="minorEastAsia" w:hAnsiTheme="minorHAnsi"/>
+        </w:rPr>
+        <w:t xml:space="preserve">), nejistoty </w:t>
+      </w:r>
+      <w:r>
+        <w:rPr>
+          <w:rFonts w:asciiTheme="minorHAnsi" w:eastAsiaTheme="minorEastAsia" w:hAnsiTheme="minorHAnsi"/>
         </w:rPr>
         <w:t>multimetru</w:t>
       </w:r>
       <w:r>
         <w:rPr>
-          <w:rFonts w:eastAsiaTheme="minorEastAsia"/>
-        </w:rPr>
-        <w:t xml:space="preserve"> a katalogové hodnoty</w:t>
-      </w:r>
-      <w:r>
-        <w:rPr>
-          <w:rFonts w:eastAsiaTheme="minorEastAsia"/>
-        </w:rPr>
-        <w:t xml:space="preserve"> </w:t>
+          <w:rFonts w:asciiTheme="minorHAnsi" w:eastAsiaTheme="minorEastAsia" w:hAnsiTheme="minorHAnsi"/>
+        </w:rPr>
+        <w:t xml:space="preserve"> a katalogové hodnoty </w:t>
       </w:r>
       <m:oMath>
         <m:sSub>
@@ -9108,14 +10054,14 @@
             <m:nor/>
           </m:rPr>
           <w:rPr>
-            <w:rFonts w:ascii="Cambria Math" w:eastAsia="Times New Roman" w:hAnsi="Cambria Math" w:cs="Times New Roman"/>
+            <w:rFonts w:asciiTheme="minorHAnsi" w:eastAsia="Times New Roman" w:hAnsiTheme="minorHAnsi" w:cs="Times New Roman"/>
           </w:rPr>
           <m:t>V</m:t>
         </m:r>
       </m:oMath>
       <w:r>
         <w:rPr>
-          <w:rFonts w:eastAsiaTheme="minorEastAsia"/>
+          <w:rFonts w:asciiTheme="minorHAnsi" w:eastAsiaTheme="minorEastAsia" w:hAnsiTheme="minorHAnsi"/>
         </w:rPr>
         <w:t xml:space="preserve"> získáme:</w:t>
       </w:r>
@@ -9124,7 +10070,7 @@
       <w:pPr>
         <w:ind w:left="360"/>
         <w:rPr>
-          <w:rFonts w:eastAsiaTheme="minorEastAsia"/>
+          <w:rFonts w:asciiTheme="minorHAnsi" w:eastAsiaTheme="minorEastAsia" w:hAnsiTheme="minorHAnsi"/>
         </w:rPr>
       </w:pPr>
       <m:oMathPara>
@@ -9308,7 +10254,7 @@
               <m:nor/>
             </m:rPr>
             <w:rPr>
-              <w:rFonts w:ascii="Cambria Math" w:eastAsia="Times New Roman" w:hAnsi="Cambria Math" w:cs="Times New Roman"/>
+              <w:rFonts w:asciiTheme="minorHAnsi" w:eastAsia="Times New Roman" w:hAnsiTheme="minorHAnsi" w:cs="Times New Roman"/>
             </w:rPr>
             <m:t>V</m:t>
           </m:r>
@@ -9323,7 +10269,7 @@
               <m:nor/>
             </m:rPr>
             <w:rPr>
-              <w:rFonts w:ascii="Cambria Math" w:eastAsia="Times New Roman" w:hAnsi="Cambria Math" w:cs="Times New Roman"/>
+              <w:rFonts w:asciiTheme="minorHAnsi" w:eastAsia="Times New Roman" w:hAnsiTheme="minorHAnsi" w:cs="Times New Roman"/>
             </w:rPr>
             <m:t>V</m:t>
           </m:r>
@@ -9334,70 +10280,36 @@
       <w:pPr>
         <w:ind w:left="360"/>
         <w:rPr>
-          <w:rFonts w:eastAsiaTheme="minorEastAsia"/>
+          <w:rFonts w:asciiTheme="minorHAnsi" w:eastAsiaTheme="minorEastAsia" w:hAnsiTheme="minorHAnsi"/>
           <w:iCs/>
         </w:rPr>
       </w:pPr>
       <w:r>
         <w:rPr>
-          <w:rFonts w:eastAsiaTheme="minorEastAsia"/>
+          <w:rFonts w:asciiTheme="minorHAnsi" w:eastAsiaTheme="minorEastAsia" w:hAnsiTheme="minorHAnsi"/>
           <w:iCs/>
         </w:rPr>
-        <w:t>Je zjevné</w:t>
-      </w:r>
-      <w:r>
-        <w:rPr>
-          <w:rFonts w:eastAsiaTheme="minorEastAsia"/>
-          <w:iCs/>
-        </w:rPr>
-        <w:t>, že vliv tolerance odporů a přesnosti multimetru je při</w:t>
-      </w:r>
-      <w:r>
-        <w:rPr>
-          <w:rFonts w:eastAsiaTheme="minorEastAsia"/>
-          <w:iCs/>
-        </w:rPr>
-        <w:t xml:space="preserve"> takovémto měření</w:t>
-      </w:r>
-      <w:r>
-        <w:rPr>
-          <w:rFonts w:eastAsiaTheme="minorEastAsia"/>
-          <w:iCs/>
-        </w:rPr>
-        <w:t xml:space="preserve"> zcela zanedbatelný</w:t>
-      </w:r>
-      <w:r>
-        <w:rPr>
-          <w:rFonts w:eastAsiaTheme="minorEastAsia"/>
-          <w:iCs/>
-        </w:rPr>
-        <w:t xml:space="preserve"> v porovnání s offsetem OZ. </w:t>
+        <w:t xml:space="preserve">Je zjevné, že vliv tolerance odporů a přesnosti multimetru je při takovémto měření zcela zanedbatelný v porovnání s offsetem OZ. </w:t>
       </w:r>
     </w:p>
     <w:p>
       <w:pPr>
         <w:ind w:left="360"/>
         <w:rPr>
-          <w:rFonts w:eastAsiaTheme="minorEastAsia"/>
+          <w:rFonts w:asciiTheme="minorHAnsi" w:eastAsiaTheme="minorEastAsia" w:hAnsiTheme="minorHAnsi"/>
           <w:iCs/>
         </w:rPr>
       </w:pPr>
       <w:r>
         <w:rPr>
-          <w:rFonts w:eastAsiaTheme="minorEastAsia"/>
+          <w:rFonts w:asciiTheme="minorHAnsi" w:eastAsiaTheme="minorEastAsia" w:hAnsiTheme="minorHAnsi"/>
           <w:iCs/>
         </w:rPr>
-        <w:t>Rozšířená nejistota</w:t>
-      </w:r>
-      <w:r>
-        <w:rPr>
-          <w:rFonts w:eastAsiaTheme="minorEastAsia"/>
-          <w:iCs/>
-        </w:rPr>
-        <w:t xml:space="preserve"> </w:t>
-      </w:r>
-      <w:r>
-        <w:rPr>
+        <w:t xml:space="preserve">Rozšířená nejistota </w:t>
+      </w:r>
+      <w:r>
+        <w:rPr>
+          <w:rFonts w:asciiTheme="minorHAnsi" w:hAnsiTheme="minorHAnsi"/>
           <w:color w:val="000000"/>
         </w:rPr>
         <w:t>(</w:t>
@@ -9437,6 +10349,7 @@
       </m:oMath>
       <w:r>
         <w:rPr>
+          <w:rFonts w:asciiTheme="minorHAnsi" w:hAnsiTheme="minorHAnsi"/>
           <w:color w:val="000000"/>
         </w:rPr>
         <w:t>) pak je:</w:t>
@@ -9444,6 +10357,7 @@
       <w:r>
         <w:rPr>
           <w:rStyle w:val="apple-converted-space"/>
+          <w:rFonts w:asciiTheme="minorHAnsi" w:hAnsiTheme="minorHAnsi"/>
           <w:color w:val="000000"/>
         </w:rPr>
         <w:t> </w:t>
@@ -9485,7 +10399,7 @@
             <m:nor/>
           </m:rPr>
           <w:rPr>
-            <w:rFonts w:ascii="Cambria Math" w:eastAsia="Times New Roman" w:hAnsi="Cambria Math" w:cs="Times New Roman"/>
+            <w:rFonts w:asciiTheme="minorHAnsi" w:eastAsia="Times New Roman" w:hAnsiTheme="minorHAnsi" w:cs="Times New Roman"/>
           </w:rPr>
           <m:t>V</m:t>
         </m:r>
@@ -9524,7 +10438,7 @@
             <m:nor/>
           </m:rPr>
           <w:rPr>
-            <w:rFonts w:ascii="Cambria Math" w:eastAsia="Times New Roman" w:hAnsi="Cambria Math" w:cs="Times New Roman"/>
+            <w:rFonts w:asciiTheme="minorHAnsi" w:eastAsia="Times New Roman" w:hAnsiTheme="minorHAnsi" w:cs="Times New Roman"/>
           </w:rPr>
           <m:t>V</m:t>
         </m:r>
@@ -9533,11 +10447,20 @@
     <w:p>
       <w:pPr>
         <w:ind w:left="360"/>
+        <w:rPr>
+          <w:rFonts w:asciiTheme="minorHAnsi" w:hAnsiTheme="minorHAnsi"/>
+        </w:rPr>
       </w:pPr>
     </w:p>
     <w:p>
-      <w:r>
-        <w:rPr>
+      <w:pPr>
+        <w:rPr>
+          <w:rFonts w:asciiTheme="minorHAnsi" w:hAnsiTheme="minorHAnsi"/>
+        </w:rPr>
+      </w:pPr>
+      <w:r>
+        <w:rPr>
+          <w:rFonts w:asciiTheme="minorHAnsi" w:hAnsiTheme="minorHAnsi"/>
           <w:b/>
           <w:bCs/>
         </w:rPr>
@@ -9547,10 +10470,13 @@
     <w:p>
       <w:pPr>
         <w:rPr>
-          <w:rFonts w:eastAsiaTheme="minorEastAsia"/>
-        </w:rPr>
-      </w:pPr>
-      <w:r>
+          <w:rFonts w:asciiTheme="minorHAnsi" w:eastAsiaTheme="minorEastAsia" w:hAnsiTheme="minorHAnsi"/>
+        </w:rPr>
+      </w:pPr>
+      <w:r>
+        <w:rPr>
+          <w:rFonts w:asciiTheme="minorHAnsi" w:hAnsiTheme="minorHAnsi"/>
+        </w:rPr>
         <w:t xml:space="preserve">Při výpočtu vycházíme z hodnoty napětí z přímého měření </w:t>
       </w:r>
       <m:oMath>
@@ -9590,28 +10516,16 @@
             <m:nor/>
           </m:rPr>
           <w:rPr>
-            <w:rFonts w:ascii="Cambria Math" w:eastAsia="Times New Roman" w:hAnsi="Cambria Math" w:cs="Times New Roman"/>
+            <w:rFonts w:asciiTheme="minorHAnsi" w:eastAsia="Times New Roman" w:hAnsiTheme="minorHAnsi" w:cs="Times New Roman"/>
           </w:rPr>
           <m:t>V</m:t>
         </m:r>
       </m:oMath>
       <w:r>
         <w:rPr>
-          <w:rFonts w:eastAsiaTheme="minorEastAsia"/>
-        </w:rPr>
-        <w:t xml:space="preserve">, </w:t>
-      </w:r>
-      <w:r>
-        <w:rPr>
-          <w:rFonts w:eastAsiaTheme="minorEastAsia"/>
-        </w:rPr>
-        <w:t>konstanty termočlánku</w:t>
-      </w:r>
-      <w:r>
-        <w:rPr>
-          <w:rFonts w:eastAsiaTheme="minorEastAsia"/>
-        </w:rPr>
-        <w:t xml:space="preserve"> </w:t>
+          <w:rFonts w:asciiTheme="minorHAnsi" w:eastAsiaTheme="minorEastAsia" w:hAnsiTheme="minorHAnsi"/>
+        </w:rPr>
+        <w:t xml:space="preserve">, konstanty termočlánku </w:t>
       </w:r>
       <m:oMath>
         <m:r>
@@ -9625,7 +10539,7 @@
             <m:nor/>
           </m:rPr>
           <w:rPr>
-            <w:rFonts w:ascii="Cambria Math" w:eastAsia="Times New Roman" w:hAnsi="Cambria Math" w:cs="Times New Roman"/>
+            <w:rFonts w:asciiTheme="minorHAnsi" w:eastAsia="Times New Roman" w:hAnsiTheme="minorHAnsi" w:cs="Times New Roman"/>
           </w:rPr>
           <m:t>V</m:t>
         </m:r>
@@ -9659,28 +10573,16 @@
             <m:nor/>
           </m:rPr>
           <w:rPr>
-            <w:rFonts w:ascii="Cambria Math" w:eastAsia="Times New Roman" w:hAnsi="Cambria Math" w:cs="Times New Roman"/>
+            <w:rFonts w:asciiTheme="minorHAnsi" w:eastAsia="Times New Roman" w:hAnsiTheme="minorHAnsi" w:cs="Times New Roman"/>
           </w:rPr>
           <m:t>C</m:t>
         </m:r>
       </m:oMath>
       <w:r>
         <w:rPr>
-          <w:rFonts w:eastAsiaTheme="minorEastAsia"/>
-        </w:rPr>
-        <w:t xml:space="preserve"> </w:t>
-      </w:r>
-      <w:r>
-        <w:rPr>
-          <w:rFonts w:eastAsiaTheme="minorEastAsia"/>
-        </w:rPr>
-        <w:t>a předpokládané teploty laboratoře</w:t>
-      </w:r>
-      <w:r>
-        <w:rPr>
-          <w:rFonts w:eastAsiaTheme="minorEastAsia"/>
-        </w:rPr>
-        <w:t xml:space="preserve"> </w:t>
+          <w:rFonts w:asciiTheme="minorHAnsi" w:eastAsiaTheme="minorEastAsia" w:hAnsiTheme="minorHAnsi"/>
+        </w:rPr>
+        <w:t xml:space="preserve"> a předpokládané teploty laboratoře </w:t>
       </w:r>
       <m:oMath>
         <m:sSub>
@@ -9744,28 +10646,22 @@
             <m:nor/>
           </m:rPr>
           <w:rPr>
-            <w:rFonts w:ascii="Cambria Math" w:eastAsia="Times New Roman" w:hAnsi="Cambria Math" w:cs="Times New Roman"/>
+            <w:rFonts w:asciiTheme="minorHAnsi" w:eastAsia="Times New Roman" w:hAnsiTheme="minorHAnsi" w:cs="Times New Roman"/>
           </w:rPr>
           <m:t>C</m:t>
         </m:r>
       </m:oMath>
       <w:r>
         <w:rPr>
-          <w:rFonts w:eastAsiaTheme="minorEastAsia"/>
-        </w:rPr>
-        <w:t xml:space="preserve">. </w:t>
-      </w:r>
-      <w:r>
-        <w:rPr>
-          <w:rFonts w:eastAsiaTheme="minorEastAsia"/>
-        </w:rPr>
-        <w:t>dosadíme do vztahu:</w:t>
+          <w:rFonts w:asciiTheme="minorHAnsi" w:eastAsiaTheme="minorEastAsia" w:hAnsiTheme="minorHAnsi"/>
+        </w:rPr>
+        <w:t>. dosadíme do vztahu:</w:t>
       </w:r>
     </w:p>
     <w:p>
       <w:pPr>
         <w:rPr>
-          <w:rFonts w:eastAsiaTheme="minorEastAsia"/>
+          <w:rFonts w:asciiTheme="minorHAnsi" w:eastAsiaTheme="minorEastAsia" w:hAnsiTheme="minorHAnsi"/>
         </w:rPr>
       </w:pPr>
       <m:oMathPara>
@@ -9955,7 +10851,7 @@
               <m:nor/>
             </m:rPr>
             <w:rPr>
-              <w:rFonts w:ascii="Cambria Math" w:eastAsia="Times New Roman" w:hAnsi="Cambria Math" w:cs="Times New Roman"/>
+              <w:rFonts w:asciiTheme="minorHAnsi" w:eastAsia="Times New Roman" w:hAnsiTheme="minorHAnsi" w:cs="Times New Roman"/>
             </w:rPr>
             <m:t>C</m:t>
           </m:r>
@@ -9967,12 +10863,12 @@
         <w:spacing w:after="160"/>
         <w:jc w:val="left"/>
         <w:rPr>
-          <w:rFonts w:eastAsiaTheme="minorEastAsia"/>
-        </w:rPr>
-      </w:pPr>
-      <w:r>
-        <w:rPr>
-          <w:rFonts w:eastAsiaTheme="minorEastAsia"/>
+          <w:rFonts w:asciiTheme="minorHAnsi" w:eastAsiaTheme="minorEastAsia" w:hAnsiTheme="minorHAnsi"/>
+        </w:rPr>
+      </w:pPr>
+      <w:r>
+        <w:rPr>
+          <w:rFonts w:asciiTheme="minorHAnsi" w:eastAsiaTheme="minorEastAsia" w:hAnsiTheme="minorHAnsi"/>
         </w:rPr>
         <w:br w:type="page"/>
       </w:r>
@@ -9980,71 +10876,146 @@
     <w:p>
       <w:pPr>
         <w:pStyle w:val="Heading1"/>
-      </w:pPr>
-      <w:r>
+        <w:rPr>
+          <w:rFonts w:asciiTheme="minorHAnsi" w:hAnsiTheme="minorHAnsi"/>
+        </w:rPr>
+      </w:pPr>
+      <w:r>
+        <w:rPr>
+          <w:rFonts w:asciiTheme="minorHAnsi" w:hAnsiTheme="minorHAnsi"/>
+        </w:rPr>
         <w:lastRenderedPageBreak/>
         <w:t>Závěr</w:t>
       </w:r>
     </w:p>
     <w:p>
-      <w:r>
+      <w:pPr>
+        <w:rPr>
+          <w:rFonts w:asciiTheme="minorHAnsi" w:hAnsiTheme="minorHAnsi"/>
+        </w:rPr>
+      </w:pPr>
+      <w:r>
+        <w:rPr>
+          <w:rFonts w:asciiTheme="minorHAnsi" w:hAnsiTheme="minorHAnsi"/>
+        </w:rPr>
         <w:t xml:space="preserve">V této laboratorní úloze jsme se seznámili s metodou nepřímého měření malých stejnosměrných napětí. V tomto případě pro termočlánky. Při přímém měření multimetrem, jsme si ověřili, že je limitováno jeho rozlišením a přesností, což při signálech v řádech </w:t>
       </w:r>
       <w:proofErr w:type="spellStart"/>
       <w:r>
+        <w:rPr>
+          <w:rFonts w:asciiTheme="minorHAnsi" w:hAnsiTheme="minorHAnsi"/>
+        </w:rPr>
         <w:t>m</w:t>
       </w:r>
       <w:r>
+        <w:rPr>
+          <w:rFonts w:asciiTheme="minorHAnsi" w:hAnsiTheme="minorHAnsi"/>
+        </w:rPr>
         <w:t>V</w:t>
       </w:r>
       <w:proofErr w:type="spellEnd"/>
       <w:r>
+        <w:rPr>
+          <w:rFonts w:asciiTheme="minorHAnsi" w:hAnsiTheme="minorHAnsi"/>
+        </w:rPr>
         <w:t xml:space="preserve"> vnáší značnou nejistotu.</w:t>
       </w:r>
     </w:p>
     <w:p>
-      <w:r>
+      <w:pPr>
+        <w:rPr>
+          <w:rFonts w:asciiTheme="minorHAnsi" w:hAnsiTheme="minorHAnsi"/>
+        </w:rPr>
+      </w:pPr>
+      <w:r>
+        <w:rPr>
+          <w:rFonts w:asciiTheme="minorHAnsi" w:hAnsiTheme="minorHAnsi"/>
+        </w:rPr>
         <w:t>Při použití invertujícího zesilovače za účelem přizpůsobení rozsahu se jako zásadní nevýhoda potvrdil malý vstupní odpor zapojení. Ten zkušební obvod příliš zatěžoval a vytvářel systematickou chybu metody, kterou bylo následně nutné ko</w:t>
       </w:r>
       <w:r>
+        <w:rPr>
+          <w:rFonts w:asciiTheme="minorHAnsi" w:hAnsiTheme="minorHAnsi"/>
+        </w:rPr>
         <w:t>rigovat</w:t>
       </w:r>
       <w:r>
+        <w:rPr>
+          <w:rFonts w:asciiTheme="minorHAnsi" w:hAnsiTheme="minorHAnsi"/>
+        </w:rPr>
         <w:t xml:space="preserve"> o úbytek na napěťovém děliči.</w:t>
       </w:r>
     </w:p>
     <w:p>
-      <w:r>
+      <w:pPr>
+        <w:rPr>
+          <w:rFonts w:asciiTheme="minorHAnsi" w:hAnsiTheme="minorHAnsi"/>
+        </w:rPr>
+      </w:pPr>
+      <w:r>
+        <w:rPr>
+          <w:rFonts w:asciiTheme="minorHAnsi" w:hAnsiTheme="minorHAnsi"/>
+        </w:rPr>
         <w:t>Z vyhodnocení nejistot je zřejmé, že pro přesné zesilování DC signálů je nejdůležitějším parametrem napěťov</w:t>
       </w:r>
       <w:r>
+        <w:rPr>
+          <w:rFonts w:asciiTheme="minorHAnsi" w:hAnsiTheme="minorHAnsi"/>
+        </w:rPr>
         <w:t xml:space="preserve">ý offset </w:t>
       </w:r>
       <w:r>
+        <w:rPr>
+          <w:rFonts w:asciiTheme="minorHAnsi" w:hAnsiTheme="minorHAnsi"/>
+        </w:rPr>
         <w:t xml:space="preserve">použitého operačního zesilovače. U OZ OP07 byl offset natolik výrazný, že při výpočtech v podstatě </w:t>
       </w:r>
       <w:r>
+        <w:rPr>
+          <w:rFonts w:asciiTheme="minorHAnsi" w:hAnsiTheme="minorHAnsi"/>
+        </w:rPr>
         <w:t xml:space="preserve">sám </w:t>
       </w:r>
       <w:r>
+        <w:rPr>
+          <w:rFonts w:asciiTheme="minorHAnsi" w:hAnsiTheme="minorHAnsi"/>
+        </w:rPr>
         <w:t>určoval celkovou nejistotu typu B</w:t>
       </w:r>
       <w:r>
+        <w:rPr>
+          <w:rFonts w:asciiTheme="minorHAnsi" w:hAnsiTheme="minorHAnsi"/>
+        </w:rPr>
         <w:t xml:space="preserve">. </w:t>
       </w:r>
       <w:r>
+        <w:rPr>
+          <w:rFonts w:asciiTheme="minorHAnsi" w:hAnsiTheme="minorHAnsi"/>
+        </w:rPr>
         <w:t>Oproti tomu OZ ICL 7650, ačkoliv jeho offset mírně</w:t>
       </w:r>
       <w:r>
+        <w:rPr>
+          <w:rFonts w:asciiTheme="minorHAnsi" w:hAnsiTheme="minorHAnsi"/>
+        </w:rPr>
         <w:t xml:space="preserve"> </w:t>
       </w:r>
       <w:r>
+        <w:rPr>
+          <w:rFonts w:asciiTheme="minorHAnsi" w:hAnsiTheme="minorHAnsi"/>
+        </w:rPr>
         <w:t>překračoval očekávané maximum z tabulek, stále prokázal řádově menší offset, díky čemuž je pro zapojení s termočlánky výrazně vhodnější a méně zkresluje výsledek. Získané naměřené hodnoty se po zohlednění parazitních vlastností a šumu</w:t>
       </w:r>
       <w:r>
+        <w:rPr>
+          <w:rFonts w:asciiTheme="minorHAnsi" w:hAnsiTheme="minorHAnsi"/>
+        </w:rPr>
         <w:t>, očekávaného vzhledem ke kolísavosti termočlánku,</w:t>
       </w:r>
       <w:r>
+        <w:rPr>
+          <w:rFonts w:asciiTheme="minorHAnsi" w:hAnsiTheme="minorHAnsi"/>
+        </w:rPr>
         <w:t xml:space="preserve"> shodovaly s teoretickými předpoklady z domácí přípravy.</w:t>
       </w:r>
     </w:p>
@@ -12651,6 +13622,19 @@
       </w:tblBorders>
     </w:tblPr>
   </w:style>
+  <w:style w:type="paragraph" w:styleId="Revision">
+    <w:name w:val="Revision"/>
+    <w:hidden/>
+    <w:uiPriority w:val="99"/>
+    <w:semiHidden/>
+    <w:rsid w:val="00C41FB2"/>
+    <w:pPr>
+      <w:spacing w:after="0" w:line="240" w:lineRule="auto"/>
+    </w:pPr>
+    <w:rPr>
+      <w:rFonts w:ascii="Technika" w:hAnsi="Technika"/>
+    </w:rPr>
+  </w:style>
 </w:styles>
 </file>
 
